--- a/Proposal Report.docx
+++ b/Proposal Report.docx
@@ -31,7 +31,7 @@
           <w:noProof/>
         </w:rPr>
         <w:drawing>
-          <wp:inline distT="0" distB="0" distL="0" distR="0" wp14:anchorId="3582ED3B" wp14:editId="512E1DF8">
+          <wp:inline distT="0" distB="0" distL="0" distR="0" wp14:anchorId="3582ED3B" wp14:editId="62595E29">
             <wp:extent cx="3108960" cy="797357"/>
             <wp:effectExtent l="0" t="0" r="0" b="3175"/>
             <wp:docPr id="436508718" name="Picture 1" descr="NUS-ISS AR2022: Brand Revamp"/>
@@ -239,14 +239,14 @@
           <w:p>
             <w:pPr>
               <w:rPr>
-                <w:rFonts w:eastAsia="Arial"/>
+                <w:rFonts w:ascii="Arial" w:eastAsia="Arial" w:hAnsi="Arial" w:cs="Arial"/>
                 <w:b/>
                 <w:bCs/>
               </w:rPr>
             </w:pPr>
             <w:r>
               <w:rPr>
-                <w:rFonts w:eastAsia="Arial"/>
+                <w:rFonts w:ascii="Arial" w:eastAsia="Arial" w:hAnsi="Arial" w:cs="Arial"/>
                 <w:b/>
                 <w:bCs/>
               </w:rPr>
@@ -261,14 +261,14 @@
           <w:p>
             <w:pPr>
               <w:rPr>
-                <w:rFonts w:eastAsia="Arial"/>
+                <w:rFonts w:ascii="Arial" w:eastAsia="Arial" w:hAnsi="Arial" w:cs="Arial"/>
                 <w:b/>
                 <w:bCs/>
               </w:rPr>
             </w:pPr>
             <w:r>
               <w:rPr>
-                <w:rFonts w:eastAsia="Arial"/>
+                <w:rFonts w:ascii="Arial" w:eastAsia="Arial" w:hAnsi="Arial" w:cs="Arial"/>
                 <w:b/>
                 <w:bCs/>
               </w:rPr>
@@ -278,67 +278,18 @@
           <w:p>
             <w:pPr>
               <w:rPr>
-                <w:rFonts w:eastAsia="Arial"/>
+                <w:rFonts w:ascii="Arial" w:eastAsia="Arial" w:hAnsi="Arial" w:cs="Arial"/>
                 <w:b/>
                 <w:bCs/>
               </w:rPr>
             </w:pPr>
             <w:r>
               <w:rPr>
-                <w:rFonts w:eastAsia="Arial"/>
+                <w:rFonts w:ascii="Arial" w:eastAsia="Arial" w:hAnsi="Arial" w:cs="Arial"/>
                 <w:b/>
                 <w:bCs/>
               </w:rPr>
               <w:t>[AIRSCRS]</w:t>
-            </w:r>
-          </w:p>
-        </w:tc>
-      </w:tr>
-      <w:tr>
-        <w:trPr>
-          <w:trHeight w:val="888"/>
-        </w:trPr>
-        <w:tc>
-          <w:tcPr>
-            <w:tcW w:w="3235" w:type="dxa"/>
-          </w:tcPr>
-          <w:p>
-            <w:pPr>
-              <w:rPr>
-                <w:rFonts w:eastAsia="Arial"/>
-                <w:b/>
-                <w:bCs/>
-              </w:rPr>
-            </w:pPr>
-            <w:r>
-              <w:rPr>
-                <w:rFonts w:eastAsia="Arial"/>
-                <w:b/>
-                <w:bCs/>
-              </w:rPr>
-              <w:t>Group No.</w:t>
-            </w:r>
-          </w:p>
-        </w:tc>
-        <w:tc>
-          <w:tcPr>
-            <w:tcW w:w="6307" w:type="dxa"/>
-          </w:tcPr>
-          <w:p>
-            <w:pPr>
-              <w:rPr>
-                <w:rFonts w:eastAsia="Arial"/>
-                <w:b/>
-                <w:bCs/>
-              </w:rPr>
-            </w:pPr>
-            <w:r>
-              <w:rPr>
-                <w:rFonts w:eastAsia="Arial"/>
-                <w:b/>
-                <w:bCs/>
-              </w:rPr>
-              <w:t>Group</w:t>
             </w:r>
           </w:p>
         </w:tc>
@@ -354,14 +305,14 @@
           <w:p>
             <w:pPr>
               <w:rPr>
-                <w:rFonts w:eastAsia="Arial"/>
+                <w:rFonts w:ascii="Arial" w:eastAsia="Arial" w:hAnsi="Arial" w:cs="Arial"/>
                 <w:b/>
                 <w:bCs/>
               </w:rPr>
             </w:pPr>
             <w:r>
               <w:rPr>
-                <w:rFonts w:eastAsia="Arial"/>
+                <w:rFonts w:ascii="Arial" w:eastAsia="Arial" w:hAnsi="Arial" w:cs="Arial"/>
                 <w:b/>
                 <w:bCs/>
               </w:rPr>
@@ -376,7 +327,51 @@
           <w:p>
             <w:pPr>
               <w:rPr>
-                <w:rFonts w:eastAsia="Arial"/>
+                <w:rFonts w:ascii="Arial" w:eastAsia="Arial" w:hAnsi="Arial" w:cs="Arial"/>
+                <w:b/>
+                <w:bCs/>
+              </w:rPr>
+            </w:pPr>
+            <w:r>
+              <w:rPr>
+                <w:rFonts w:ascii="Arial" w:eastAsia="Arial" w:hAnsi="Arial" w:cs="Arial"/>
+                <w:b/>
+                <w:bCs/>
+              </w:rPr>
+              <w:t>Muneeswaran Muthaiah (A0019650J)</w:t>
+            </w:r>
+          </w:p>
+          <w:p>
+            <w:pPr>
+              <w:rPr>
+                <w:rFonts w:ascii="Arial" w:eastAsia="Arial" w:hAnsi="Arial" w:cs="Arial"/>
+                <w:b/>
+                <w:bCs/>
+              </w:rPr>
+            </w:pPr>
+          </w:p>
+          <w:p>
+            <w:pPr>
+              <w:rPr>
+                <w:rFonts w:ascii="Arial" w:eastAsia="Arial" w:hAnsi="Arial" w:cs="Arial"/>
+                <w:b/>
+                <w:bCs/>
+              </w:rPr>
+            </w:pPr>
+          </w:p>
+          <w:p>
+            <w:pPr>
+              <w:rPr>
+                <w:rFonts w:ascii="Arial" w:eastAsia="Arial" w:hAnsi="Arial" w:cs="Arial"/>
+                <w:b/>
+                <w:bCs/>
+              </w:rPr>
+            </w:pPr>
+          </w:p>
+          <w:p>
+            <w:pPr>
+              <w:rPr>
+                <w:rFonts w:ascii="Arial" w:eastAsia="Arial" w:hAnsi="Arial" w:cs="Arial"/>
                 <w:b/>
                 <w:bCs/>
               </w:rPr>
@@ -426,7 +421,7 @@
               <w:kern w:val="2"/>
               <w:sz w:val="24"/>
               <w:szCs w:val="24"/>
-              <w:lang w:eastAsia="en-US" w:bidi="ta-IN"/>
+              <w:lang w:val="en-SG" w:eastAsia="en-SG"/>
               <w14:ligatures w14:val="standardContextual"/>
             </w:rPr>
           </w:pPr>
@@ -439,7 +434,7 @@
           <w:r>
             <w:fldChar w:fldCharType="separate"/>
           </w:r>
-          <w:hyperlink w:anchor="_Toc194227755" w:history="1">
+          <w:hyperlink w:anchor="_Toc224165120" w:history="1">
             <w:r>
               <w:rPr>
                 <w:rStyle w:val="Hyperlink"/>
@@ -466,7 +461,7 @@
                 <w:noProof/>
                 <w:webHidden/>
               </w:rPr>
-              <w:instrText xml:space="preserve"> PAGEREF _Toc194227755 \h </w:instrText>
+              <w:instrText xml:space="preserve"> PAGEREF _Toc224165120 \h </w:instrText>
             </w:r>
             <w:r>
               <w:rPr>
@@ -486,7 +481,7 @@
                 <w:noProof/>
                 <w:webHidden/>
               </w:rPr>
-              <w:t>3</w:t>
+              <w:t>2</w:t>
             </w:r>
             <w:r>
               <w:rPr>
@@ -509,11 +504,11 @@
               <w:kern w:val="2"/>
               <w:sz w:val="24"/>
               <w:szCs w:val="24"/>
-              <w:lang w:eastAsia="en-US" w:bidi="ta-IN"/>
+              <w:lang w:val="en-SG" w:eastAsia="en-SG"/>
               <w14:ligatures w14:val="standardContextual"/>
             </w:rPr>
           </w:pPr>
-          <w:hyperlink w:anchor="_Toc194227756" w:history="1">
+          <w:hyperlink w:anchor="_Toc224165121" w:history="1">
             <w:r>
               <w:rPr>
                 <w:rStyle w:val="Hyperlink"/>
@@ -540,7 +535,7 @@
                 <w:noProof/>
                 <w:webHidden/>
               </w:rPr>
-              <w:instrText xml:space="preserve"> PAGEREF _Toc194227756 \h </w:instrText>
+              <w:instrText xml:space="preserve"> PAGEREF _Toc224165121 \h </w:instrText>
             </w:r>
             <w:r>
               <w:rPr>
@@ -560,7 +555,7 @@
                 <w:noProof/>
                 <w:webHidden/>
               </w:rPr>
-              <w:t>4</w:t>
+              <w:t>3</w:t>
             </w:r>
             <w:r>
               <w:rPr>
@@ -583,17 +578,17 @@
               <w:kern w:val="2"/>
               <w:sz w:val="24"/>
               <w:szCs w:val="24"/>
-              <w:lang w:eastAsia="en-US" w:bidi="ta-IN"/>
+              <w:lang w:val="en-SG" w:eastAsia="en-SG"/>
               <w14:ligatures w14:val="standardContextual"/>
             </w:rPr>
           </w:pPr>
-          <w:hyperlink w:anchor="_Toc194227757" w:history="1">
+          <w:hyperlink w:anchor="_Toc224165122" w:history="1">
             <w:r>
               <w:rPr>
                 <w:rStyle w:val="Hyperlink"/>
                 <w:noProof/>
               </w:rPr>
-              <w:t>Project Background</w:t>
+              <w:t>Project Overview</w:t>
             </w:r>
             <w:r>
               <w:rPr>
@@ -614,7 +609,7 @@
                 <w:noProof/>
                 <w:webHidden/>
               </w:rPr>
-              <w:instrText xml:space="preserve"> PAGEREF _Toc194227757 \h </w:instrText>
+              <w:instrText xml:space="preserve"> PAGEREF _Toc224165122 \h </w:instrText>
             </w:r>
             <w:r>
               <w:rPr>
@@ -634,7 +629,7 @@
                 <w:noProof/>
                 <w:webHidden/>
               </w:rPr>
-              <w:t>5</w:t>
+              <w:t>3</w:t>
             </w:r>
             <w:r>
               <w:rPr>
@@ -657,17 +652,18 @@
               <w:kern w:val="2"/>
               <w:sz w:val="24"/>
               <w:szCs w:val="24"/>
-              <w:lang w:eastAsia="en-US" w:bidi="ta-IN"/>
+              <w:lang w:val="en-SG" w:eastAsia="en-SG"/>
               <w14:ligatures w14:val="standardContextual"/>
             </w:rPr>
           </w:pPr>
-          <w:hyperlink w:anchor="_Toc194227758" w:history="1">
+          <w:hyperlink w:anchor="_Toc224165123" w:history="1">
             <w:r>
               <w:rPr>
                 <w:rStyle w:val="Hyperlink"/>
+                <w:rFonts w:ascii="Arial" w:hAnsi="Arial" w:cs="Arial"/>
                 <w:noProof/>
               </w:rPr>
-              <w:t>Literature Review</w:t>
+              <w:t>Problem Statement</w:t>
             </w:r>
             <w:r>
               <w:rPr>
@@ -688,7 +684,7 @@
                 <w:noProof/>
                 <w:webHidden/>
               </w:rPr>
-              <w:instrText xml:space="preserve"> PAGEREF _Toc194227758 \h </w:instrText>
+              <w:instrText xml:space="preserve"> PAGEREF _Toc224165123 \h </w:instrText>
             </w:r>
             <w:r>
               <w:rPr>
@@ -708,7 +704,7 @@
                 <w:noProof/>
                 <w:webHidden/>
               </w:rPr>
-              <w:t>6</w:t>
+              <w:t>5</w:t>
             </w:r>
             <w:r>
               <w:rPr>
@@ -731,14 +727,15 @@
               <w:kern w:val="2"/>
               <w:sz w:val="24"/>
               <w:szCs w:val="24"/>
-              <w:lang w:eastAsia="en-US" w:bidi="ta-IN"/>
+              <w:lang w:val="en-SG" w:eastAsia="en-SG"/>
               <w14:ligatures w14:val="standardContextual"/>
             </w:rPr>
           </w:pPr>
-          <w:hyperlink w:anchor="_Toc194227759" w:history="1">
+          <w:hyperlink w:anchor="_Toc224165124" w:history="1">
             <w:r>
               <w:rPr>
                 <w:rStyle w:val="Hyperlink"/>
+                <w:rFonts w:ascii="Arial" w:hAnsi="Arial" w:cs="Arial"/>
                 <w:noProof/>
               </w:rPr>
               <w:t>Project Scope</w:t>
@@ -762,7 +759,7 @@
                 <w:noProof/>
                 <w:webHidden/>
               </w:rPr>
-              <w:instrText xml:space="preserve"> PAGEREF _Toc194227759 \h </w:instrText>
+              <w:instrText xml:space="preserve"> PAGEREF _Toc224165124 \h </w:instrText>
             </w:r>
             <w:r>
               <w:rPr>
@@ -782,7 +779,7 @@
                 <w:noProof/>
                 <w:webHidden/>
               </w:rPr>
-              <w:t>8</w:t>
+              <w:t>5</w:t>
             </w:r>
             <w:r>
               <w:rPr>
@@ -805,14 +802,90 @@
               <w:kern w:val="2"/>
               <w:sz w:val="24"/>
               <w:szCs w:val="24"/>
-              <w:lang w:eastAsia="en-US" w:bidi="ta-IN"/>
+              <w:lang w:val="en-SG" w:eastAsia="en-SG"/>
               <w14:ligatures w14:val="standardContextual"/>
             </w:rPr>
           </w:pPr>
-          <w:hyperlink w:anchor="_Toc194227760" w:history="1">
+          <w:hyperlink w:anchor="_Toc224165125" w:history="1">
             <w:r>
               <w:rPr>
                 <w:rStyle w:val="Hyperlink"/>
+                <w:rFonts w:ascii="Arial" w:hAnsi="Arial" w:cs="Arial"/>
+                <w:noProof/>
+              </w:rPr>
+              <w:t>Limitations and Constraints</w:t>
+            </w:r>
+            <w:r>
+              <w:rPr>
+                <w:noProof/>
+                <w:webHidden/>
+              </w:rPr>
+              <w:tab/>
+            </w:r>
+            <w:r>
+              <w:rPr>
+                <w:noProof/>
+                <w:webHidden/>
+              </w:rPr>
+              <w:fldChar w:fldCharType="begin"/>
+            </w:r>
+            <w:r>
+              <w:rPr>
+                <w:noProof/>
+                <w:webHidden/>
+              </w:rPr>
+              <w:instrText xml:space="preserve"> PAGEREF _Toc224165125 \h </w:instrText>
+            </w:r>
+            <w:r>
+              <w:rPr>
+                <w:noProof/>
+                <w:webHidden/>
+              </w:rPr>
+            </w:r>
+            <w:r>
+              <w:rPr>
+                <w:noProof/>
+                <w:webHidden/>
+              </w:rPr>
+              <w:fldChar w:fldCharType="separate"/>
+            </w:r>
+            <w:r>
+              <w:rPr>
+                <w:noProof/>
+                <w:webHidden/>
+              </w:rPr>
+              <w:t>6</w:t>
+            </w:r>
+            <w:r>
+              <w:rPr>
+                <w:noProof/>
+                <w:webHidden/>
+              </w:rPr>
+              <w:fldChar w:fldCharType="end"/>
+            </w:r>
+          </w:hyperlink>
+        </w:p>
+        <w:p>
+          <w:pPr>
+            <w:pStyle w:val="TOC1"/>
+            <w:tabs>
+              <w:tab w:val="right" w:leader="dot" w:pos="9016"/>
+            </w:tabs>
+            <w:rPr>
+              <w:rFonts w:asciiTheme="minorHAnsi" w:hAnsiTheme="minorHAnsi" w:cstheme="minorBidi"/>
+              <w:noProof/>
+              <w:kern w:val="2"/>
+              <w:sz w:val="24"/>
+              <w:szCs w:val="24"/>
+              <w:lang w:val="en-SG" w:eastAsia="en-SG"/>
+              <w14:ligatures w14:val="standardContextual"/>
+            </w:rPr>
+          </w:pPr>
+          <w:hyperlink w:anchor="_Toc224165126" w:history="1">
+            <w:r>
+              <w:rPr>
+                <w:rStyle w:val="Hyperlink"/>
+                <w:rFonts w:ascii="Arial" w:hAnsi="Arial" w:cs="Arial"/>
                 <w:noProof/>
               </w:rPr>
               <w:t>Data Collection and Preparation</w:t>
@@ -836,7 +909,7 @@
                 <w:noProof/>
                 <w:webHidden/>
               </w:rPr>
-              <w:instrText xml:space="preserve"> PAGEREF _Toc194227760 \h </w:instrText>
+              <w:instrText xml:space="preserve"> PAGEREF _Toc224165126 \h </w:instrText>
             </w:r>
             <w:r>
               <w:rPr>
@@ -856,7 +929,7 @@
                 <w:noProof/>
                 <w:webHidden/>
               </w:rPr>
-              <w:t>8</w:t>
+              <w:t>6</w:t>
             </w:r>
             <w:r>
               <w:rPr>
@@ -879,14 +952,15 @@
               <w:kern w:val="2"/>
               <w:sz w:val="24"/>
               <w:szCs w:val="24"/>
-              <w:lang w:eastAsia="en-US" w:bidi="ta-IN"/>
+              <w:lang w:val="en-SG" w:eastAsia="en-SG"/>
               <w14:ligatures w14:val="standardContextual"/>
             </w:rPr>
           </w:pPr>
-          <w:hyperlink w:anchor="_Toc194227761" w:history="1">
+          <w:hyperlink w:anchor="_Toc224165127" w:history="1">
             <w:r>
               <w:rPr>
                 <w:rStyle w:val="Hyperlink"/>
+                <w:rFonts w:ascii="Arial" w:hAnsi="Arial" w:cs="Arial"/>
                 <w:noProof/>
               </w:rPr>
               <w:t>Data Collection</w:t>
@@ -910,7 +984,7 @@
                 <w:noProof/>
                 <w:webHidden/>
               </w:rPr>
-              <w:instrText xml:space="preserve"> PAGEREF _Toc194227761 \h </w:instrText>
+              <w:instrText xml:space="preserve"> PAGEREF _Toc224165127 \h </w:instrText>
             </w:r>
             <w:r>
               <w:rPr>
@@ -930,7 +1004,7 @@
                 <w:noProof/>
                 <w:webHidden/>
               </w:rPr>
-              <w:t>8</w:t>
+              <w:t>6</w:t>
             </w:r>
             <w:r>
               <w:rPr>
@@ -953,14 +1027,15 @@
               <w:kern w:val="2"/>
               <w:sz w:val="24"/>
               <w:szCs w:val="24"/>
-              <w:lang w:eastAsia="en-US" w:bidi="ta-IN"/>
+              <w:lang w:val="en-SG" w:eastAsia="en-SG"/>
               <w14:ligatures w14:val="standardContextual"/>
             </w:rPr>
           </w:pPr>
-          <w:hyperlink w:anchor="_Toc194227762" w:history="1">
+          <w:hyperlink w:anchor="_Toc224165128" w:history="1">
             <w:r>
               <w:rPr>
                 <w:rStyle w:val="Hyperlink"/>
+                <w:rFonts w:ascii="Arial" w:hAnsi="Arial" w:cs="Arial"/>
                 <w:noProof/>
               </w:rPr>
               <w:t>Data Preparation</w:t>
@@ -984,7 +1059,7 @@
                 <w:noProof/>
                 <w:webHidden/>
               </w:rPr>
-              <w:instrText xml:space="preserve"> PAGEREF _Toc194227762 \h </w:instrText>
+              <w:instrText xml:space="preserve"> PAGEREF _Toc224165128 \h </w:instrText>
             </w:r>
             <w:r>
               <w:rPr>
@@ -1004,7 +1079,7 @@
                 <w:noProof/>
                 <w:webHidden/>
               </w:rPr>
-              <w:t>9</w:t>
+              <w:t>7</w:t>
             </w:r>
             <w:r>
               <w:rPr>
@@ -1027,14 +1102,15 @@
               <w:kern w:val="2"/>
               <w:sz w:val="24"/>
               <w:szCs w:val="24"/>
-              <w:lang w:eastAsia="en-US" w:bidi="ta-IN"/>
+              <w:lang w:val="en-SG" w:eastAsia="en-SG"/>
               <w14:ligatures w14:val="standardContextual"/>
             </w:rPr>
           </w:pPr>
-          <w:hyperlink w:anchor="_Toc194227763" w:history="1">
+          <w:hyperlink w:anchor="_Toc224165129" w:history="1">
             <w:r>
               <w:rPr>
                 <w:rStyle w:val="Hyperlink"/>
+                <w:rFonts w:ascii="Arial" w:hAnsi="Arial" w:cs="Arial"/>
                 <w:noProof/>
               </w:rPr>
               <w:t>System Design</w:t>
@@ -1058,7 +1134,7 @@
                 <w:noProof/>
                 <w:webHidden/>
               </w:rPr>
-              <w:instrText xml:space="preserve"> PAGEREF _Toc194227763 \h </w:instrText>
+              <w:instrText xml:space="preserve"> PAGEREF _Toc224165129 \h </w:instrText>
             </w:r>
             <w:r>
               <w:rPr>
@@ -1078,7 +1154,7 @@
                 <w:noProof/>
                 <w:webHidden/>
               </w:rPr>
-              <w:t>11</w:t>
+              <w:t>7</w:t>
             </w:r>
             <w:r>
               <w:rPr>
@@ -1101,14 +1177,15 @@
               <w:kern w:val="2"/>
               <w:sz w:val="24"/>
               <w:szCs w:val="24"/>
-              <w:lang w:eastAsia="en-US" w:bidi="ta-IN"/>
+              <w:lang w:val="en-SG" w:eastAsia="en-SG"/>
               <w14:ligatures w14:val="standardContextual"/>
             </w:rPr>
           </w:pPr>
-          <w:hyperlink w:anchor="_Toc194227764" w:history="1">
+          <w:hyperlink w:anchor="_Toc224165130" w:history="1">
             <w:r>
               <w:rPr>
                 <w:rStyle w:val="Hyperlink"/>
+                <w:rFonts w:ascii="Arial" w:hAnsi="Arial" w:cs="Arial"/>
                 <w:noProof/>
               </w:rPr>
               <w:t>Foreseeable Challenges &amp; Limitations</w:t>
@@ -1132,7 +1209,7 @@
                 <w:noProof/>
                 <w:webHidden/>
               </w:rPr>
-              <w:instrText xml:space="preserve"> PAGEREF _Toc194227764 \h </w:instrText>
+              <w:instrText xml:space="preserve"> PAGEREF _Toc224165130 \h </w:instrText>
             </w:r>
             <w:r>
               <w:rPr>
@@ -1152,7 +1229,7 @@
                 <w:noProof/>
                 <w:webHidden/>
               </w:rPr>
-              <w:t>15</w:t>
+              <w:t>8</w:t>
             </w:r>
             <w:r>
               <w:rPr>
@@ -1175,14 +1252,15 @@
               <w:kern w:val="2"/>
               <w:sz w:val="24"/>
               <w:szCs w:val="24"/>
-              <w:lang w:eastAsia="en-US" w:bidi="ta-IN"/>
+              <w:lang w:val="en-SG" w:eastAsia="en-SG"/>
               <w14:ligatures w14:val="standardContextual"/>
             </w:rPr>
           </w:pPr>
-          <w:hyperlink w:anchor="_Toc194227765" w:history="1">
+          <w:hyperlink w:anchor="_Toc224165131" w:history="1">
             <w:r>
               <w:rPr>
                 <w:rStyle w:val="Hyperlink"/>
+                <w:rFonts w:ascii="Arial" w:hAnsi="Arial" w:cs="Arial"/>
                 <w:noProof/>
               </w:rPr>
               <w:t>Conclusion</w:t>
@@ -1206,7 +1284,7 @@
                 <w:noProof/>
                 <w:webHidden/>
               </w:rPr>
-              <w:instrText xml:space="preserve"> PAGEREF _Toc194227765 \h </w:instrText>
+              <w:instrText xml:space="preserve"> PAGEREF _Toc224165131 \h </w:instrText>
             </w:r>
             <w:r>
               <w:rPr>
@@ -1226,525 +1304,7 @@
                 <w:noProof/>
                 <w:webHidden/>
               </w:rPr>
-              <w:t>15</w:t>
-            </w:r>
-            <w:r>
-              <w:rPr>
-                <w:noProof/>
-                <w:webHidden/>
-              </w:rPr>
-              <w:fldChar w:fldCharType="end"/>
-            </w:r>
-          </w:hyperlink>
-        </w:p>
-        <w:p>
-          <w:pPr>
-            <w:pStyle w:val="TOC1"/>
-            <w:tabs>
-              <w:tab w:val="right" w:leader="dot" w:pos="9016"/>
-            </w:tabs>
-            <w:rPr>
-              <w:rFonts w:asciiTheme="minorHAnsi" w:hAnsiTheme="minorHAnsi" w:cstheme="minorBidi"/>
-              <w:noProof/>
-              <w:kern w:val="2"/>
-              <w:sz w:val="24"/>
-              <w:szCs w:val="24"/>
-              <w:lang w:eastAsia="en-US" w:bidi="ta-IN"/>
-              <w14:ligatures w14:val="standardContextual"/>
-            </w:rPr>
-          </w:pPr>
-          <w:hyperlink w:anchor="_Toc194227766" w:history="1">
-            <w:r>
-              <w:rPr>
-                <w:rStyle w:val="Hyperlink"/>
-                <w:noProof/>
-              </w:rPr>
-              <w:t>References</w:t>
-            </w:r>
-            <w:r>
-              <w:rPr>
-                <w:noProof/>
-                <w:webHidden/>
-              </w:rPr>
-              <w:tab/>
-            </w:r>
-            <w:r>
-              <w:rPr>
-                <w:noProof/>
-                <w:webHidden/>
-              </w:rPr>
-              <w:fldChar w:fldCharType="begin"/>
-            </w:r>
-            <w:r>
-              <w:rPr>
-                <w:noProof/>
-                <w:webHidden/>
-              </w:rPr>
-              <w:instrText xml:space="preserve"> PAGEREF _Toc194227766 \h </w:instrText>
-            </w:r>
-            <w:r>
-              <w:rPr>
-                <w:noProof/>
-                <w:webHidden/>
-              </w:rPr>
-            </w:r>
-            <w:r>
-              <w:rPr>
-                <w:noProof/>
-                <w:webHidden/>
-              </w:rPr>
-              <w:fldChar w:fldCharType="separate"/>
-            </w:r>
-            <w:r>
-              <w:rPr>
-                <w:noProof/>
-                <w:webHidden/>
-              </w:rPr>
-              <w:t>16</w:t>
-            </w:r>
-            <w:r>
-              <w:rPr>
-                <w:noProof/>
-                <w:webHidden/>
-              </w:rPr>
-              <w:fldChar w:fldCharType="end"/>
-            </w:r>
-          </w:hyperlink>
-        </w:p>
-        <w:p>
-          <w:pPr>
-            <w:pStyle w:val="TOC2"/>
-            <w:tabs>
-              <w:tab w:val="right" w:leader="dot" w:pos="9016"/>
-            </w:tabs>
-            <w:rPr>
-              <w:rFonts w:asciiTheme="minorHAnsi" w:hAnsiTheme="minorHAnsi" w:cstheme="minorBidi"/>
-              <w:noProof/>
-              <w:kern w:val="2"/>
-              <w:sz w:val="24"/>
-              <w:szCs w:val="24"/>
-              <w:lang w:eastAsia="en-US" w:bidi="ta-IN"/>
-              <w14:ligatures w14:val="standardContextual"/>
-            </w:rPr>
-          </w:pPr>
-          <w:hyperlink w:anchor="_Toc194227767" w:history="1">
-            <w:r>
-              <w:rPr>
-                <w:rStyle w:val="Hyperlink"/>
-                <w:noProof/>
-              </w:rPr>
-              <w:t>Article References</w:t>
-            </w:r>
-            <w:r>
-              <w:rPr>
-                <w:noProof/>
-                <w:webHidden/>
-              </w:rPr>
-              <w:tab/>
-            </w:r>
-            <w:r>
-              <w:rPr>
-                <w:noProof/>
-                <w:webHidden/>
-              </w:rPr>
-              <w:fldChar w:fldCharType="begin"/>
-            </w:r>
-            <w:r>
-              <w:rPr>
-                <w:noProof/>
-                <w:webHidden/>
-              </w:rPr>
-              <w:instrText xml:space="preserve"> PAGEREF _Toc194227767 \h </w:instrText>
-            </w:r>
-            <w:r>
-              <w:rPr>
-                <w:noProof/>
-                <w:webHidden/>
-              </w:rPr>
-            </w:r>
-            <w:r>
-              <w:rPr>
-                <w:noProof/>
-                <w:webHidden/>
-              </w:rPr>
-              <w:fldChar w:fldCharType="separate"/>
-            </w:r>
-            <w:r>
-              <w:rPr>
-                <w:noProof/>
-                <w:webHidden/>
-              </w:rPr>
-              <w:t>16</w:t>
-            </w:r>
-            <w:r>
-              <w:rPr>
-                <w:noProof/>
-                <w:webHidden/>
-              </w:rPr>
-              <w:fldChar w:fldCharType="end"/>
-            </w:r>
-          </w:hyperlink>
-        </w:p>
-        <w:p>
-          <w:pPr>
-            <w:pStyle w:val="TOC2"/>
-            <w:tabs>
-              <w:tab w:val="right" w:leader="dot" w:pos="9016"/>
-            </w:tabs>
-            <w:rPr>
-              <w:rFonts w:asciiTheme="minorHAnsi" w:hAnsiTheme="minorHAnsi" w:cstheme="minorBidi"/>
-              <w:noProof/>
-              <w:kern w:val="2"/>
-              <w:sz w:val="24"/>
-              <w:szCs w:val="24"/>
-              <w:lang w:eastAsia="en-US" w:bidi="ta-IN"/>
-              <w14:ligatures w14:val="standardContextual"/>
-            </w:rPr>
-          </w:pPr>
-          <w:hyperlink w:anchor="_Toc194227768" w:history="1">
-            <w:r>
-              <w:rPr>
-                <w:rStyle w:val="Hyperlink"/>
-                <w:noProof/>
-              </w:rPr>
-              <w:t>Datasets Sources</w:t>
-            </w:r>
-            <w:r>
-              <w:rPr>
-                <w:noProof/>
-                <w:webHidden/>
-              </w:rPr>
-              <w:tab/>
-            </w:r>
-            <w:r>
-              <w:rPr>
-                <w:noProof/>
-                <w:webHidden/>
-              </w:rPr>
-              <w:fldChar w:fldCharType="begin"/>
-            </w:r>
-            <w:r>
-              <w:rPr>
-                <w:noProof/>
-                <w:webHidden/>
-              </w:rPr>
-              <w:instrText xml:space="preserve"> PAGEREF _Toc194227768 \h </w:instrText>
-            </w:r>
-            <w:r>
-              <w:rPr>
-                <w:noProof/>
-                <w:webHidden/>
-              </w:rPr>
-            </w:r>
-            <w:r>
-              <w:rPr>
-                <w:noProof/>
-                <w:webHidden/>
-              </w:rPr>
-              <w:fldChar w:fldCharType="separate"/>
-            </w:r>
-            <w:r>
-              <w:rPr>
-                <w:noProof/>
-                <w:webHidden/>
-              </w:rPr>
-              <w:t>16</w:t>
-            </w:r>
-            <w:r>
-              <w:rPr>
-                <w:noProof/>
-                <w:webHidden/>
-              </w:rPr>
-              <w:fldChar w:fldCharType="end"/>
-            </w:r>
-          </w:hyperlink>
-        </w:p>
-        <w:p>
-          <w:pPr>
-            <w:pStyle w:val="TOC1"/>
-            <w:tabs>
-              <w:tab w:val="right" w:leader="dot" w:pos="9016"/>
-            </w:tabs>
-            <w:rPr>
-              <w:rFonts w:asciiTheme="minorHAnsi" w:hAnsiTheme="minorHAnsi" w:cstheme="minorBidi"/>
-              <w:noProof/>
-              <w:kern w:val="2"/>
-              <w:sz w:val="24"/>
-              <w:szCs w:val="24"/>
-              <w:lang w:eastAsia="en-US" w:bidi="ta-IN"/>
-              <w14:ligatures w14:val="standardContextual"/>
-            </w:rPr>
-          </w:pPr>
-          <w:hyperlink w:anchor="_Toc194227769" w:history="1">
-            <w:r>
-              <w:rPr>
-                <w:rStyle w:val="Hyperlink"/>
-                <w:noProof/>
-              </w:rPr>
-              <w:t>Appendices</w:t>
-            </w:r>
-            <w:r>
-              <w:rPr>
-                <w:noProof/>
-                <w:webHidden/>
-              </w:rPr>
-              <w:tab/>
-            </w:r>
-            <w:r>
-              <w:rPr>
-                <w:noProof/>
-                <w:webHidden/>
-              </w:rPr>
-              <w:fldChar w:fldCharType="begin"/>
-            </w:r>
-            <w:r>
-              <w:rPr>
-                <w:noProof/>
-                <w:webHidden/>
-              </w:rPr>
-              <w:instrText xml:space="preserve"> PAGEREF _Toc194227769 \h </w:instrText>
-            </w:r>
-            <w:r>
-              <w:rPr>
-                <w:noProof/>
-                <w:webHidden/>
-              </w:rPr>
-            </w:r>
-            <w:r>
-              <w:rPr>
-                <w:noProof/>
-                <w:webHidden/>
-              </w:rPr>
-              <w:fldChar w:fldCharType="separate"/>
-            </w:r>
-            <w:r>
-              <w:rPr>
-                <w:noProof/>
-                <w:webHidden/>
-              </w:rPr>
-              <w:t>17</w:t>
-            </w:r>
-            <w:r>
-              <w:rPr>
-                <w:noProof/>
-                <w:webHidden/>
-              </w:rPr>
-              <w:fldChar w:fldCharType="end"/>
-            </w:r>
-          </w:hyperlink>
-        </w:p>
-        <w:p>
-          <w:pPr>
-            <w:pStyle w:val="TOC3"/>
-            <w:tabs>
-              <w:tab w:val="right" w:leader="dot" w:pos="9016"/>
-            </w:tabs>
-            <w:rPr>
-              <w:rFonts w:asciiTheme="minorHAnsi" w:hAnsiTheme="minorHAnsi" w:cstheme="minorBidi"/>
-              <w:noProof/>
-              <w:kern w:val="2"/>
-              <w:sz w:val="24"/>
-              <w:szCs w:val="24"/>
-              <w:lang w:val="en-US" w:eastAsia="en-US" w:bidi="ta-IN"/>
-              <w14:ligatures w14:val="standardContextual"/>
-            </w:rPr>
-          </w:pPr>
-          <w:hyperlink w:anchor="_Toc194227770" w:history="1">
-            <w:r>
-              <w:rPr>
-                <w:rStyle w:val="Hyperlink"/>
-                <w:noProof/>
-              </w:rPr>
-              <w:t>Brainstorming &amp; Meeting Minutes</w:t>
-            </w:r>
-            <w:r>
-              <w:rPr>
-                <w:noProof/>
-                <w:webHidden/>
-              </w:rPr>
-              <w:tab/>
-            </w:r>
-            <w:r>
-              <w:rPr>
-                <w:noProof/>
-                <w:webHidden/>
-              </w:rPr>
-              <w:fldChar w:fldCharType="begin"/>
-            </w:r>
-            <w:r>
-              <w:rPr>
-                <w:noProof/>
-                <w:webHidden/>
-              </w:rPr>
-              <w:instrText xml:space="preserve"> PAGEREF _Toc194227770 \h </w:instrText>
-            </w:r>
-            <w:r>
-              <w:rPr>
-                <w:noProof/>
-                <w:webHidden/>
-              </w:rPr>
-            </w:r>
-            <w:r>
-              <w:rPr>
-                <w:noProof/>
-                <w:webHidden/>
-              </w:rPr>
-              <w:fldChar w:fldCharType="separate"/>
-            </w:r>
-            <w:r>
-              <w:rPr>
-                <w:noProof/>
-                <w:webHidden/>
-              </w:rPr>
-              <w:t>17</w:t>
-            </w:r>
-            <w:r>
-              <w:rPr>
-                <w:noProof/>
-                <w:webHidden/>
-              </w:rPr>
-              <w:fldChar w:fldCharType="end"/>
-            </w:r>
-          </w:hyperlink>
-        </w:p>
-        <w:p>
-          <w:pPr>
-            <w:pStyle w:val="TOC3"/>
-            <w:tabs>
-              <w:tab w:val="right" w:leader="dot" w:pos="9016"/>
-            </w:tabs>
-            <w:rPr>
-              <w:rFonts w:asciiTheme="minorHAnsi" w:hAnsiTheme="minorHAnsi" w:cstheme="minorBidi"/>
-              <w:noProof/>
-              <w:kern w:val="2"/>
-              <w:sz w:val="24"/>
-              <w:szCs w:val="24"/>
-              <w:lang w:val="en-US" w:eastAsia="en-US" w:bidi="ta-IN"/>
-              <w14:ligatures w14:val="standardContextual"/>
-            </w:rPr>
-          </w:pPr>
-          <w:hyperlink w:anchor="_Toc194227771" w:history="1">
-            <w:r>
-              <w:rPr>
-                <w:rStyle w:val="Hyperlink"/>
-                <w:noProof/>
-              </w:rPr>
-              <w:t>Insights</w:t>
-            </w:r>
-            <w:r>
-              <w:rPr>
-                <w:noProof/>
-                <w:webHidden/>
-              </w:rPr>
-              <w:tab/>
-            </w:r>
-            <w:r>
-              <w:rPr>
-                <w:noProof/>
-                <w:webHidden/>
-              </w:rPr>
-              <w:fldChar w:fldCharType="begin"/>
-            </w:r>
-            <w:r>
-              <w:rPr>
-                <w:noProof/>
-                <w:webHidden/>
-              </w:rPr>
-              <w:instrText xml:space="preserve"> PAGEREF _Toc194227771 \h </w:instrText>
-            </w:r>
-            <w:r>
-              <w:rPr>
-                <w:noProof/>
-                <w:webHidden/>
-              </w:rPr>
-            </w:r>
-            <w:r>
-              <w:rPr>
-                <w:noProof/>
-                <w:webHidden/>
-              </w:rPr>
-              <w:fldChar w:fldCharType="separate"/>
-            </w:r>
-            <w:r>
-              <w:rPr>
-                <w:noProof/>
-                <w:webHidden/>
-              </w:rPr>
-              <w:t>19</w:t>
-            </w:r>
-            <w:r>
-              <w:rPr>
-                <w:noProof/>
-                <w:webHidden/>
-              </w:rPr>
-              <w:fldChar w:fldCharType="end"/>
-            </w:r>
-          </w:hyperlink>
-        </w:p>
-        <w:p>
-          <w:pPr>
-            <w:pStyle w:val="TOC3"/>
-            <w:tabs>
-              <w:tab w:val="right" w:leader="dot" w:pos="9016"/>
-            </w:tabs>
-            <w:rPr>
-              <w:rFonts w:asciiTheme="minorHAnsi" w:hAnsiTheme="minorHAnsi" w:cstheme="minorBidi"/>
-              <w:noProof/>
-              <w:kern w:val="2"/>
-              <w:sz w:val="24"/>
-              <w:szCs w:val="24"/>
-              <w:lang w:val="en-US" w:eastAsia="en-US" w:bidi="ta-IN"/>
-              <w14:ligatures w14:val="standardContextual"/>
-            </w:rPr>
-          </w:pPr>
-          <w:hyperlink w:anchor="_Toc194227772" w:history="1">
-            <w:r>
-              <w:rPr>
-                <w:rStyle w:val="Hyperlink"/>
-                <w:noProof/>
-              </w:rPr>
-              <w:t>Challenges in Detail:</w:t>
-            </w:r>
-            <w:r>
-              <w:rPr>
-                <w:noProof/>
-                <w:webHidden/>
-              </w:rPr>
-              <w:tab/>
-            </w:r>
-            <w:r>
-              <w:rPr>
-                <w:noProof/>
-                <w:webHidden/>
-              </w:rPr>
-              <w:fldChar w:fldCharType="begin"/>
-            </w:r>
-            <w:r>
-              <w:rPr>
-                <w:noProof/>
-                <w:webHidden/>
-              </w:rPr>
-              <w:instrText xml:space="preserve"> PAGEREF _Toc194227772 \h </w:instrText>
-            </w:r>
-            <w:r>
-              <w:rPr>
-                <w:noProof/>
-                <w:webHidden/>
-              </w:rPr>
-            </w:r>
-            <w:r>
-              <w:rPr>
-                <w:noProof/>
-                <w:webHidden/>
-              </w:rPr>
-              <w:fldChar w:fldCharType="separate"/>
-            </w:r>
-            <w:r>
-              <w:rPr>
-                <w:noProof/>
-                <w:webHidden/>
-              </w:rPr>
-              <w:t>23</w:t>
+              <w:t>8</w:t>
             </w:r>
             <w:r>
               <w:rPr>
@@ -1783,7 +1343,7 @@
       <w:pPr>
         <w:pStyle w:val="Heading1"/>
       </w:pPr>
-      <w:bookmarkStart w:id="0" w:name="_Toc194227755"/>
+      <w:bookmarkStart w:id="0" w:name="_Toc224165120"/>
       <w:r>
         <w:t>Executive Summary</w:t>
       </w:r>
@@ -1791,666 +1351,808 @@
     </w:p>
     <w:p>
       <w:pPr>
-        <w:spacing w:line="279" w:lineRule="auto"/>
-        <w:jc w:val="left"/>
-        <w:rPr>
-          <w:rFonts w:asciiTheme="majorHAnsi" w:eastAsiaTheme="majorEastAsia" w:hAnsiTheme="majorHAnsi" w:cstheme="majorBidi"/>
+        <w:rPr>
+          <w:lang w:val="en-SG"/>
+        </w:rPr>
+      </w:pPr>
+      <w:r>
+        <w:rPr>
+          <w:rFonts w:ascii="Arial" w:hAnsi="Arial" w:cs="Arial"/>
+          <w:lang w:val="en-SG"/>
+        </w:rPr>
+        <w:t xml:space="preserve">This project aims to design and build an </w:t>
+      </w:r>
+      <w:r>
+        <w:rPr>
+          <w:rFonts w:ascii="Arial" w:hAnsi="Arial" w:cs="Arial"/>
           <w:b/>
           <w:bCs/>
-          <w:sz w:val="36"/>
-          <w:szCs w:val="36"/>
-        </w:rPr>
-      </w:pPr>
+          <w:lang w:val="en-SG"/>
+        </w:rPr>
+        <w:t>Intelligent Reasoning System</w:t>
+      </w:r>
+      <w:r>
+        <w:rPr>
+          <w:rFonts w:ascii="Arial" w:hAnsi="Arial" w:cs="Arial"/>
+          <w:lang w:val="en-SG"/>
+        </w:rPr>
+        <w:t xml:space="preserve"> that automates the initial stages of recruitment. By integrating domain knowledge with computational reasoning, </w:t>
+      </w:r>
+      <w:r>
+        <w:rPr>
+          <w:rFonts w:ascii="Arial" w:hAnsi="Arial" w:cs="Arial"/>
+          <w:lang w:val="en-SG"/>
+        </w:rPr>
+        <w:lastRenderedPageBreak/>
+        <w:t>the system parses unstructured resume data and ranks candidates against specific job descriptions to solve real-world hiring challenges</w:t>
+      </w:r>
+      <w:r>
+        <w:rPr>
+          <w:lang w:val="en-SG"/>
+        </w:rPr>
+        <w:t>.</w:t>
+      </w:r>
     </w:p>
     <w:p>
       <w:pPr>
-        <w:spacing w:line="279" w:lineRule="auto"/>
-        <w:jc w:val="left"/>
-        <w:rPr>
-          <w:rFonts w:asciiTheme="majorHAnsi" w:eastAsiaTheme="majorEastAsia" w:hAnsiTheme="majorHAnsi" w:cstheme="majorBidi"/>
+        <w:pStyle w:val="Heading1"/>
+      </w:pPr>
+      <w:bookmarkStart w:id="1" w:name="_Toc224165121"/>
+      <w:r>
+        <w:t>Introduction</w:t>
+      </w:r>
+      <w:bookmarkEnd w:id="1"/>
+    </w:p>
+    <w:p>
+      <w:r>
+        <w:rPr>
+          <w:rFonts w:ascii="Arial" w:hAnsi="Arial" w:cs="Arial"/>
+        </w:rPr>
+        <w:t xml:space="preserve">The </w:t>
+      </w:r>
+      <w:r>
+        <w:rPr>
+          <w:rFonts w:ascii="Arial" w:hAnsi="Arial" w:cs="Arial"/>
           <w:b/>
           <w:bCs/>
-          <w:sz w:val="36"/>
-          <w:szCs w:val="36"/>
-        </w:rPr>
-      </w:pPr>
+        </w:rPr>
+        <w:t>AI-Driven Resume Screening &amp; Candidate Ranking System</w:t>
+      </w:r>
+      <w:r>
+        <w:rPr>
+          <w:rFonts w:ascii="Arial" w:hAnsi="Arial" w:cs="Arial"/>
+        </w:rPr>
+        <w:t xml:space="preserve"> is an intelligent reasoning platform designed to automate and enhance the initial stages of the recruitment lifecycle. In a modern talent market characterized by high application volumes, HR professionals often face "resume fatigue," where manual screening becomes a bottleneck prone to inconsistency and human cognitive bias. This project addresses these challenges by applying computational reasoning to unstructured resume data, transforming it into actionable insights for hiring managers</w:t>
+      </w:r>
+      <w:r>
+        <w:t>.</w:t>
+      </w:r>
     </w:p>
     <w:p>
       <w:pPr>
-        <w:spacing w:line="279" w:lineRule="auto"/>
-        <w:jc w:val="left"/>
-        <w:rPr>
-          <w:rFonts w:asciiTheme="majorHAnsi" w:eastAsiaTheme="majorEastAsia" w:hAnsiTheme="majorHAnsi" w:cstheme="majorBidi"/>
-          <w:b/>
-          <w:bCs/>
-          <w:sz w:val="36"/>
-          <w:szCs w:val="36"/>
-        </w:rPr>
-      </w:pPr>
-    </w:p>
-    <w:p>
-      <w:pPr>
-        <w:spacing w:line="279" w:lineRule="auto"/>
-        <w:jc w:val="left"/>
-        <w:rPr>
-          <w:rFonts w:asciiTheme="majorHAnsi" w:eastAsiaTheme="majorEastAsia" w:hAnsiTheme="majorHAnsi" w:cstheme="majorBidi"/>
-          <w:b/>
-          <w:bCs/>
-          <w:sz w:val="36"/>
-          <w:szCs w:val="36"/>
-        </w:rPr>
-      </w:pPr>
-    </w:p>
-    <w:p>
-      <w:pPr>
-        <w:spacing w:line="279" w:lineRule="auto"/>
-        <w:jc w:val="left"/>
-        <w:rPr>
-          <w:rFonts w:asciiTheme="majorHAnsi" w:eastAsiaTheme="majorEastAsia" w:hAnsiTheme="majorHAnsi" w:cstheme="majorBidi"/>
-          <w:b/>
-          <w:bCs/>
-          <w:sz w:val="36"/>
-          <w:szCs w:val="36"/>
-        </w:rPr>
-      </w:pPr>
-    </w:p>
-    <w:p>
-      <w:pPr>
-        <w:spacing w:line="279" w:lineRule="auto"/>
-        <w:jc w:val="left"/>
-        <w:rPr>
-          <w:rFonts w:asciiTheme="majorHAnsi" w:eastAsiaTheme="majorEastAsia" w:hAnsiTheme="majorHAnsi" w:cstheme="majorBidi"/>
-          <w:b/>
-          <w:bCs/>
-          <w:sz w:val="36"/>
-          <w:szCs w:val="36"/>
-        </w:rPr>
-      </w:pPr>
-    </w:p>
-    <w:p>
-      <w:pPr>
-        <w:spacing w:line="279" w:lineRule="auto"/>
-        <w:jc w:val="left"/>
-        <w:rPr>
-          <w:rFonts w:asciiTheme="majorHAnsi" w:eastAsiaTheme="majorEastAsia" w:hAnsiTheme="majorHAnsi" w:cstheme="majorBidi"/>
-          <w:b/>
-          <w:bCs/>
-          <w:sz w:val="36"/>
-          <w:szCs w:val="36"/>
-        </w:rPr>
-      </w:pPr>
-    </w:p>
-    <w:p>
-      <w:pPr>
-        <w:spacing w:line="279" w:lineRule="auto"/>
-        <w:jc w:val="left"/>
-        <w:rPr>
-          <w:rFonts w:asciiTheme="majorHAnsi" w:eastAsiaTheme="majorEastAsia" w:hAnsiTheme="majorHAnsi" w:cstheme="majorBidi"/>
-          <w:b/>
-          <w:bCs/>
-          <w:sz w:val="36"/>
-          <w:szCs w:val="36"/>
-        </w:rPr>
-      </w:pPr>
-    </w:p>
-    <w:p>
-      <w:pPr>
-        <w:spacing w:line="279" w:lineRule="auto"/>
-        <w:jc w:val="left"/>
-        <w:rPr>
-          <w:rFonts w:asciiTheme="majorHAnsi" w:eastAsiaTheme="majorEastAsia" w:hAnsiTheme="majorHAnsi" w:cstheme="majorBidi"/>
-          <w:b/>
-          <w:bCs/>
-          <w:sz w:val="36"/>
-          <w:szCs w:val="36"/>
-        </w:rPr>
-      </w:pPr>
-    </w:p>
-    <w:p>
-      <w:pPr>
-        <w:spacing w:line="279" w:lineRule="auto"/>
-        <w:jc w:val="left"/>
-        <w:rPr>
-          <w:rFonts w:asciiTheme="majorHAnsi" w:eastAsiaTheme="majorEastAsia" w:hAnsiTheme="majorHAnsi" w:cstheme="majorBidi"/>
-          <w:b/>
-          <w:bCs/>
-          <w:sz w:val="36"/>
-          <w:szCs w:val="36"/>
-        </w:rPr>
-      </w:pPr>
-    </w:p>
-    <w:p>
-      <w:pPr>
-        <w:spacing w:line="279" w:lineRule="auto"/>
-        <w:jc w:val="left"/>
-        <w:rPr>
-          <w:rFonts w:asciiTheme="majorHAnsi" w:eastAsiaTheme="majorEastAsia" w:hAnsiTheme="majorHAnsi" w:cstheme="majorBidi"/>
-          <w:b/>
-          <w:bCs/>
-          <w:sz w:val="36"/>
-          <w:szCs w:val="36"/>
-        </w:rPr>
-      </w:pPr>
-    </w:p>
-    <w:p>
-      <w:pPr>
-        <w:spacing w:line="279" w:lineRule="auto"/>
-        <w:jc w:val="left"/>
-        <w:rPr>
-          <w:rFonts w:asciiTheme="majorHAnsi" w:eastAsiaTheme="majorEastAsia" w:hAnsiTheme="majorHAnsi" w:cstheme="majorBidi"/>
-          <w:b/>
-          <w:bCs/>
-          <w:sz w:val="36"/>
-          <w:szCs w:val="36"/>
-        </w:rPr>
-      </w:pPr>
-    </w:p>
-    <w:p>
-      <w:pPr>
-        <w:spacing w:line="279" w:lineRule="auto"/>
-        <w:jc w:val="left"/>
-        <w:rPr>
-          <w:rFonts w:asciiTheme="majorHAnsi" w:eastAsiaTheme="majorEastAsia" w:hAnsiTheme="majorHAnsi" w:cstheme="majorBidi"/>
-          <w:b/>
-          <w:bCs/>
-          <w:sz w:val="36"/>
-          <w:szCs w:val="36"/>
-        </w:rPr>
-      </w:pPr>
-    </w:p>
-    <w:p>
-      <w:pPr>
-        <w:spacing w:line="279" w:lineRule="auto"/>
-        <w:jc w:val="left"/>
-        <w:rPr>
-          <w:rFonts w:asciiTheme="majorHAnsi" w:eastAsiaTheme="majorEastAsia" w:hAnsiTheme="majorHAnsi" w:cstheme="majorBidi"/>
-          <w:b/>
-          <w:bCs/>
-          <w:sz w:val="36"/>
-          <w:szCs w:val="36"/>
-        </w:rPr>
-      </w:pPr>
-    </w:p>
-    <w:p>
-      <w:pPr>
-        <w:spacing w:line="279" w:lineRule="auto"/>
-        <w:jc w:val="left"/>
-        <w:rPr>
-          <w:rFonts w:asciiTheme="majorHAnsi" w:eastAsiaTheme="majorEastAsia" w:hAnsiTheme="majorHAnsi" w:cstheme="majorBidi"/>
-          <w:b/>
-          <w:bCs/>
-          <w:sz w:val="36"/>
-          <w:szCs w:val="36"/>
-        </w:rPr>
-      </w:pPr>
-    </w:p>
-    <w:p>
-      <w:pPr>
-        <w:spacing w:line="279" w:lineRule="auto"/>
-        <w:jc w:val="left"/>
-        <w:rPr>
-          <w:rFonts w:asciiTheme="majorHAnsi" w:eastAsiaTheme="majorEastAsia" w:hAnsiTheme="majorHAnsi" w:cstheme="majorBidi"/>
-          <w:b/>
-          <w:bCs/>
-          <w:sz w:val="36"/>
-          <w:szCs w:val="36"/>
-        </w:rPr>
-      </w:pPr>
-    </w:p>
-    <w:p>
-      <w:pPr>
-        <w:spacing w:line="279" w:lineRule="auto"/>
-        <w:jc w:val="left"/>
-        <w:rPr>
-          <w:rFonts w:asciiTheme="majorHAnsi" w:eastAsiaTheme="majorEastAsia" w:hAnsiTheme="majorHAnsi" w:cstheme="majorBidi"/>
-          <w:b/>
-          <w:bCs/>
-          <w:sz w:val="36"/>
-          <w:szCs w:val="36"/>
-        </w:rPr>
-      </w:pPr>
-    </w:p>
-    <w:p>
-      <w:pPr>
-        <w:spacing w:line="279" w:lineRule="auto"/>
-        <w:jc w:val="left"/>
-        <w:rPr>
-          <w:rFonts w:asciiTheme="majorHAnsi" w:eastAsiaTheme="majorEastAsia" w:hAnsiTheme="majorHAnsi" w:cstheme="majorBidi"/>
-          <w:b/>
-          <w:bCs/>
-          <w:sz w:val="36"/>
-          <w:szCs w:val="36"/>
-        </w:rPr>
-      </w:pPr>
-    </w:p>
-    <w:p>
-      <w:pPr>
         <w:pStyle w:val="Heading1"/>
       </w:pPr>
-      <w:bookmarkStart w:id="1" w:name="_Toc194227756"/>
-      <w:r>
-        <w:lastRenderedPageBreak/>
-        <w:t>Introduction</w:t>
-      </w:r>
-      <w:bookmarkEnd w:id="1"/>
-    </w:p>
-    <w:p/>
-    <w:p/>
-    <w:p/>
-    <w:p/>
-    <w:p/>
-    <w:p/>
-    <w:p/>
-    <w:p/>
-    <w:p/>
-    <w:p/>
-    <w:p/>
-    <w:p/>
-    <w:p/>
-    <w:p/>
-    <w:p/>
-    <w:p/>
-    <w:p/>
-    <w:p/>
-    <w:p/>
-    <w:p/>
-    <w:p/>
-    <w:p/>
-    <w:p/>
-    <w:p/>
-    <w:p/>
-    <w:p>
-      <w:pPr>
-        <w:pStyle w:val="Heading1"/>
-        <w:rPr>
-          <w:rFonts w:eastAsia="Times New Roman"/>
-          <w:lang w:eastAsia="en-US"/>
-        </w:rPr>
-      </w:pPr>
-      <w:bookmarkStart w:id="2" w:name="_Toc194227757"/>
-      <w:r>
-        <w:lastRenderedPageBreak/>
-        <w:t>Project Background</w:t>
+      <w:bookmarkStart w:id="2" w:name="_Toc224165122"/>
+      <w:r>
+        <w:t>Project Overview</w:t>
       </w:r>
       <w:bookmarkEnd w:id="2"/>
     </w:p>
     <w:p>
       <w:pPr>
         <w:rPr>
+          <w:rFonts w:ascii="Arial" w:hAnsi="Arial" w:cs="Arial"/>
+          <w:lang w:val="en-SG"/>
+        </w:rPr>
+      </w:pPr>
+      <w:r>
+        <w:rPr>
+          <w:rFonts w:ascii="Arial" w:hAnsi="Arial" w:cs="Arial"/>
+          <w:lang w:val="en-SG"/>
+        </w:rPr>
+        <w:t>This system serves as a bridge between raw candidate data and strategic hiring decisions. It functions by parsing resumes, extracting key entities, and utilizing hybrid reasoning techniques to evaluate a candidate’s fit against specific job requirements. The solution is designed to move beyond simple keyword matching by "understanding" the semantic relationships between professional skills and industry experiences using techniques such as knowledge graphs and frame systems.</w:t>
+      </w:r>
+    </w:p>
+    <w:p>
+      <w:pPr>
+        <w:rPr>
+          <w:rFonts w:ascii="Arial" w:hAnsi="Arial" w:cs="Arial"/>
           <w:b/>
           <w:bCs/>
-        </w:rPr>
-      </w:pPr>
-      <w:r>
-        <w:rPr>
+          <w:lang w:val="en-SG"/>
+        </w:rPr>
+      </w:pPr>
+      <w:r>
+        <w:rPr>
+          <w:rFonts w:ascii="Arial" w:hAnsi="Arial" w:cs="Arial"/>
           <w:b/>
           <w:bCs/>
-        </w:rPr>
-        <w:t>Objective:</w:t>
+          <w:lang w:val="en-SG"/>
+        </w:rPr>
+        <w:t>Importance and Relevance</w:t>
       </w:r>
     </w:p>
     <w:p>
-      <w:r>
-        <w:rPr>
+      <w:pPr>
+        <w:numPr>
+          <w:ilvl w:val="0"/>
+          <w:numId w:val="45"/>
+        </w:numPr>
+        <w:rPr>
+          <w:rFonts w:ascii="Arial" w:hAnsi="Arial" w:cs="Arial"/>
+          <w:lang w:val="en-SG"/>
+        </w:rPr>
+      </w:pPr>
+      <w:r>
+        <w:rPr>
+          <w:rFonts w:ascii="Arial" w:hAnsi="Arial" w:cs="Arial"/>
           <w:b/>
           <w:bCs/>
-        </w:rPr>
-        <w:t>C</w:t>
-      </w:r>
-      <w:r>
-        <w:rPr>
+          <w:lang w:val="en-SG"/>
+        </w:rPr>
+        <w:t>Operational Efficiency:</w:t>
+      </w:r>
+      <w:r>
+        <w:rPr>
+          <w:rFonts w:ascii="Arial" w:hAnsi="Arial" w:cs="Arial"/>
+          <w:lang w:val="en-SG"/>
+        </w:rPr>
+        <w:t xml:space="preserve"> Automating the first level of screening allows recruiters to focus on high-value tasks, such as interviewing and culture-fit assessment.</w:t>
+      </w:r>
+    </w:p>
+    <w:p>
+      <w:pPr>
+        <w:numPr>
+          <w:ilvl w:val="0"/>
+          <w:numId w:val="45"/>
+        </w:numPr>
+        <w:rPr>
+          <w:rFonts w:ascii="Arial" w:hAnsi="Arial" w:cs="Arial"/>
+          <w:lang w:val="en-SG"/>
+        </w:rPr>
+      </w:pPr>
+      <w:r>
+        <w:rPr>
+          <w:rFonts w:ascii="Arial" w:hAnsi="Arial" w:cs="Arial"/>
           <w:b/>
           <w:bCs/>
-        </w:rPr>
-        <w:t>hallenges in existing process</w:t>
+          <w:lang w:val="en-SG"/>
+        </w:rPr>
+        <w:t>Objectivity in Hiring:</w:t>
+      </w:r>
+      <w:r>
+        <w:rPr>
+          <w:rFonts w:ascii="Arial" w:hAnsi="Arial" w:cs="Arial"/>
+          <w:lang w:val="en-SG"/>
+        </w:rPr>
+        <w:t xml:space="preserve"> By utilizing standardized business rules and data-driven ranking, the system promotes a more meritocratic and automated selection process.</w:t>
       </w:r>
     </w:p>
     <w:p>
       <w:pPr>
-        <w:keepNext/>
-        <w:jc w:val="center"/>
-      </w:pPr>
+        <w:numPr>
+          <w:ilvl w:val="0"/>
+          <w:numId w:val="45"/>
+        </w:numPr>
+        <w:rPr>
+          <w:rFonts w:ascii="Arial" w:hAnsi="Arial" w:cs="Arial"/>
+          <w:lang w:val="en-SG"/>
+        </w:rPr>
+      </w:pPr>
+      <w:r>
+        <w:rPr>
+          <w:rFonts w:ascii="Arial" w:hAnsi="Arial" w:cs="Arial"/>
+          <w:b/>
+          <w:bCs/>
+          <w:lang w:val="en-SG"/>
+        </w:rPr>
+        <w:t>Scalability:</w:t>
+      </w:r>
+      <w:r>
+        <w:rPr>
+          <w:rFonts w:ascii="Arial" w:hAnsi="Arial" w:cs="Arial"/>
+          <w:lang w:val="en-SG"/>
+        </w:rPr>
+        <w:t xml:space="preserve"> The platform is built to handle large datasets, making it suitable for organizations dealing with high-volume recruitment needs.</w:t>
+      </w:r>
     </w:p>
     <w:p>
       <w:pPr>
-        <w:pStyle w:val="Caption"/>
-        <w:jc w:val="center"/>
-      </w:pPr>
-      <w:r>
-        <w:t xml:space="preserve">Figure </w:t>
-      </w:r>
-      <w:r>
-        <w:fldChar w:fldCharType="begin"/>
-      </w:r>
-      <w:r>
-        <w:instrText xml:space="preserve"> SEQ Figure \* ARABIC </w:instrText>
-      </w:r>
-      <w:r>
-        <w:fldChar w:fldCharType="separate"/>
-      </w:r>
-      <w:r>
-        <w:rPr>
-          <w:noProof/>
-        </w:rPr>
-        <w:t>1</w:t>
-      </w:r>
-      <w:r>
-        <w:fldChar w:fldCharType="end"/>
-      </w:r>
-      <w:r>
-        <w:t>: Generic Workflow</w:t>
+        <w:numPr>
+          <w:ilvl w:val="0"/>
+          <w:numId w:val="45"/>
+        </w:numPr>
+        <w:rPr>
+          <w:rFonts w:asciiTheme="minorHAnsi" w:hAnsiTheme="minorHAnsi"/>
+          <w:lang w:val="en-SG"/>
+        </w:rPr>
+      </w:pPr>
+      <w:r>
+        <w:rPr>
+          <w:rFonts w:asciiTheme="minorHAnsi" w:hAnsiTheme="minorHAnsi"/>
+          <w:b/>
+          <w:bCs/>
+          <w:lang w:val="en-SG"/>
+        </w:rPr>
+        <w:t>Bridging Theory and Practice:</w:t>
+      </w:r>
+      <w:r>
+        <w:rPr>
+          <w:rFonts w:asciiTheme="minorHAnsi" w:hAnsiTheme="minorHAnsi"/>
+          <w:lang w:val="en-SG"/>
+        </w:rPr>
+        <w:t xml:space="preserve"> The project demonstrates the practical application of modular course skills in a real-world setting to solve complex business problems.</w:t>
       </w:r>
     </w:p>
     <w:p>
       <w:pPr>
+        <w:rPr>
+          <w:rFonts w:ascii="Arial" w:hAnsi="Arial" w:cs="Arial"/>
+          <w:b/>
+          <w:bCs/>
+          <w:lang w:val="en-SG"/>
+        </w:rPr>
+      </w:pPr>
+      <w:r>
+        <w:rPr>
+          <w:rFonts w:ascii="Arial" w:hAnsi="Arial" w:cs="Arial"/>
+          <w:b/>
+          <w:bCs/>
+          <w:lang w:val="en-SG"/>
+        </w:rPr>
+        <w:t>Project Goals</w:t>
+      </w:r>
+    </w:p>
+    <w:p>
+      <w:pPr>
+        <w:rPr>
+          <w:rFonts w:ascii="Arial" w:hAnsi="Arial" w:cs="Arial"/>
+          <w:lang w:val="en-SG"/>
+        </w:rPr>
+      </w:pPr>
+      <w:r>
+        <w:rPr>
+          <w:rFonts w:ascii="Arial" w:hAnsi="Arial" w:cs="Arial"/>
+          <w:lang w:val="en-SG"/>
+        </w:rPr>
+        <w:t>The primary objectives of this project include:</w:t>
+      </w:r>
+    </w:p>
+    <w:p>
+      <w:pPr>
+        <w:numPr>
+          <w:ilvl w:val="0"/>
+          <w:numId w:val="46"/>
+        </w:numPr>
+        <w:rPr>
+          <w:rFonts w:ascii="Arial" w:hAnsi="Arial" w:cs="Arial"/>
+          <w:lang w:val="en-SG"/>
+        </w:rPr>
+      </w:pPr>
+      <w:r>
+        <w:rPr>
+          <w:rFonts w:ascii="Arial" w:hAnsi="Arial" w:cs="Arial"/>
+          <w:b/>
+          <w:bCs/>
+          <w:lang w:val="en-SG"/>
+        </w:rPr>
+        <w:lastRenderedPageBreak/>
+        <w:t>Hybrid Reasoning Integration:</w:t>
+      </w:r>
+      <w:r>
+        <w:rPr>
+          <w:rFonts w:ascii="Arial" w:hAnsi="Arial" w:cs="Arial"/>
+          <w:lang w:val="en-SG"/>
+        </w:rPr>
+        <w:t xml:space="preserve"> Developing a system that successfully integrates at least three required technique groups, specifically </w:t>
+      </w:r>
+      <w:r>
+        <w:rPr>
+          <w:rFonts w:ascii="Arial" w:hAnsi="Arial" w:cs="Arial"/>
+          <w:b/>
+          <w:bCs/>
+          <w:lang w:val="en-SG"/>
+        </w:rPr>
+        <w:t>Business Rules</w:t>
+      </w:r>
+      <w:r>
+        <w:rPr>
+          <w:rFonts w:ascii="Arial" w:hAnsi="Arial" w:cs="Arial"/>
+          <w:lang w:val="en-SG"/>
+        </w:rPr>
+        <w:t xml:space="preserve">, </w:t>
+      </w:r>
+      <w:r>
+        <w:rPr>
+          <w:rFonts w:ascii="Arial" w:hAnsi="Arial" w:cs="Arial"/>
+          <w:b/>
+          <w:bCs/>
+          <w:lang w:val="en-SG"/>
+        </w:rPr>
+        <w:t>Knowledge Discovery</w:t>
+      </w:r>
+      <w:r>
+        <w:rPr>
+          <w:rFonts w:ascii="Arial" w:hAnsi="Arial" w:cs="Arial"/>
+          <w:lang w:val="en-SG"/>
+        </w:rPr>
+        <w:t xml:space="preserve">, and </w:t>
+      </w:r>
+      <w:r>
+        <w:rPr>
+          <w:rFonts w:ascii="Arial" w:hAnsi="Arial" w:cs="Arial"/>
+          <w:b/>
+          <w:bCs/>
+          <w:lang w:val="en-SG"/>
+        </w:rPr>
+        <w:t>Cognitive Techniques</w:t>
+      </w:r>
+      <w:r>
+        <w:rPr>
+          <w:rFonts w:ascii="Arial" w:hAnsi="Arial" w:cs="Arial"/>
+          <w:lang w:val="en-SG"/>
+        </w:rPr>
+        <w:t>.</w:t>
+      </w:r>
+    </w:p>
+    <w:p>
+      <w:pPr>
+        <w:numPr>
+          <w:ilvl w:val="0"/>
+          <w:numId w:val="46"/>
+        </w:numPr>
+        <w:rPr>
+          <w:rFonts w:ascii="Arial" w:hAnsi="Arial" w:cs="Arial"/>
+          <w:lang w:val="en-SG"/>
+        </w:rPr>
+      </w:pPr>
+      <w:r>
+        <w:rPr>
+          <w:rFonts w:ascii="Arial" w:hAnsi="Arial" w:cs="Arial"/>
+          <w:b/>
+          <w:bCs/>
+          <w:lang w:val="en-SG"/>
+        </w:rPr>
+        <w:t>Functional MVP:</w:t>
+      </w:r>
+      <w:r>
+        <w:rPr>
+          <w:rFonts w:ascii="Arial" w:hAnsi="Arial" w:cs="Arial"/>
+          <w:lang w:val="en-SG"/>
+        </w:rPr>
+        <w:t xml:space="preserve"> Creating a runnable software system with an intuitive user interface for resume uploads and results visualization.</w:t>
+      </w:r>
+    </w:p>
+    <w:p>
+      <w:pPr>
+        <w:numPr>
+          <w:ilvl w:val="0"/>
+          <w:numId w:val="46"/>
+        </w:numPr>
+        <w:rPr>
+          <w:rFonts w:ascii="Arial" w:hAnsi="Arial" w:cs="Arial"/>
+          <w:lang w:val="en-SG"/>
+        </w:rPr>
+      </w:pPr>
+      <w:r>
+        <w:rPr>
+          <w:rFonts w:ascii="Arial" w:hAnsi="Arial" w:cs="Arial"/>
+          <w:b/>
+          <w:bCs/>
+          <w:lang w:val="en-SG"/>
+        </w:rPr>
+        <w:t>Explainable Ranking:</w:t>
+      </w:r>
+      <w:r>
+        <w:rPr>
+          <w:rFonts w:ascii="Arial" w:hAnsi="Arial" w:cs="Arial"/>
+          <w:lang w:val="en-SG"/>
+        </w:rPr>
+        <w:t xml:space="preserve"> Providing recruiters with transparent "Match Scores" and visualizations that explain the implications of the findings.</w:t>
+      </w:r>
+    </w:p>
+    <w:p>
+      <w:pPr>
+        <w:numPr>
+          <w:ilvl w:val="0"/>
+          <w:numId w:val="46"/>
+        </w:numPr>
+        <w:rPr>
+          <w:rFonts w:ascii="Arial" w:hAnsi="Arial" w:cs="Arial"/>
+          <w:lang w:val="en-SG"/>
+        </w:rPr>
+      </w:pPr>
+      <w:r>
+        <w:rPr>
+          <w:rFonts w:ascii="Arial" w:hAnsi="Arial" w:cs="Arial"/>
+          <w:b/>
+          <w:bCs/>
+          <w:lang w:val="en-SG"/>
+        </w:rPr>
+        <w:t>Competency Demonstration:</w:t>
+      </w:r>
+      <w:r>
+        <w:rPr>
+          <w:rFonts w:ascii="Arial" w:hAnsi="Arial" w:cs="Arial"/>
+          <w:lang w:val="en-SG"/>
+        </w:rPr>
+        <w:t xml:space="preserve"> Showcasing the group's ability to apply skills learned in the </w:t>
+      </w:r>
+      <w:r>
+        <w:rPr>
+          <w:rFonts w:ascii="Arial" w:hAnsi="Arial" w:cs="Arial"/>
+          <w:b/>
+          <w:bCs/>
+          <w:lang w:val="en-SG"/>
+        </w:rPr>
+        <w:t>Machine Reasoning (MR)</w:t>
+      </w:r>
+      <w:r>
+        <w:rPr>
+          <w:rFonts w:ascii="Arial" w:hAnsi="Arial" w:cs="Arial"/>
+          <w:lang w:val="en-SG"/>
+        </w:rPr>
+        <w:t xml:space="preserve">, </w:t>
+      </w:r>
+      <w:r>
+        <w:rPr>
+          <w:rFonts w:ascii="Arial" w:hAnsi="Arial" w:cs="Arial"/>
+          <w:b/>
+          <w:bCs/>
+          <w:lang w:val="en-SG"/>
+        </w:rPr>
+        <w:t>Reasoning Systems (RS)</w:t>
+      </w:r>
+      <w:r>
+        <w:rPr>
+          <w:rFonts w:ascii="Arial" w:hAnsi="Arial" w:cs="Arial"/>
+          <w:lang w:val="en-SG"/>
+        </w:rPr>
+        <w:t xml:space="preserve">, and </w:t>
+      </w:r>
+      <w:r>
+        <w:rPr>
+          <w:rFonts w:ascii="Arial" w:hAnsi="Arial" w:cs="Arial"/>
+          <w:b/>
+          <w:bCs/>
+          <w:lang w:val="en-SG"/>
+        </w:rPr>
+        <w:t>Cognitive Systems (CGS)</w:t>
+      </w:r>
+      <w:r>
+        <w:rPr>
+          <w:rFonts w:ascii="Arial" w:hAnsi="Arial" w:cs="Arial"/>
+          <w:lang w:val="en-SG"/>
+        </w:rPr>
+        <w:t xml:space="preserve"> modules</w:t>
+      </w:r>
+    </w:p>
+    <w:p>
+      <w:pPr>
+        <w:rPr>
+          <w:rFonts w:ascii="Arial" w:hAnsi="Arial" w:cs="Arial"/>
+        </w:rPr>
+      </w:pPr>
+    </w:p>
+    <w:p>
+      <w:pPr>
+        <w:rPr>
+          <w:rFonts w:ascii="Arial" w:hAnsi="Arial" w:cs="Arial"/>
+          <w:lang w:val="en-SG"/>
+        </w:rPr>
+      </w:pPr>
+      <w:r>
+        <w:rPr>
+          <w:rFonts w:ascii="Arial" w:hAnsi="Arial" w:cs="Arial"/>
+          <w:lang w:val="en-SG"/>
+        </w:rPr>
+        <w:t>The current recruitment landscape is characterized by an unprecedented volume of digital applications, creating a significant "bottleneck" in the talent acquisition process. As organizations transition to digital-first hiring, the challenge has shifted from finding candidates to efficiently identifying the right ones within a vast pool of unstructured data.</w:t>
+      </w:r>
+    </w:p>
+    <w:p>
+      <w:pPr>
+        <w:rPr>
+          <w:rFonts w:ascii="Arial" w:hAnsi="Arial" w:cs="Arial"/>
+          <w:b/>
+          <w:bCs/>
+          <w:lang w:val="en-SG"/>
+        </w:rPr>
+      </w:pPr>
+      <w:r>
+        <w:rPr>
+          <w:rFonts w:ascii="Arial" w:hAnsi="Arial" w:cs="Arial"/>
+          <w:b/>
+          <w:bCs/>
+          <w:lang w:val="en-SG"/>
+        </w:rPr>
+        <w:t>Market Landscape and Challenges</w:t>
+      </w:r>
+    </w:p>
+    <w:p>
+      <w:pPr>
+        <w:numPr>
+          <w:ilvl w:val="0"/>
+          <w:numId w:val="47"/>
+        </w:numPr>
+        <w:rPr>
+          <w:rFonts w:ascii="Arial" w:hAnsi="Arial" w:cs="Arial"/>
+          <w:lang w:val="en-SG"/>
+        </w:rPr>
+      </w:pPr>
+      <w:r>
+        <w:rPr>
+          <w:rFonts w:ascii="Arial" w:hAnsi="Arial" w:cs="Arial"/>
+          <w:b/>
+          <w:bCs/>
+          <w:lang w:val="en-SG"/>
+        </w:rPr>
+        <w:t>Resume Fatigue:</w:t>
+      </w:r>
+      <w:r>
+        <w:rPr>
+          <w:rFonts w:ascii="Arial" w:hAnsi="Arial" w:cs="Arial"/>
+          <w:lang w:val="en-SG"/>
+        </w:rPr>
+        <w:t xml:space="preserve"> Recruiters frequently manage hundreds of applications for a single role, leading to "resume fatigue" where human cognitive limitations can result in the oversight of high-potential talent.</w:t>
+      </w:r>
+    </w:p>
+    <w:p>
+      <w:pPr>
+        <w:numPr>
+          <w:ilvl w:val="0"/>
+          <w:numId w:val="47"/>
+        </w:numPr>
+        <w:rPr>
+          <w:rFonts w:ascii="Arial" w:hAnsi="Arial" w:cs="Arial"/>
+          <w:lang w:val="en-SG"/>
+        </w:rPr>
+      </w:pPr>
+      <w:r>
+        <w:rPr>
+          <w:rFonts w:ascii="Arial" w:hAnsi="Arial" w:cs="Arial"/>
+          <w:b/>
+          <w:bCs/>
+          <w:lang w:val="en-SG"/>
+        </w:rPr>
+        <w:t>Inefficiency of Keyword Matching:</w:t>
+      </w:r>
+      <w:r>
+        <w:rPr>
+          <w:rFonts w:ascii="Arial" w:hAnsi="Arial" w:cs="Arial"/>
+          <w:lang w:val="en-SG"/>
+        </w:rPr>
+        <w:t xml:space="preserve"> Traditional Applicant Tracking Systems (ATS) often rely on rigid, exact-word matching, which fails to recognize transferable skills or synonymous technical terms.</w:t>
+      </w:r>
+    </w:p>
+    <w:p>
+      <w:pPr>
+        <w:numPr>
+          <w:ilvl w:val="0"/>
+          <w:numId w:val="47"/>
+        </w:numPr>
+        <w:rPr>
+          <w:rFonts w:ascii="Arial" w:hAnsi="Arial" w:cs="Arial"/>
+          <w:lang w:val="en-SG"/>
+        </w:rPr>
+      </w:pPr>
+      <w:r>
+        <w:rPr>
+          <w:rFonts w:ascii="Arial" w:hAnsi="Arial" w:cs="Arial"/>
+          <w:b/>
+          <w:bCs/>
+          <w:lang w:val="en-SG"/>
+        </w:rPr>
+        <w:t>Data Overload:</w:t>
+      </w:r>
+      <w:r>
+        <w:rPr>
+          <w:rFonts w:ascii="Arial" w:hAnsi="Arial" w:cs="Arial"/>
+          <w:lang w:val="en-SG"/>
+        </w:rPr>
+        <w:t xml:space="preserve"> The proliferation of online job boards has led to a "big data" problem in HR, where manual processing is no longer sustainable or cost-effective.</w:t>
+      </w:r>
+    </w:p>
+    <w:p>
+      <w:pPr>
+        <w:numPr>
+          <w:ilvl w:val="0"/>
+          <w:numId w:val="47"/>
+        </w:numPr>
+        <w:rPr>
+          <w:rFonts w:ascii="Arial" w:hAnsi="Arial" w:cs="Arial"/>
+          <w:lang w:val="en-SG"/>
+        </w:rPr>
+      </w:pPr>
+      <w:r>
+        <w:rPr>
+          <w:rFonts w:ascii="Arial" w:hAnsi="Arial" w:cs="Arial"/>
+          <w:b/>
+          <w:bCs/>
+          <w:lang w:val="en-SG"/>
+        </w:rPr>
+        <w:t>Subjectivity and Bias:</w:t>
+      </w:r>
+      <w:r>
+        <w:rPr>
+          <w:rFonts w:ascii="Arial" w:hAnsi="Arial" w:cs="Arial"/>
+          <w:lang w:val="en-SG"/>
+        </w:rPr>
+        <w:t xml:space="preserve"> Human-led initial screenings are inherently prone to unconscious bias, which can negatively impact workforce diversity and the objectivity of the hiring process.</w:t>
+      </w:r>
+    </w:p>
+    <w:p>
+      <w:pPr>
+        <w:rPr>
+          <w:rFonts w:ascii="Arial" w:hAnsi="Arial" w:cs="Arial"/>
+          <w:b/>
+          <w:bCs/>
+          <w:lang w:val="en-SG"/>
+        </w:rPr>
+      </w:pPr>
+      <w:r>
+        <w:rPr>
+          <w:rFonts w:ascii="Arial" w:hAnsi="Arial" w:cs="Arial"/>
+          <w:b/>
+          <w:bCs/>
+          <w:lang w:val="en-SG"/>
+        </w:rPr>
+        <w:t>The Need for Intelligent Reasoning</w:t>
+      </w:r>
+    </w:p>
+    <w:p>
+      <w:pPr>
+        <w:numPr>
+          <w:ilvl w:val="0"/>
+          <w:numId w:val="48"/>
+        </w:numPr>
+        <w:rPr>
+          <w:rFonts w:ascii="Arial" w:hAnsi="Arial" w:cs="Arial"/>
+          <w:lang w:val="en-SG"/>
+        </w:rPr>
+      </w:pPr>
+      <w:r>
+        <w:rPr>
+          <w:rFonts w:ascii="Arial" w:hAnsi="Arial" w:cs="Arial"/>
+          <w:b/>
+          <w:bCs/>
+          <w:lang w:val="en-SG"/>
+        </w:rPr>
+        <w:t>Process Automation:</w:t>
+      </w:r>
+      <w:r>
+        <w:rPr>
+          <w:rFonts w:ascii="Arial" w:hAnsi="Arial" w:cs="Arial"/>
+          <w:lang w:val="en-SG"/>
+        </w:rPr>
+        <w:t xml:space="preserve"> There is a critical market demand for "Process Applications" that embed cognitive technologies into organizational workflows to perform tasks faster and better.</w:t>
+      </w:r>
+    </w:p>
+    <w:p>
+      <w:pPr>
+        <w:numPr>
+          <w:ilvl w:val="0"/>
+          <w:numId w:val="48"/>
+        </w:numPr>
+        <w:rPr>
+          <w:rFonts w:ascii="Arial" w:hAnsi="Arial" w:cs="Arial"/>
+          <w:lang w:val="en-SG"/>
+        </w:rPr>
+      </w:pPr>
+      <w:r>
+        <w:rPr>
+          <w:rFonts w:ascii="Arial" w:hAnsi="Arial" w:cs="Arial"/>
+          <w:b/>
+          <w:bCs/>
+          <w:lang w:val="en-SG"/>
+        </w:rPr>
+        <w:lastRenderedPageBreak/>
+        <w:t>Insight-Driven Selection:</w:t>
+      </w:r>
+      <w:r>
+        <w:rPr>
+          <w:rFonts w:ascii="Arial" w:hAnsi="Arial" w:cs="Arial"/>
+          <w:lang w:val="en-SG"/>
+        </w:rPr>
+        <w:t xml:space="preserve"> Modern enterprises require "Insight Applications" that use analytic capabilities and machine learning to uncover deep patterns within large datasets for better strategic decisions.</w:t>
+      </w:r>
+    </w:p>
+    <w:p>
+      <w:pPr>
+        <w:numPr>
+          <w:ilvl w:val="0"/>
+          <w:numId w:val="48"/>
+        </w:numPr>
+        <w:rPr>
+          <w:rFonts w:ascii="Arial" w:hAnsi="Arial" w:cs="Arial"/>
+          <w:lang w:val="en-SG"/>
+        </w:rPr>
+      </w:pPr>
+      <w:r>
+        <w:rPr>
+          <w:rFonts w:ascii="Arial" w:hAnsi="Arial" w:cs="Arial"/>
+          <w:b/>
+          <w:bCs/>
+          <w:lang w:val="en-SG"/>
+        </w:rPr>
+        <w:t>Bridging the Gap:</w:t>
+      </w:r>
+      <w:r>
+        <w:rPr>
+          <w:rFonts w:ascii="Arial" w:hAnsi="Arial" w:cs="Arial"/>
+          <w:lang w:val="en-SG"/>
+        </w:rPr>
+        <w:t xml:space="preserve"> This project addresses these needs by bridging the gap between academic research in intelligent reasoning and real-world market applicability.</w:t>
+      </w:r>
+    </w:p>
+    <w:p>
+      <w:pPr>
+        <w:rPr>
+          <w:rFonts w:ascii="Arial" w:hAnsi="Arial" w:cs="Arial"/>
+          <w:b/>
+          <w:bCs/>
+          <w:lang w:val="en-SG"/>
+        </w:rPr>
+      </w:pPr>
+    </w:p>
+    <w:p>
+      <w:pPr>
+        <w:rPr>
+          <w:rFonts w:ascii="Arial" w:hAnsi="Arial" w:cs="Arial"/>
+          <w:b/>
+          <w:bCs/>
+          <w:lang w:val="en-SG"/>
+        </w:rPr>
+      </w:pPr>
+    </w:p>
+    <w:p>
+      <w:pPr>
         <w:pStyle w:val="Heading1"/>
-      </w:pPr>
-      <w:bookmarkStart w:id="3" w:name="_Toc194227758"/>
-      <w:r>
-        <w:t>Literature Review</w:t>
+        <w:rPr>
+          <w:rFonts w:ascii="Arial" w:hAnsi="Arial" w:cs="Arial"/>
+        </w:rPr>
+      </w:pPr>
+      <w:bookmarkStart w:id="3" w:name="_Toc224165123"/>
+      <w:r>
+        <w:rPr>
+          <w:rFonts w:ascii="Arial" w:hAnsi="Arial" w:cs="Arial"/>
+        </w:rPr>
+        <w:t>Problem Statement</w:t>
       </w:r>
       <w:bookmarkEnd w:id="3"/>
     </w:p>
     <w:p>
       <w:pPr>
         <w:rPr>
-          <w:b/>
-          <w:bCs/>
-        </w:rPr>
-      </w:pPr>
-      <w:r>
-        <w:rPr>
-          <w:b/>
-          <w:bCs/>
-        </w:rPr>
-        <w:t>Market Overview</w:t>
-      </w:r>
-    </w:p>
-    <w:p/>
-    <w:p>
-      <w:pPr>
-        <w:rPr>
-          <w:b/>
-          <w:bCs/>
-        </w:rPr>
-      </w:pPr>
-      <w:r>
-        <w:rPr>
-          <w:b/>
-          <w:bCs/>
-        </w:rPr>
-        <w:t>Key Players in the Market</w:t>
-      </w:r>
-    </w:p>
-    <w:p/>
-    <w:tbl>
-      <w:tblPr>
-        <w:tblStyle w:val="TableGrid"/>
-        <w:tblW w:w="0" w:type="auto"/>
-        <w:tblLook w:val="04A0" w:firstRow="1" w:lastRow="0" w:firstColumn="1" w:lastColumn="0" w:noHBand="0" w:noVBand="1"/>
-      </w:tblPr>
-      <w:tblGrid>
-        <w:gridCol w:w="3005"/>
-        <w:gridCol w:w="3005"/>
-        <w:gridCol w:w="3006"/>
-      </w:tblGrid>
-      <w:tr>
-        <w:trPr>
-          <w:trHeight w:val="575"/>
-        </w:trPr>
-        <w:tc>
-          <w:tcPr>
-            <w:tcW w:w="3005" w:type="dxa"/>
-          </w:tcPr>
-          <w:p/>
-        </w:tc>
-        <w:tc>
-          <w:tcPr>
-            <w:tcW w:w="3005" w:type="dxa"/>
-          </w:tcPr>
-          <w:p/>
-        </w:tc>
-        <w:tc>
-          <w:tcPr>
-            <w:tcW w:w="3006" w:type="dxa"/>
-          </w:tcPr>
-          <w:p/>
-        </w:tc>
-      </w:tr>
-      <w:tr>
-        <w:tc>
-          <w:tcPr>
-            <w:tcW w:w="3005" w:type="dxa"/>
-          </w:tcPr>
-          <w:p/>
-        </w:tc>
-        <w:tc>
-          <w:tcPr>
-            <w:tcW w:w="3005" w:type="dxa"/>
-          </w:tcPr>
-          <w:p/>
-        </w:tc>
-        <w:tc>
-          <w:tcPr>
-            <w:tcW w:w="3006" w:type="dxa"/>
-          </w:tcPr>
-          <w:p/>
-        </w:tc>
-      </w:tr>
-      <w:tr>
-        <w:tc>
-          <w:tcPr>
-            <w:tcW w:w="3005" w:type="dxa"/>
-          </w:tcPr>
-          <w:p/>
-        </w:tc>
-        <w:tc>
-          <w:tcPr>
-            <w:tcW w:w="3005" w:type="dxa"/>
-          </w:tcPr>
-          <w:p/>
-        </w:tc>
-        <w:tc>
-          <w:tcPr>
-            <w:tcW w:w="3006" w:type="dxa"/>
-          </w:tcPr>
-          <w:p/>
-        </w:tc>
-      </w:tr>
-      <w:tr>
-        <w:tc>
-          <w:tcPr>
-            <w:tcW w:w="3005" w:type="dxa"/>
-          </w:tcPr>
-          <w:p/>
-        </w:tc>
-        <w:tc>
-          <w:tcPr>
-            <w:tcW w:w="3005" w:type="dxa"/>
-          </w:tcPr>
-          <w:p/>
-        </w:tc>
-        <w:tc>
-          <w:tcPr>
-            <w:tcW w:w="3006" w:type="dxa"/>
-          </w:tcPr>
-          <w:p/>
-        </w:tc>
-      </w:tr>
-      <w:tr>
-        <w:tc>
-          <w:tcPr>
-            <w:tcW w:w="3005" w:type="dxa"/>
-          </w:tcPr>
-          <w:p/>
-        </w:tc>
-        <w:tc>
-          <w:tcPr>
-            <w:tcW w:w="3005" w:type="dxa"/>
-          </w:tcPr>
-          <w:p/>
-        </w:tc>
-        <w:tc>
-          <w:tcPr>
-            <w:tcW w:w="3006" w:type="dxa"/>
-          </w:tcPr>
-          <w:p/>
-        </w:tc>
-      </w:tr>
-      <w:tr>
-        <w:tc>
-          <w:tcPr>
-            <w:tcW w:w="3005" w:type="dxa"/>
-          </w:tcPr>
-          <w:p/>
-        </w:tc>
-        <w:tc>
-          <w:tcPr>
-            <w:tcW w:w="3005" w:type="dxa"/>
-          </w:tcPr>
-          <w:p/>
-        </w:tc>
-        <w:tc>
-          <w:tcPr>
-            <w:tcW w:w="3006" w:type="dxa"/>
-          </w:tcPr>
-          <w:p/>
-        </w:tc>
-      </w:tr>
-      <w:tr>
-        <w:tc>
-          <w:tcPr>
-            <w:tcW w:w="3005" w:type="dxa"/>
-          </w:tcPr>
-          <w:p/>
-        </w:tc>
-        <w:tc>
-          <w:tcPr>
-            <w:tcW w:w="3005" w:type="dxa"/>
-          </w:tcPr>
-          <w:p/>
-        </w:tc>
-        <w:tc>
-          <w:tcPr>
-            <w:tcW w:w="3006" w:type="dxa"/>
-          </w:tcPr>
-          <w:p/>
-        </w:tc>
-      </w:tr>
-      <w:tr>
-        <w:tc>
-          <w:tcPr>
-            <w:tcW w:w="3005" w:type="dxa"/>
-          </w:tcPr>
-          <w:p/>
-        </w:tc>
-        <w:tc>
-          <w:tcPr>
-            <w:tcW w:w="3005" w:type="dxa"/>
-          </w:tcPr>
-          <w:p/>
-        </w:tc>
-        <w:tc>
-          <w:tcPr>
-            <w:tcW w:w="3006" w:type="dxa"/>
-          </w:tcPr>
-          <w:p/>
-        </w:tc>
-      </w:tr>
-      <w:tr>
-        <w:tc>
-          <w:tcPr>
-            <w:tcW w:w="3005" w:type="dxa"/>
-          </w:tcPr>
-          <w:p/>
-        </w:tc>
-        <w:tc>
-          <w:tcPr>
-            <w:tcW w:w="3005" w:type="dxa"/>
-          </w:tcPr>
-          <w:p/>
-        </w:tc>
-        <w:tc>
-          <w:tcPr>
-            <w:tcW w:w="3006" w:type="dxa"/>
-          </w:tcPr>
-          <w:p/>
-        </w:tc>
-      </w:tr>
-      <w:tr>
-        <w:tc>
-          <w:tcPr>
-            <w:tcW w:w="3005" w:type="dxa"/>
-          </w:tcPr>
-          <w:p/>
-        </w:tc>
-        <w:tc>
-          <w:tcPr>
-            <w:tcW w:w="3005" w:type="dxa"/>
-          </w:tcPr>
-          <w:p/>
-        </w:tc>
-        <w:tc>
-          <w:tcPr>
-            <w:tcW w:w="3006" w:type="dxa"/>
-          </w:tcPr>
-          <w:p/>
-        </w:tc>
-      </w:tr>
-      <w:tr>
-        <w:tc>
-          <w:tcPr>
-            <w:tcW w:w="3005" w:type="dxa"/>
-          </w:tcPr>
-          <w:p/>
-        </w:tc>
-        <w:tc>
-          <w:tcPr>
-            <w:tcW w:w="3005" w:type="dxa"/>
-          </w:tcPr>
-          <w:p/>
-        </w:tc>
-        <w:tc>
-          <w:tcPr>
-            <w:tcW w:w="3006" w:type="dxa"/>
-          </w:tcPr>
-          <w:p/>
-        </w:tc>
-      </w:tr>
-    </w:tbl>
-    <w:p/>
-    <w:p>
-      <w:pPr>
-        <w:rPr>
-          <w:b/>
-          <w:bCs/>
-        </w:rPr>
-      </w:pPr>
-      <w:r>
-        <w:rPr>
-          <w:b/>
-          <w:bCs/>
-        </w:rPr>
-        <w:t>User Demands, Potential Opportunities</w:t>
-      </w:r>
-    </w:p>
-    <w:p/>
-    <w:p>
-      <w:r>
-        <w:t>Key Benefits of AI Ticketing Systems:</w:t>
+          <w:rFonts w:ascii="Arial" w:hAnsi="Arial" w:cs="Arial"/>
+          <w:lang w:val="en-SG"/>
+        </w:rPr>
+      </w:pPr>
+      <w:r>
+        <w:rPr>
+          <w:rFonts w:ascii="Arial" w:hAnsi="Arial" w:cs="Arial"/>
+          <w:lang w:val="en-SG"/>
+        </w:rPr>
+        <w:t>The core challenge this project addresses is the lack of "intelligent" automation in current screening workflows. By developing a system that "understands" domain knowledge—rather than just matching strings—we aim to provide a solution that offers customer benefits like simplicity and high-fidelity automatio</w:t>
+      </w:r>
+      <w:r>
+        <w:rPr>
+          <w:rFonts w:ascii="Arial" w:hAnsi="Arial" w:cs="Arial"/>
+          <w:lang w:val="en-SG"/>
+        </w:rPr>
+        <w:t>n</w:t>
       </w:r>
     </w:p>
     <w:p>
       <w:pPr>
         <w:pStyle w:val="Heading1"/>
         <w:rPr>
-          <w:rFonts w:eastAsiaTheme="minorEastAsia"/>
-        </w:rPr>
-      </w:pPr>
-      <w:bookmarkStart w:id="4" w:name="_Toc194227759"/>
-      <w:r>
-        <w:rPr>
-          <w:rFonts w:eastAsiaTheme="minorEastAsia"/>
+          <w:rFonts w:ascii="Arial" w:eastAsiaTheme="minorEastAsia" w:hAnsi="Arial" w:cs="Arial"/>
+        </w:rPr>
+      </w:pPr>
+      <w:bookmarkStart w:id="4" w:name="_Toc224165124"/>
+      <w:r>
+        <w:rPr>
+          <w:rFonts w:ascii="Arial" w:eastAsiaTheme="minorEastAsia" w:hAnsi="Arial" w:cs="Arial"/>
         </w:rPr>
         <w:t>Project Scope</w:t>
       </w:r>
@@ -2458,670 +2160,941 @@
     </w:p>
     <w:p>
       <w:pPr>
-        <w:ind w:left="720" w:hanging="720"/>
-      </w:pPr>
+        <w:rPr>
+          <w:rFonts w:ascii="Arial" w:hAnsi="Arial" w:cs="Arial"/>
+        </w:rPr>
+      </w:pPr>
+      <w:r>
+        <w:rPr>
+          <w:rFonts w:ascii="Arial" w:hAnsi="Arial" w:cs="Arial"/>
+        </w:rPr>
+        <w:t xml:space="preserve">This section defines the boundaries of the </w:t>
+      </w:r>
+      <w:r>
+        <w:rPr>
+          <w:rFonts w:ascii="Arial" w:hAnsi="Arial" w:cs="Arial"/>
+          <w:b/>
+          <w:bCs/>
+        </w:rPr>
+        <w:t>AI-Driven Resume Screening &amp; Candidate Ranking System</w:t>
+      </w:r>
+      <w:r>
+        <w:rPr>
+          <w:rFonts w:ascii="Arial" w:hAnsi="Arial" w:cs="Arial"/>
+        </w:rPr>
+        <w:t>, detailing the specific intelligent reasoning techniques used and the constraints of the current MVP</w:t>
+      </w:r>
     </w:p>
     <w:p>
       <w:pPr>
+        <w:rPr>
+          <w:rFonts w:ascii="Arial" w:hAnsi="Arial" w:cs="Arial"/>
+          <w:b/>
+          <w:bCs/>
+          <w:lang w:val="en-SG"/>
+        </w:rPr>
+      </w:pPr>
+      <w:r>
+        <w:rPr>
+          <w:rFonts w:ascii="Arial" w:hAnsi="Arial" w:cs="Arial"/>
+          <w:b/>
+          <w:bCs/>
+          <w:lang w:val="en-SG"/>
+        </w:rPr>
+        <w:t>Defining the Scope</w:t>
+      </w:r>
+    </w:p>
+    <w:p>
+      <w:pPr>
+        <w:rPr>
+          <w:rFonts w:ascii="Arial" w:hAnsi="Arial" w:cs="Arial"/>
+          <w:lang w:val="en-SG"/>
+        </w:rPr>
+      </w:pPr>
+      <w:r>
+        <w:rPr>
+          <w:rFonts w:ascii="Arial" w:hAnsi="Arial" w:cs="Arial"/>
+          <w:b/>
+          <w:bCs/>
+          <w:lang w:val="en-SG"/>
+        </w:rPr>
+        <w:t>Target Domain:</w:t>
+      </w:r>
+      <w:r>
+        <w:rPr>
+          <w:rFonts w:ascii="Arial" w:hAnsi="Arial" w:cs="Arial"/>
+          <w:lang w:val="en-SG"/>
+        </w:rPr>
+        <w:t xml:space="preserve"> The system is specifically designed for high-volume recruitment in the technology and professional services sectors.</w:t>
+      </w:r>
+    </w:p>
+    <w:p>
+      <w:pPr>
+        <w:rPr>
+          <w:rFonts w:ascii="Arial" w:hAnsi="Arial" w:cs="Arial"/>
+          <w:lang w:val="en-SG"/>
+        </w:rPr>
+      </w:pPr>
+      <w:r>
+        <w:rPr>
+          <w:rFonts w:ascii="Arial" w:hAnsi="Arial" w:cs="Arial"/>
+          <w:b/>
+          <w:bCs/>
+          <w:lang w:val="en-SG"/>
+        </w:rPr>
+        <w:t>Academic Focus:</w:t>
+      </w:r>
+      <w:r>
+        <w:rPr>
+          <w:rFonts w:ascii="Arial" w:hAnsi="Arial" w:cs="Arial"/>
+          <w:lang w:val="en-SG"/>
+        </w:rPr>
+        <w:t xml:space="preserve"> We are focusing on </w:t>
+      </w:r>
+      <w:r>
+        <w:rPr>
+          <w:rFonts w:ascii="Arial" w:hAnsi="Arial" w:cs="Arial"/>
+          <w:b/>
+          <w:bCs/>
+          <w:lang w:val="en-SG"/>
+        </w:rPr>
+        <w:t>Hybrid Machine Reasoning</w:t>
+      </w:r>
+      <w:r>
+        <w:rPr>
+          <w:rFonts w:ascii="Arial" w:hAnsi="Arial" w:cs="Arial"/>
+          <w:lang w:val="en-SG"/>
+        </w:rPr>
+        <w:t>, which combines symbolic logic (Business Rules) with connectionist approaches (Knowledge Graphs).</w:t>
+      </w:r>
+    </w:p>
+    <w:p>
+      <w:pPr>
+        <w:rPr>
+          <w:rFonts w:ascii="Arial" w:hAnsi="Arial" w:cs="Arial"/>
+          <w:lang w:val="en-SG"/>
+        </w:rPr>
+      </w:pPr>
+      <w:r>
+        <w:rPr>
+          <w:rFonts w:ascii="Arial" w:hAnsi="Arial" w:cs="Arial"/>
+          <w:b/>
+          <w:bCs/>
+          <w:lang w:val="en-SG"/>
+        </w:rPr>
+        <w:t>Market Applicability:</w:t>
+      </w:r>
+      <w:r>
+        <w:rPr>
+          <w:rFonts w:ascii="Arial" w:hAnsi="Arial" w:cs="Arial"/>
+          <w:lang w:val="en-SG"/>
+        </w:rPr>
+        <w:t xml:space="preserve"> The scope includes the development of a "Process Application" intended to automate tasks within an organization's hiring workflow to make them faster and more cost-effective</w:t>
+      </w:r>
+    </w:p>
+    <w:p>
+      <w:pPr>
+        <w:rPr>
+          <w:rFonts w:ascii="Arial" w:hAnsi="Arial" w:cs="Arial"/>
+          <w:b/>
+          <w:bCs/>
+          <w:lang w:val="en-SG"/>
+        </w:rPr>
+      </w:pPr>
+    </w:p>
+    <w:p>
+      <w:pPr>
+        <w:rPr>
+          <w:rFonts w:ascii="Arial" w:hAnsi="Arial" w:cs="Arial"/>
+          <w:b/>
+          <w:bCs/>
+          <w:lang w:val="en-SG"/>
+        </w:rPr>
+      </w:pPr>
+      <w:r>
+        <w:rPr>
+          <w:rFonts w:ascii="Arial" w:hAnsi="Arial" w:cs="Arial"/>
+          <w:b/>
+          <w:bCs/>
+          <w:lang w:val="en-SG"/>
+        </w:rPr>
+        <w:t>Intelligent Reasoning Focus</w:t>
+      </w:r>
+    </w:p>
+    <w:p>
+      <w:pPr>
+        <w:rPr>
+          <w:rFonts w:ascii="Arial" w:hAnsi="Arial" w:cs="Arial"/>
+          <w:lang w:val="en-SG"/>
+        </w:rPr>
+      </w:pPr>
+      <w:r>
+        <w:rPr>
+          <w:rFonts w:ascii="Arial" w:hAnsi="Arial" w:cs="Arial"/>
+          <w:lang w:val="en-SG"/>
+        </w:rPr>
+        <w:t>The project scope is defined by the integration of three specific technique groups from the IRS module:</w:t>
+      </w:r>
+    </w:p>
+    <w:p>
+      <w:pPr>
+        <w:rPr>
+          <w:rFonts w:ascii="Arial" w:hAnsi="Arial" w:cs="Arial"/>
+          <w:lang w:val="en-SG"/>
+        </w:rPr>
+      </w:pPr>
+      <w:r>
+        <w:rPr>
+          <w:rFonts w:ascii="Arial" w:hAnsi="Arial" w:cs="Arial"/>
+          <w:b/>
+          <w:bCs/>
+          <w:lang w:val="en-SG"/>
+        </w:rPr>
+        <w:lastRenderedPageBreak/>
+        <w:t>Decision Automation:</w:t>
+      </w:r>
+      <w:r>
+        <w:rPr>
+          <w:rFonts w:ascii="Arial" w:hAnsi="Arial" w:cs="Arial"/>
+          <w:lang w:val="en-SG"/>
+        </w:rPr>
+        <w:t xml:space="preserve"> Implementation of a "Knowledge-based reasoning" engine to enforce mandatory job qualifications.</w:t>
+      </w:r>
+    </w:p>
+    <w:p>
+      <w:pPr>
+        <w:rPr>
+          <w:rFonts w:ascii="Arial" w:hAnsi="Arial" w:cs="Arial"/>
+          <w:lang w:val="en-SG"/>
+        </w:rPr>
+      </w:pPr>
+      <w:r>
+        <w:rPr>
+          <w:rFonts w:ascii="Arial" w:hAnsi="Arial" w:cs="Arial"/>
+          <w:b/>
+          <w:bCs/>
+          <w:lang w:val="en-SG"/>
+        </w:rPr>
+        <w:t>Knowledge Discovery:</w:t>
+      </w:r>
+      <w:r>
+        <w:rPr>
+          <w:rFonts w:ascii="Arial" w:hAnsi="Arial" w:cs="Arial"/>
+          <w:lang w:val="en-SG"/>
+        </w:rPr>
+        <w:t xml:space="preserve"> Utilizing "Recommendation" algorithms to provide a ranked list of candidates based on multidimensional score vectors.</w:t>
+      </w:r>
+    </w:p>
+    <w:p>
+      <w:pPr>
+        <w:rPr>
+          <w:rFonts w:ascii="Arial" w:hAnsi="Arial" w:cs="Arial"/>
+          <w:lang w:val="en-SG"/>
+        </w:rPr>
+      </w:pPr>
+      <w:r>
+        <w:rPr>
+          <w:rFonts w:ascii="Arial" w:hAnsi="Arial" w:cs="Arial"/>
+          <w:b/>
+          <w:bCs/>
+          <w:lang w:val="en-SG"/>
+        </w:rPr>
+        <w:t>Cognitive Techniques:</w:t>
+      </w:r>
+      <w:r>
+        <w:rPr>
+          <w:rFonts w:ascii="Arial" w:hAnsi="Arial" w:cs="Arial"/>
+          <w:lang w:val="en-SG"/>
+        </w:rPr>
+        <w:t xml:space="preserve"> Designing a "Knowledge Base" using a </w:t>
+      </w:r>
+      <w:r>
+        <w:rPr>
+          <w:rFonts w:ascii="Arial" w:hAnsi="Arial" w:cs="Arial"/>
+          <w:b/>
+          <w:bCs/>
+          <w:lang w:val="en-SG"/>
+        </w:rPr>
+        <w:t>Knowledge Graph</w:t>
+      </w:r>
+      <w:r>
+        <w:rPr>
+          <w:rFonts w:ascii="Arial" w:hAnsi="Arial" w:cs="Arial"/>
+          <w:lang w:val="en-SG"/>
+        </w:rPr>
+        <w:t xml:space="preserve"> to represent complex skill taxonomies and professional relationships.</w:t>
+      </w:r>
+    </w:p>
+    <w:p>
+      <w:pPr>
+        <w:rPr>
+          <w:rFonts w:ascii="Arial" w:hAnsi="Arial" w:cs="Arial"/>
+          <w:b/>
+          <w:bCs/>
+          <w:lang w:val="en-SG"/>
+        </w:rPr>
+      </w:pPr>
+    </w:p>
+    <w:p>
+      <w:pPr>
         <w:pStyle w:val="Heading1"/>
         <w:rPr>
-          <w:rFonts w:eastAsiaTheme="minorEastAsia"/>
-        </w:rPr>
-      </w:pPr>
-      <w:bookmarkStart w:id="5" w:name="_Toc194227760"/>
-      <w:r>
-        <w:rPr>
-          <w:rFonts w:eastAsiaTheme="minorEastAsia"/>
-        </w:rPr>
-        <w:lastRenderedPageBreak/>
-        <w:t>Data Collection and Preparation</w:t>
+          <w:rFonts w:ascii="Arial" w:hAnsi="Arial" w:cs="Arial"/>
+        </w:rPr>
+      </w:pPr>
+      <w:bookmarkStart w:id="5" w:name="_Toc224165125"/>
+      <w:r>
+        <w:rPr>
+          <w:rFonts w:ascii="Arial" w:hAnsi="Arial" w:cs="Arial"/>
+        </w:rPr>
+        <w:t>Limitations and Constraints</w:t>
       </w:r>
       <w:bookmarkEnd w:id="5"/>
     </w:p>
     <w:p>
       <w:pPr>
-        <w:pStyle w:val="Heading2"/>
-      </w:pPr>
-      <w:bookmarkStart w:id="6" w:name="_Toc194227761"/>
+        <w:rPr>
+          <w:rFonts w:ascii="Arial" w:hAnsi="Arial" w:cs="Arial"/>
+          <w:lang w:val="en-SG"/>
+        </w:rPr>
+      </w:pPr>
+      <w:r>
+        <w:rPr>
+          <w:rFonts w:ascii="Arial" w:hAnsi="Arial" w:cs="Arial"/>
+          <w:b/>
+          <w:bCs/>
+          <w:lang w:val="en-SG"/>
+        </w:rPr>
+        <w:t>Data Availability:</w:t>
+      </w:r>
+      <w:r>
+        <w:rPr>
+          <w:rFonts w:ascii="Arial" w:hAnsi="Arial" w:cs="Arial"/>
+          <w:lang w:val="en-SG"/>
+        </w:rPr>
+        <w:t xml:space="preserve"> The system is constrained by the quality and diversity of open-source resume datasets, which may contain formatting inconsistencies.</w:t>
+      </w:r>
     </w:p>
     <w:p>
       <w:pPr>
-        <w:pStyle w:val="Heading2"/>
-      </w:pPr>
-      <w:r>
-        <w:t>Data Collection</w:t>
+        <w:rPr>
+          <w:rFonts w:ascii="Arial" w:hAnsi="Arial" w:cs="Arial"/>
+          <w:lang w:val="en-SG"/>
+        </w:rPr>
+      </w:pPr>
+      <w:r>
+        <w:rPr>
+          <w:rFonts w:ascii="Arial" w:hAnsi="Arial" w:cs="Arial"/>
+          <w:b/>
+          <w:bCs/>
+          <w:lang w:val="en-SG"/>
+        </w:rPr>
+        <w:t>Technical Constraints:</w:t>
+      </w:r>
+      <w:r>
+        <w:rPr>
+          <w:rFonts w:ascii="Arial" w:hAnsi="Arial" w:cs="Arial"/>
+          <w:lang w:val="en-SG"/>
+        </w:rPr>
+        <w:t xml:space="preserve"> As an MVP, the system may have limited "Natural Language" capabilities compared to enterprise-grade LLMs, focusing instead on structured reasoning.</w:t>
+      </w:r>
+    </w:p>
+    <w:p>
+      <w:pPr>
+        <w:rPr>
+          <w:rFonts w:ascii="Arial" w:hAnsi="Arial" w:cs="Arial"/>
+          <w:lang w:val="en-SG"/>
+        </w:rPr>
+      </w:pPr>
+      <w:r>
+        <w:rPr>
+          <w:rFonts w:ascii="Arial" w:hAnsi="Arial" w:cs="Arial"/>
+          <w:b/>
+          <w:bCs/>
+          <w:lang w:val="en-SG"/>
+        </w:rPr>
+        <w:t>Market Applicability:</w:t>
+      </w:r>
+      <w:r>
+        <w:rPr>
+          <w:rFonts w:ascii="Arial" w:hAnsi="Arial" w:cs="Arial"/>
+          <w:lang w:val="en-SG"/>
+        </w:rPr>
+        <w:t xml:space="preserve"> The current model does not account for soft-skill assessments (e.g., cultural fit or psychometric data) and focuses strictly on technical and experiential matching.</w:t>
+      </w:r>
+    </w:p>
+    <w:p>
+      <w:pPr>
+        <w:pStyle w:val="Heading1"/>
+        <w:rPr>
+          <w:rFonts w:ascii="Arial" w:eastAsiaTheme="minorEastAsia" w:hAnsi="Arial" w:cs="Arial"/>
+        </w:rPr>
+      </w:pPr>
+      <w:bookmarkStart w:id="6" w:name="_Toc224165126"/>
+      <w:r>
+        <w:rPr>
+          <w:rFonts w:ascii="Arial" w:eastAsiaTheme="minorEastAsia" w:hAnsi="Arial" w:cs="Arial"/>
+        </w:rPr>
+        <w:t>Data Collection and Preparation</w:t>
       </w:r>
       <w:bookmarkEnd w:id="6"/>
     </w:p>
     <w:p>
-      <w:r>
-        <w:rPr>
+      <w:pPr>
+        <w:rPr>
+          <w:rFonts w:ascii="Arial" w:hAnsi="Arial" w:cs="Arial"/>
+          <w:lang w:val="en-SG"/>
+        </w:rPr>
+      </w:pPr>
+      <w:r>
+        <w:rPr>
+          <w:rFonts w:ascii="Arial" w:hAnsi="Arial" w:cs="Arial"/>
+          <w:lang w:val="en-SG"/>
+        </w:rPr>
+        <w:t xml:space="preserve">This section outlines the strategy for acquiring and processing the knowledge and data required to power the </w:t>
+      </w:r>
+      <w:r>
+        <w:rPr>
+          <w:rFonts w:ascii="Arial" w:hAnsi="Arial" w:cs="Arial"/>
           <w:b/>
           <w:bCs/>
-        </w:rPr>
-        <w:t>Sources</w:t>
-      </w:r>
-      <w:r>
-        <w:rPr>
+          <w:lang w:val="en-SG"/>
+        </w:rPr>
+        <w:t>AI-Driven Resume Screening &amp; Candidate Ranking System</w:t>
+      </w:r>
+      <w:r>
+        <w:rPr>
+          <w:rFonts w:ascii="Arial" w:hAnsi="Arial" w:cs="Arial"/>
+          <w:lang w:val="en-SG"/>
+        </w:rPr>
+        <w:t>.</w:t>
+      </w:r>
+    </w:p>
+    <w:p>
+      <w:pPr>
+        <w:rPr>
+          <w:rFonts w:ascii="Arial" w:hAnsi="Arial" w:cs="Arial"/>
           <w:b/>
           <w:bCs/>
-        </w:rPr>
-        <w:br/>
+          <w:lang w:val="en-SG"/>
+        </w:rPr>
+      </w:pPr>
+      <w:r>
+        <w:rPr>
+          <w:rFonts w:ascii="Arial" w:hAnsi="Arial" w:cs="Arial"/>
+          <w:b/>
+          <w:bCs/>
+          <w:lang w:val="en-SG"/>
+        </w:rPr>
+        <w:t>Sources of Data and Knowledge</w:t>
       </w:r>
     </w:p>
     <w:p>
-      <w:r>
-        <w:rPr>
+      <w:pPr>
+        <w:numPr>
+          <w:ilvl w:val="0"/>
+          <w:numId w:val="52"/>
+        </w:numPr>
+        <w:rPr>
+          <w:rFonts w:ascii="Arial" w:hAnsi="Arial" w:cs="Arial"/>
+          <w:lang w:val="en-SG"/>
+        </w:rPr>
+      </w:pPr>
+      <w:r>
+        <w:rPr>
+          <w:rFonts w:ascii="Arial" w:hAnsi="Arial" w:cs="Arial"/>
           <w:b/>
           <w:bCs/>
-        </w:rPr>
-        <w:t xml:space="preserve">Evaluation </w:t>
-      </w:r>
-      <w:r>
-        <w:br/>
+          <w:lang w:val="en-SG"/>
+        </w:rPr>
+        <w:t>Resume Datasets:</w:t>
+      </w:r>
+      <w:r>
+        <w:rPr>
+          <w:rFonts w:ascii="Arial" w:hAnsi="Arial" w:cs="Arial"/>
+          <w:lang w:val="en-SG"/>
+        </w:rPr>
+        <w:t xml:space="preserve"> The primary data source will consist of publicly available, anonymized resume datasets (e.g., from Kaggle or GitHub) to ensure a diverse range of professional formats</w:t>
       </w:r>
     </w:p>
     <w:p>
       <w:pPr>
+        <w:rPr>
+          <w:rFonts w:ascii="Arial" w:hAnsi="Arial" w:cs="Arial"/>
+        </w:rPr>
+      </w:pPr>
+    </w:p>
+    <w:p>
+      <w:pPr>
+        <w:rPr>
+          <w:rFonts w:ascii="Arial" w:hAnsi="Arial" w:cs="Arial"/>
+        </w:rPr>
+      </w:pPr>
+    </w:p>
+    <w:p>
+      <w:pPr>
+        <w:rPr>
+          <w:rFonts w:ascii="Arial" w:hAnsi="Arial" w:cs="Arial"/>
+        </w:rPr>
+      </w:pPr>
+    </w:p>
+    <w:p>
+      <w:pPr>
         <w:pStyle w:val="Heading2"/>
-      </w:pPr>
-      <w:bookmarkStart w:id="7" w:name="_Toc194227762"/>
-      <w:r>
-        <w:t>Data Preparation</w:t>
+        <w:rPr>
+          <w:rFonts w:ascii="Arial" w:hAnsi="Arial" w:cs="Arial"/>
+        </w:rPr>
+      </w:pPr>
+    </w:p>
+    <w:p>
+      <w:pPr>
+        <w:pStyle w:val="Heading2"/>
+        <w:rPr>
+          <w:rFonts w:ascii="Arial" w:hAnsi="Arial" w:cs="Arial"/>
+        </w:rPr>
+      </w:pPr>
+      <w:bookmarkStart w:id="7" w:name="_Toc224165127"/>
+      <w:r>
+        <w:rPr>
+          <w:rFonts w:ascii="Arial" w:hAnsi="Arial" w:cs="Arial"/>
+        </w:rPr>
+        <w:t>Data Collection</w:t>
       </w:r>
       <w:bookmarkEnd w:id="7"/>
     </w:p>
     <w:p>
       <w:pPr>
+        <w:rPr>
+          <w:rFonts w:ascii="Arial" w:hAnsi="Arial" w:cs="Arial"/>
+        </w:rPr>
+      </w:pPr>
+      <w:r>
+        <w:rPr>
+          <w:rFonts w:ascii="Arial" w:hAnsi="Arial" w:cs="Arial"/>
+          <w:b/>
+          <w:bCs/>
+        </w:rPr>
+        <w:t>Sources</w:t>
+      </w:r>
+      <w:r>
+        <w:rPr>
+          <w:rFonts w:ascii="Arial" w:hAnsi="Arial" w:cs="Arial"/>
+          <w:b/>
+          <w:bCs/>
+        </w:rPr>
+        <w:br/>
+      </w:r>
+    </w:p>
+    <w:p>
+      <w:pPr>
+        <w:rPr>
+          <w:rFonts w:ascii="Arial" w:hAnsi="Arial" w:cs="Arial"/>
+        </w:rPr>
+      </w:pPr>
+      <w:r>
+        <w:rPr>
+          <w:rFonts w:ascii="Arial" w:hAnsi="Arial" w:cs="Arial"/>
+          <w:b/>
+          <w:bCs/>
+        </w:rPr>
+        <w:t xml:space="preserve">Evaluation </w:t>
+      </w:r>
+      <w:r>
+        <w:rPr>
+          <w:rFonts w:ascii="Arial" w:hAnsi="Arial" w:cs="Arial"/>
+        </w:rPr>
+        <w:br/>
+      </w:r>
+    </w:p>
+    <w:p>
+      <w:pPr>
+        <w:pStyle w:val="Heading2"/>
+        <w:rPr>
+          <w:rFonts w:ascii="Arial" w:hAnsi="Arial" w:cs="Arial"/>
+        </w:rPr>
+      </w:pPr>
+      <w:bookmarkStart w:id="8" w:name="_Toc224165128"/>
+      <w:r>
+        <w:rPr>
+          <w:rFonts w:ascii="Arial" w:hAnsi="Arial" w:cs="Arial"/>
+        </w:rPr>
+        <w:t>Data Preparation</w:t>
+      </w:r>
+      <w:bookmarkEnd w:id="8"/>
+    </w:p>
+    <w:p>
+      <w:pPr>
+        <w:pStyle w:val="Heading1"/>
+        <w:rPr>
+          <w:rFonts w:ascii="Arial" w:eastAsiaTheme="minorEastAsia" w:hAnsi="Arial" w:cs="Arial"/>
+        </w:rPr>
+      </w:pPr>
+      <w:bookmarkStart w:id="9" w:name="_Toc224165129"/>
+      <w:r>
+        <w:rPr>
+          <w:rFonts w:ascii="Arial" w:eastAsiaTheme="minorEastAsia" w:hAnsi="Arial" w:cs="Arial"/>
+        </w:rPr>
+        <w:t>System Design</w:t>
+      </w:r>
+      <w:bookmarkEnd w:id="9"/>
+      <w:r>
+        <w:rPr>
+          <w:rFonts w:ascii="Arial" w:eastAsiaTheme="minorEastAsia" w:hAnsi="Arial" w:cs="Arial"/>
+        </w:rPr>
+        <w:t xml:space="preserve"> </w:t>
+      </w:r>
+    </w:p>
+    <w:p>
+      <w:pPr>
+        <w:spacing w:after="0"/>
+        <w:rPr>
+          <w:rFonts w:ascii="Arial" w:hAnsi="Arial" w:cs="Arial"/>
+        </w:rPr>
+      </w:pPr>
+      <w:r>
+        <w:rPr>
+          <w:rFonts w:ascii="Arial" w:hAnsi="Arial" w:cs="Arial"/>
+          <w:b/>
+          <w:bCs/>
+        </w:rPr>
+        <w:t>High-level design:</w:t>
+      </w:r>
+    </w:p>
+    <w:p>
+      <w:pPr>
+        <w:spacing w:after="0"/>
+        <w:rPr>
+          <w:rFonts w:ascii="Arial" w:hAnsi="Arial" w:cs="Arial"/>
+          <w:b/>
+          <w:bCs/>
+        </w:rPr>
+      </w:pPr>
+    </w:p>
+    <w:p>
+      <w:pPr>
+        <w:spacing w:after="0"/>
+        <w:rPr>
+          <w:rFonts w:ascii="Arial" w:hAnsi="Arial" w:cs="Arial"/>
+          <w:b/>
+          <w:bCs/>
+        </w:rPr>
+      </w:pPr>
+    </w:p>
+    <w:p>
+      <w:pPr>
+        <w:spacing w:after="0"/>
+        <w:rPr>
+          <w:rFonts w:ascii="Arial" w:hAnsi="Arial" w:cs="Arial"/>
+          <w:b/>
+          <w:bCs/>
+        </w:rPr>
+      </w:pPr>
+    </w:p>
+    <w:p>
+      <w:pPr>
+        <w:spacing w:after="0"/>
+        <w:rPr>
+          <w:rFonts w:ascii="Arial" w:hAnsi="Arial" w:cs="Arial"/>
+          <w:b/>
+          <w:bCs/>
+        </w:rPr>
+      </w:pPr>
+      <w:r>
+        <w:rPr>
+          <w:rFonts w:ascii="Arial" w:hAnsi="Arial" w:cs="Arial"/>
+          <w:b/>
+          <w:bCs/>
+        </w:rPr>
+        <w:t>Detail</w:t>
+      </w:r>
+      <w:r>
+        <w:rPr>
+          <w:rFonts w:ascii="Arial" w:hAnsi="Arial" w:cs="Arial"/>
+          <w:b/>
+          <w:bCs/>
+        </w:rPr>
+        <w:t xml:space="preserve"> </w:t>
+      </w:r>
+      <w:r>
+        <w:rPr>
+          <w:rFonts w:ascii="Arial" w:hAnsi="Arial" w:cs="Arial"/>
+          <w:b/>
+          <w:bCs/>
+        </w:rPr>
+        <w:t>Design</w:t>
+      </w:r>
+      <w:r>
+        <w:rPr>
+          <w:rFonts w:ascii="Arial" w:hAnsi="Arial" w:cs="Arial"/>
+          <w:b/>
+          <w:bCs/>
+        </w:rPr>
+        <w:t>:</w:t>
+      </w:r>
+      <w:r>
+        <w:rPr>
+          <w:rFonts w:ascii="Arial" w:hAnsi="Arial" w:cs="Arial"/>
+          <w:b/>
+          <w:bCs/>
+        </w:rPr>
+        <w:t xml:space="preserve"> </w:t>
+      </w:r>
+    </w:p>
+    <w:p>
+      <w:pPr>
+        <w:keepNext/>
+        <w:jc w:val="center"/>
+        <w:rPr>
+          <w:rFonts w:ascii="Arial" w:hAnsi="Arial" w:cs="Arial"/>
+        </w:rPr>
+      </w:pPr>
+    </w:p>
+    <w:p>
+      <w:pPr>
         <w:spacing w:line="279" w:lineRule="auto"/>
         <w:jc w:val="left"/>
         <w:rPr>
-          <w:rFonts w:asciiTheme="majorHAnsi" w:hAnsiTheme="majorHAnsi" w:cstheme="majorBidi"/>
+          <w:rFonts w:ascii="Arial" w:eastAsia="Arial" w:hAnsi="Arial" w:cs="Arial"/>
           <w:b/>
           <w:bCs/>
-          <w:sz w:val="36"/>
-          <w:szCs w:val="36"/>
-        </w:rPr>
-      </w:pPr>
-      <w:r>
-        <w:br w:type="page"/>
-      </w:r>
+        </w:rPr>
+      </w:pPr>
     </w:p>
     <w:p>
       <w:pPr>
-        <w:pStyle w:val="Heading1"/>
-        <w:rPr>
-          <w:rFonts w:eastAsiaTheme="minorEastAsia"/>
-        </w:rPr>
-      </w:pPr>
-      <w:bookmarkStart w:id="8" w:name="_Toc194227763"/>
-      <w:r>
-        <w:rPr>
-          <w:rFonts w:eastAsiaTheme="minorEastAsia"/>
-        </w:rPr>
-        <w:lastRenderedPageBreak/>
-        <w:t>System Design</w:t>
-      </w:r>
-      <w:bookmarkEnd w:id="8"/>
-      <w:r>
-        <w:rPr>
-          <w:rFonts w:eastAsiaTheme="minorEastAsia"/>
-        </w:rPr>
-        <w:t xml:space="preserve"> </w:t>
-      </w:r>
-    </w:p>
-    <w:p>
-      <w:pPr>
-        <w:spacing w:after="0"/>
-      </w:pPr>
-      <w:r>
-        <w:rPr>
+        <w:pStyle w:val="break-words"/>
+        <w:spacing w:before="0" w:beforeAutospacing="0" w:line="360" w:lineRule="auto"/>
+        <w:rPr>
+          <w:rFonts w:ascii="Arial" w:hAnsi="Arial" w:cs="Arial"/>
           <w:b/>
           <w:bCs/>
         </w:rPr>
-        <w:t>High-level design:</w:t>
-      </w:r>
-    </w:p>
-    <w:p>
-      <w:pPr>
-        <w:keepNext/>
-        <w:spacing w:after="0"/>
-        <w:jc w:val="center"/>
-      </w:pPr>
-    </w:p>
-    <w:p>
-      <w:pPr>
-        <w:pStyle w:val="Caption"/>
-        <w:jc w:val="center"/>
-        <w:rPr>
-          <w:b/>
-          <w:bCs/>
-        </w:rPr>
-      </w:pPr>
-      <w:r>
-        <w:t xml:space="preserve">Figure </w:t>
-      </w:r>
-      <w:r>
-        <w:fldChar w:fldCharType="begin"/>
-      </w:r>
-      <w:r>
-        <w:instrText xml:space="preserve"> SEQ Figure \* ARABIC </w:instrText>
-      </w:r>
-      <w:r>
-        <w:fldChar w:fldCharType="separate"/>
-      </w:r>
-      <w:r>
-        <w:rPr>
-          <w:noProof/>
-        </w:rPr>
-        <w:t>2</w:t>
-      </w:r>
-      <w:r>
-        <w:fldChar w:fldCharType="end"/>
-      </w:r>
-      <w:r>
-        <w:t>: System Illustration from a high-level perspective</w:t>
-      </w:r>
-    </w:p>
-    <w:p>
-      <w:pPr>
-        <w:spacing w:after="0"/>
-        <w:rPr>
-          <w:b/>
-          <w:bCs/>
-        </w:rPr>
-      </w:pPr>
-      <w:r>
-        <w:rPr>
-          <w:b/>
-          <w:bCs/>
-        </w:rPr>
-        <w:t>Detail</w:t>
-      </w:r>
-      <w:r>
-        <w:rPr>
-          <w:b/>
-          <w:bCs/>
-        </w:rPr>
-        <w:t xml:space="preserve"> </w:t>
-      </w:r>
-      <w:r>
-        <w:rPr>
-          <w:b/>
-          <w:bCs/>
-        </w:rPr>
-        <w:t>Design</w:t>
-      </w:r>
-      <w:r>
-        <w:rPr>
-          <w:b/>
-          <w:bCs/>
-        </w:rPr>
-        <w:t>:</w:t>
-      </w:r>
-      <w:r>
-        <w:rPr>
-          <w:b/>
-          <w:bCs/>
-        </w:rPr>
-        <w:t xml:space="preserve"> </w:t>
-      </w:r>
-    </w:p>
-    <w:p>
-      <w:pPr>
-        <w:keepNext/>
-        <w:jc w:val="center"/>
-      </w:pPr>
-    </w:p>
-    <w:p>
-      <w:pPr>
-        <w:pStyle w:val="Caption"/>
-        <w:jc w:val="center"/>
-      </w:pPr>
-      <w:r>
-        <w:t xml:space="preserve">Figure </w:t>
-      </w:r>
-      <w:r>
-        <w:fldChar w:fldCharType="begin"/>
-      </w:r>
-      <w:r>
-        <w:instrText xml:space="preserve"> SEQ Figure \* ARABIC </w:instrText>
-      </w:r>
-      <w:r>
-        <w:fldChar w:fldCharType="separate"/>
-      </w:r>
-      <w:r>
-        <w:rPr>
-          <w:noProof/>
-        </w:rPr>
-        <w:t>3</w:t>
-      </w:r>
-      <w:r>
-        <w:fldChar w:fldCharType="end"/>
-      </w:r>
-      <w:r>
-        <w:t>: System Design illustrated in detail (low level)</w:t>
-      </w:r>
-    </w:p>
-    <w:p>
-      <w:pPr>
-        <w:spacing w:line="279" w:lineRule="auto"/>
-        <w:jc w:val="left"/>
-        <w:rPr>
-          <w:rFonts w:eastAsia="Arial"/>
-          <w:b/>
-          <w:bCs/>
-        </w:rPr>
-      </w:pPr>
-    </w:p>
-    <w:p>
-      <w:pPr>
-        <w:spacing w:after="0"/>
-        <w:rPr>
-          <w:b/>
-          <w:bCs/>
-          <w:sz w:val="18"/>
-          <w:szCs w:val="18"/>
-        </w:rPr>
-      </w:pPr>
-      <w:r>
-        <w:rPr>
-          <w:b/>
-          <w:bCs/>
-          <w:sz w:val="18"/>
-          <w:szCs w:val="18"/>
-        </w:rPr>
-        <w:t>AIRSCRS</w:t>
-      </w:r>
-    </w:p>
-    <w:p>
-      <w:pPr>
-        <w:pStyle w:val="break-words"/>
-        <w:spacing w:before="0" w:beforeAutospacing="0" w:line="360" w:lineRule="auto"/>
-        <w:rPr>
-          <w:rFonts w:eastAsiaTheme="minorEastAsia"/>
+      </w:pPr>
+      <w:r>
+        <w:rPr>
+          <w:rFonts w:ascii="Arial" w:eastAsiaTheme="minorEastAsia" w:hAnsi="Arial" w:cs="Arial"/>
           <w:b/>
           <w:bCs/>
           <w:sz w:val="22"/>
           <w:szCs w:val="22"/>
           <w:lang w:eastAsia="ja-JP" w:bidi="ar-SA"/>
         </w:rPr>
-      </w:pPr>
-    </w:p>
-    <w:p>
-      <w:pPr>
-        <w:pStyle w:val="break-words"/>
-        <w:spacing w:before="0" w:beforeAutospacing="0" w:line="360" w:lineRule="auto"/>
-        <w:rPr>
-          <w:b/>
-          <w:bCs/>
-        </w:rPr>
-      </w:pPr>
-      <w:r>
-        <w:rPr>
-          <w:rFonts w:eastAsiaTheme="minorEastAsia"/>
+        <w:t xml:space="preserve">Initial </w:t>
+      </w:r>
+      <w:r>
+        <w:rPr>
+          <w:rFonts w:ascii="Arial" w:eastAsiaTheme="minorEastAsia" w:hAnsi="Arial" w:cs="Arial"/>
           <w:b/>
           <w:bCs/>
           <w:sz w:val="22"/>
           <w:szCs w:val="22"/>
           <w:lang w:eastAsia="ja-JP" w:bidi="ar-SA"/>
         </w:rPr>
-        <w:t xml:space="preserve">Initial </w:t>
-      </w:r>
-      <w:r>
-        <w:rPr>
-          <w:rFonts w:eastAsiaTheme="minorEastAsia"/>
+        <w:t>Data</w:t>
+      </w:r>
+      <w:r>
+        <w:rPr>
+          <w:rFonts w:ascii="Arial" w:eastAsiaTheme="minorEastAsia" w:hAnsi="Arial" w:cs="Arial"/>
           <w:b/>
           <w:bCs/>
           <w:sz w:val="22"/>
           <w:szCs w:val="22"/>
           <w:lang w:eastAsia="ja-JP" w:bidi="ar-SA"/>
         </w:rPr>
-        <w:t>Data</w:t>
-      </w:r>
-      <w:r>
-        <w:rPr>
-          <w:rFonts w:eastAsiaTheme="minorEastAsia"/>
+        <w:t xml:space="preserve"> </w:t>
+      </w:r>
+      <w:r>
+        <w:rPr>
+          <w:rFonts w:ascii="Arial" w:eastAsiaTheme="minorEastAsia" w:hAnsi="Arial" w:cs="Arial"/>
           <w:b/>
           <w:bCs/>
           <w:sz w:val="22"/>
           <w:szCs w:val="22"/>
           <w:lang w:eastAsia="ja-JP" w:bidi="ar-SA"/>
         </w:rPr>
-        <w:t xml:space="preserve"> </w:t>
-      </w:r>
-      <w:r>
-        <w:rPr>
-          <w:rFonts w:eastAsiaTheme="minorEastAsia"/>
+        <w:t>Load and Training Phase</w:t>
+      </w:r>
+      <w:r>
+        <w:rPr>
+          <w:rFonts w:ascii="Arial" w:eastAsiaTheme="minorEastAsia" w:hAnsi="Arial" w:cs="Arial"/>
           <w:b/>
           <w:bCs/>
           <w:sz w:val="22"/>
           <w:szCs w:val="22"/>
           <w:lang w:eastAsia="ja-JP" w:bidi="ar-SA"/>
         </w:rPr>
-        <w:t>Load and Training Phase</w:t>
-      </w:r>
-      <w:r>
-        <w:rPr>
-          <w:rFonts w:eastAsiaTheme="minorEastAsia"/>
+        <w:br/>
+      </w:r>
+    </w:p>
+    <w:p>
+      <w:pPr>
+        <w:spacing w:after="0"/>
+        <w:rPr>
+          <w:rFonts w:ascii="Arial" w:hAnsi="Arial" w:cs="Arial"/>
           <w:b/>
           <w:bCs/>
-          <w:sz w:val="22"/>
-          <w:szCs w:val="22"/>
-          <w:lang w:eastAsia="ja-JP" w:bidi="ar-SA"/>
-        </w:rPr>
-        <w:br/>
+        </w:rPr>
+      </w:pPr>
+      <w:r>
+        <w:rPr>
+          <w:rFonts w:ascii="Arial" w:hAnsi="Arial" w:cs="Arial"/>
+          <w:b/>
+          <w:bCs/>
+        </w:rPr>
+        <w:t>Chatbot</w:t>
+      </w:r>
+      <w:r>
+        <w:rPr>
+          <w:rFonts w:ascii="Arial" w:hAnsi="Arial" w:cs="Arial"/>
+          <w:b/>
+          <w:bCs/>
+        </w:rPr>
+        <w:t xml:space="preserve"> module</w:t>
+      </w:r>
+      <w:r>
+        <w:rPr>
+          <w:rFonts w:ascii="Arial" w:hAnsi="Arial" w:cs="Arial"/>
+          <w:b/>
+          <w:bCs/>
+        </w:rPr>
+        <w:t>:</w:t>
       </w:r>
     </w:p>
     <w:p>
       <w:pPr>
-        <w:spacing w:after="0"/>
-        <w:rPr>
+        <w:spacing w:before="240" w:after="0"/>
+        <w:rPr>
+          <w:rFonts w:ascii="Arial" w:hAnsi="Arial" w:cs="Arial"/>
           <w:b/>
           <w:bCs/>
         </w:rPr>
       </w:pPr>
       <w:r>
         <w:rPr>
+          <w:rFonts w:ascii="Arial" w:hAnsi="Arial" w:cs="Arial"/>
           <w:b/>
           <w:bCs/>
         </w:rPr>
-        <w:t>Chatbot</w:t>
-      </w:r>
-      <w:r>
-        <w:rPr>
+        <w:t>Categoriz</w:t>
+      </w:r>
+      <w:r>
+        <w:rPr>
+          <w:rFonts w:ascii="Arial" w:hAnsi="Arial" w:cs="Arial"/>
           <w:b/>
           <w:bCs/>
         </w:rPr>
-        <w:t xml:space="preserve"> module</w:t>
-      </w:r>
-      <w:r>
-        <w:rPr>
+        <w:t>atio</w:t>
+      </w:r>
+      <w:r>
+        <w:rPr>
+          <w:rFonts w:ascii="Arial" w:hAnsi="Arial" w:cs="Arial"/>
           <w:b/>
           <w:bCs/>
         </w:rPr>
+        <w:t xml:space="preserve">n </w:t>
+      </w:r>
+      <w:r>
+        <w:rPr>
+          <w:rFonts w:ascii="Arial" w:hAnsi="Arial" w:cs="Arial"/>
+          <w:b/>
+          <w:bCs/>
+        </w:rPr>
+        <w:t>module</w:t>
+      </w:r>
+      <w:r>
+        <w:rPr>
+          <w:rFonts w:ascii="Arial" w:hAnsi="Arial" w:cs="Arial"/>
+          <w:b/>
+          <w:bCs/>
+        </w:rPr>
         <w:t>:</w:t>
       </w:r>
     </w:p>
     <w:p>
       <w:pPr>
-        <w:pStyle w:val="break-words"/>
-        <w:keepNext/>
-        <w:spacing w:after="0" w:afterAutospacing="0"/>
-        <w:ind w:left="720"/>
-        <w:jc w:val="center"/>
-      </w:pPr>
+        <w:spacing w:before="240" w:after="0"/>
+        <w:rPr>
+          <w:rFonts w:ascii="Arial" w:hAnsi="Arial" w:cs="Arial"/>
+          <w:b/>
+          <w:bCs/>
+        </w:rPr>
+      </w:pPr>
+      <w:r>
+        <w:rPr>
+          <w:rFonts w:ascii="Arial" w:hAnsi="Arial" w:cs="Arial"/>
+          <w:b/>
+          <w:bCs/>
+        </w:rPr>
+        <w:t>Process/Assign Agent module</w:t>
+      </w:r>
+      <w:r>
+        <w:rPr>
+          <w:rFonts w:ascii="Arial" w:hAnsi="Arial" w:cs="Arial"/>
+          <w:b/>
+          <w:bCs/>
+        </w:rPr>
+        <w:t>:</w:t>
+      </w:r>
     </w:p>
     <w:p>
       <w:pPr>
-        <w:pStyle w:val="Caption"/>
-        <w:spacing w:after="0"/>
-        <w:jc w:val="center"/>
-      </w:pPr>
-      <w:r>
-        <w:t xml:space="preserve">Figure </w:t>
-      </w:r>
-      <w:r>
-        <w:fldChar w:fldCharType="begin"/>
-      </w:r>
-      <w:r>
-        <w:instrText xml:space="preserve"> SEQ Figure \* ARABIC </w:instrText>
-      </w:r>
-      <w:r>
-        <w:fldChar w:fldCharType="separate"/>
-      </w:r>
-      <w:r>
-        <w:rPr>
-          <w:noProof/>
-        </w:rPr>
-        <w:t>4</w:t>
-      </w:r>
-      <w:r>
-        <w:fldChar w:fldCharType="end"/>
-      </w:r>
-      <w:r>
-        <w:t>: Sample screen</w:t>
+        <w:spacing w:before="240" w:after="0"/>
+        <w:rPr>
+          <w:rFonts w:ascii="Arial" w:hAnsi="Arial" w:cs="Arial"/>
+          <w:b/>
+          <w:bCs/>
+        </w:rPr>
+      </w:pPr>
+      <w:r>
+        <w:rPr>
+          <w:rFonts w:ascii="Arial" w:hAnsi="Arial" w:cs="Arial"/>
+          <w:b/>
+          <w:bCs/>
+        </w:rPr>
+        <w:t>Predict and recommend optimization module</w:t>
+      </w:r>
+      <w:r>
+        <w:rPr>
+          <w:rFonts w:ascii="Arial" w:hAnsi="Arial" w:cs="Arial"/>
+          <w:b/>
+          <w:bCs/>
+        </w:rPr>
+        <w:t>.</w:t>
       </w:r>
     </w:p>
     <w:p>
       <w:pPr>
         <w:spacing w:after="0"/>
         <w:rPr>
+          <w:rFonts w:ascii="Arial" w:hAnsi="Arial" w:cs="Arial"/>
           <w:b/>
           <w:bCs/>
-          <w:sz w:val="20"/>
-          <w:szCs w:val="20"/>
         </w:rPr>
       </w:pPr>
     </w:p>
     <w:p>
       <w:pPr>
-        <w:spacing w:before="240" w:after="0"/>
-        <w:rPr>
+        <w:spacing w:after="0"/>
+        <w:rPr>
+          <w:rFonts w:ascii="Arial" w:hAnsi="Arial" w:cs="Arial"/>
           <w:b/>
           <w:bCs/>
         </w:rPr>
       </w:pPr>
       <w:r>
         <w:rPr>
+          <w:rFonts w:ascii="Arial" w:hAnsi="Arial" w:cs="Arial"/>
           <w:b/>
           <w:bCs/>
         </w:rPr>
-        <w:t>Categoriz</w:t>
-      </w:r>
-      <w:r>
-        <w:rPr>
-          <w:b/>
-          <w:bCs/>
-        </w:rPr>
-        <w:t>ation</w:t>
-      </w:r>
-      <w:r>
-        <w:rPr>
-          <w:b/>
-          <w:bCs/>
-        </w:rPr>
-        <w:t xml:space="preserve"> </w:t>
-      </w:r>
-      <w:r>
-        <w:rPr>
-          <w:b/>
-          <w:bCs/>
-        </w:rPr>
-        <w:t>module</w:t>
-      </w:r>
-      <w:r>
-        <w:rPr>
-          <w:b/>
-          <w:bCs/>
-        </w:rPr>
-        <w:t>:</w:t>
+        <w:t>Implementation Approach:</w:t>
       </w:r>
     </w:p>
     <w:p>
       <w:pPr>
-        <w:spacing w:before="240" w:after="0"/>
-        <w:rPr>
-          <w:b/>
-          <w:bCs/>
-        </w:rPr>
-      </w:pPr>
-      <w:r>
-        <w:rPr>
-          <w:b/>
-          <w:bCs/>
-        </w:rPr>
-        <w:t>Process/Assign Agent module</w:t>
-      </w:r>
-      <w:r>
-        <w:rPr>
-          <w:b/>
-          <w:bCs/>
-        </w:rPr>
-        <w:t>:</w:t>
-      </w:r>
-    </w:p>
-    <w:p>
-      <w:pPr>
-        <w:spacing w:before="240" w:after="0"/>
-        <w:rPr>
-          <w:b/>
-          <w:bCs/>
-        </w:rPr>
-      </w:pPr>
-      <w:r>
-        <w:rPr>
-          <w:b/>
-          <w:bCs/>
-        </w:rPr>
-        <w:t>Predict and recommend optimization module</w:t>
-      </w:r>
-      <w:r>
-        <w:rPr>
-          <w:b/>
-          <w:bCs/>
-        </w:rPr>
-        <w:t>.</w:t>
-      </w:r>
-    </w:p>
-    <w:p>
-      <w:pPr>
         <w:spacing w:after="0"/>
         <w:rPr>
-          <w:b/>
-          <w:bCs/>
-        </w:rPr>
-      </w:pPr>
-    </w:p>
-    <w:p>
-      <w:pPr>
-        <w:spacing w:after="0"/>
-        <w:rPr>
-          <w:b/>
-          <w:bCs/>
-        </w:rPr>
-      </w:pPr>
-    </w:p>
-    <w:p>
-      <w:pPr>
-        <w:spacing w:after="0"/>
-        <w:rPr>
-          <w:b/>
-          <w:bCs/>
-        </w:rPr>
-      </w:pPr>
-    </w:p>
-    <w:p>
-      <w:pPr>
-        <w:spacing w:after="0"/>
-        <w:rPr>
-          <w:b/>
-          <w:bCs/>
-        </w:rPr>
-      </w:pPr>
-    </w:p>
-    <w:p>
-      <w:pPr>
-        <w:spacing w:after="0"/>
-        <w:rPr>
-          <w:b/>
-          <w:bCs/>
-        </w:rPr>
-      </w:pPr>
-    </w:p>
-    <w:p>
-      <w:pPr>
-        <w:spacing w:after="0"/>
-        <w:rPr>
-          <w:b/>
-          <w:bCs/>
-        </w:rPr>
-      </w:pPr>
-    </w:p>
-    <w:p>
-      <w:pPr>
-        <w:spacing w:after="0"/>
-        <w:rPr>
-          <w:b/>
-          <w:bCs/>
-        </w:rPr>
-      </w:pPr>
-    </w:p>
-    <w:p>
-      <w:pPr>
-        <w:spacing w:after="0"/>
-        <w:rPr>
-          <w:b/>
-          <w:bCs/>
-        </w:rPr>
-      </w:pPr>
-    </w:p>
-    <w:p>
-      <w:pPr>
-        <w:spacing w:after="0"/>
-        <w:rPr>
-          <w:b/>
-          <w:bCs/>
-        </w:rPr>
-      </w:pPr>
-    </w:p>
-    <w:p>
-      <w:pPr>
-        <w:spacing w:after="0"/>
-        <w:rPr>
-          <w:b/>
-          <w:bCs/>
-        </w:rPr>
-      </w:pPr>
-    </w:p>
-    <w:p>
-      <w:pPr>
-        <w:spacing w:after="0"/>
-        <w:rPr>
-          <w:b/>
-          <w:bCs/>
-        </w:rPr>
-      </w:pPr>
-    </w:p>
-    <w:p>
-      <w:pPr>
-        <w:spacing w:after="0"/>
-        <w:rPr>
-          <w:b/>
-          <w:bCs/>
-        </w:rPr>
-      </w:pPr>
-    </w:p>
-    <w:p>
-      <w:pPr>
-        <w:spacing w:after="0"/>
-        <w:rPr>
-          <w:b/>
-          <w:bCs/>
-        </w:rPr>
-      </w:pPr>
-    </w:p>
-    <w:p>
-      <w:pPr>
-        <w:spacing w:after="0"/>
-        <w:rPr>
-          <w:b/>
-          <w:bCs/>
-        </w:rPr>
-      </w:pPr>
-      <w:r>
-        <w:rPr>
-          <w:b/>
-          <w:bCs/>
-        </w:rPr>
-        <w:lastRenderedPageBreak/>
-        <w:t>Implementation Approach:</w:t>
-      </w:r>
-    </w:p>
-    <w:p>
-      <w:pPr>
-        <w:spacing w:after="0"/>
-        <w:rPr>
+          <w:rFonts w:ascii="Arial" w:hAnsi="Arial" w:cs="Arial"/>
           <w:b/>
           <w:bCs/>
         </w:rPr>
@@ -3149,12 +3122,14 @@
           <w:p>
             <w:pPr>
               <w:rPr>
+                <w:rFonts w:ascii="Arial" w:hAnsi="Arial" w:cs="Arial"/>
                 <w:b/>
                 <w:bCs/>
               </w:rPr>
             </w:pPr>
             <w:r>
               <w:rPr>
+                <w:rFonts w:ascii="Arial" w:hAnsi="Arial" w:cs="Arial"/>
                 <w:b/>
                 <w:bCs/>
               </w:rPr>
@@ -3169,12 +3144,14 @@
           <w:p>
             <w:pPr>
               <w:rPr>
+                <w:rFonts w:ascii="Arial" w:hAnsi="Arial" w:cs="Arial"/>
                 <w:b/>
                 <w:bCs/>
               </w:rPr>
             </w:pPr>
             <w:r>
               <w:rPr>
+                <w:rFonts w:ascii="Arial" w:hAnsi="Arial" w:cs="Arial"/>
                 <w:b/>
                 <w:bCs/>
               </w:rPr>
@@ -3194,6 +3171,7 @@
           <w:p>
             <w:pPr>
               <w:rPr>
+                <w:rFonts w:ascii="Arial" w:hAnsi="Arial" w:cs="Arial"/>
                 <w:b/>
                 <w:bCs/>
               </w:rPr>
@@ -3204,7 +3182,13 @@
           <w:tcPr>
             <w:tcW w:w="6998" w:type="dxa"/>
           </w:tcPr>
-          <w:p/>
+          <w:p>
+            <w:pPr>
+              <w:rPr>
+                <w:rFonts w:ascii="Arial" w:hAnsi="Arial" w:cs="Arial"/>
+              </w:rPr>
+            </w:pPr>
+          </w:p>
         </w:tc>
       </w:tr>
       <w:tr>
@@ -3220,39 +3204,23 @@
             <w:pPr>
               <w:jc w:val="center"/>
               <w:rPr>
+                <w:rFonts w:ascii="Arial" w:hAnsi="Arial" w:cs="Arial"/>
                 <w:b/>
                 <w:bCs/>
               </w:rPr>
             </w:pPr>
             <w:r>
               <w:rPr>
+                <w:rFonts w:ascii="Arial" w:hAnsi="Arial" w:cs="Arial"/>
                 <w:b/>
                 <w:bCs/>
               </w:rPr>
-              <w:t>Cogniti</w:t>
+              <w:t xml:space="preserve">Cognition System: </w:t>
             </w:r>
             <w:r>
               <w:rPr>
-                <w:b/>
-                <w:bCs/>
-              </w:rPr>
-              <w:t>on System</w:t>
-            </w:r>
-            <w:r>
-              <w:rPr>
-                <w:b/>
-                <w:bCs/>
-              </w:rPr>
-              <w:t>:</w:t>
-            </w:r>
-            <w:r>
-              <w:rPr>
-                <w:b/>
-                <w:bCs/>
-              </w:rPr>
-              <w:t xml:space="preserve"> </w:t>
-            </w:r>
-            <w:r>
+                <w:rFonts w:ascii="Arial" w:hAnsi="Arial" w:cs="Arial"/>
+              </w:rPr>
               <w:t>Using an LLM chatbot</w:t>
             </w:r>
           </w:p>
@@ -3266,13 +3234,25 @@
           <w:tcPr>
             <w:tcW w:w="3062" w:type="dxa"/>
           </w:tcPr>
-          <w:p/>
+          <w:p>
+            <w:pPr>
+              <w:rPr>
+                <w:rFonts w:ascii="Arial" w:hAnsi="Arial" w:cs="Arial"/>
+              </w:rPr>
+            </w:pPr>
+          </w:p>
         </w:tc>
         <w:tc>
           <w:tcPr>
             <w:tcW w:w="6998" w:type="dxa"/>
           </w:tcPr>
-          <w:p/>
+          <w:p>
+            <w:pPr>
+              <w:rPr>
+                <w:rFonts w:ascii="Arial" w:hAnsi="Arial" w:cs="Arial"/>
+              </w:rPr>
+            </w:pPr>
+          </w:p>
         </w:tc>
       </w:tr>
       <w:tr>
@@ -3287,12 +3267,17 @@
           <w:p>
             <w:pPr>
               <w:jc w:val="center"/>
+              <w:rPr>
+                <w:rFonts w:ascii="Arial" w:hAnsi="Arial" w:cs="Arial"/>
+              </w:rPr>
             </w:pPr>
             <w:r>
               <w:rPr>
+                <w:rFonts w:ascii="Arial" w:hAnsi="Arial" w:cs="Arial"/>
                 <w:b/>
                 <w:bCs/>
               </w:rPr>
+              <w:lastRenderedPageBreak/>
               <w:t>Decision Automation</w:t>
             </w:r>
           </w:p>
@@ -3306,13 +3291,25 @@
           <w:tcPr>
             <w:tcW w:w="3062" w:type="dxa"/>
           </w:tcPr>
-          <w:p/>
+          <w:p>
+            <w:pPr>
+              <w:rPr>
+                <w:rFonts w:ascii="Arial" w:hAnsi="Arial" w:cs="Arial"/>
+              </w:rPr>
+            </w:pPr>
+          </w:p>
         </w:tc>
         <w:tc>
           <w:tcPr>
             <w:tcW w:w="6998" w:type="dxa"/>
           </w:tcPr>
-          <w:p/>
+          <w:p>
+            <w:pPr>
+              <w:rPr>
+                <w:rFonts w:ascii="Arial" w:hAnsi="Arial" w:cs="Arial"/>
+              </w:rPr>
+            </w:pPr>
+          </w:p>
         </w:tc>
       </w:tr>
       <w:tr>
@@ -3327,9 +3324,13 @@
           <w:p>
             <w:pPr>
               <w:jc w:val="center"/>
+              <w:rPr>
+                <w:rFonts w:ascii="Arial" w:hAnsi="Arial" w:cs="Arial"/>
+              </w:rPr>
             </w:pPr>
             <w:r>
               <w:rPr>
+                <w:rFonts w:ascii="Arial" w:hAnsi="Arial" w:cs="Arial"/>
                 <w:b/>
                 <w:bCs/>
               </w:rPr>
@@ -3346,59 +3347,60 @@
           <w:tcPr>
             <w:tcW w:w="3062" w:type="dxa"/>
           </w:tcPr>
-          <w:p/>
+          <w:p>
+            <w:pPr>
+              <w:rPr>
+                <w:rFonts w:ascii="Arial" w:hAnsi="Arial" w:cs="Arial"/>
+              </w:rPr>
+            </w:pPr>
+          </w:p>
         </w:tc>
         <w:tc>
           <w:tcPr>
             <w:tcW w:w="6998" w:type="dxa"/>
           </w:tcPr>
-          <w:p/>
+          <w:p>
+            <w:pPr>
+              <w:rPr>
+                <w:rFonts w:ascii="Arial" w:hAnsi="Arial" w:cs="Arial"/>
+              </w:rPr>
+            </w:pPr>
+          </w:p>
         </w:tc>
       </w:tr>
     </w:tbl>
-    <w:p/>
     <w:p>
       <w:pPr>
+        <w:rPr>
+          <w:rFonts w:ascii="Arial" w:hAnsi="Arial" w:cs="Arial"/>
+        </w:rPr>
+      </w:pPr>
+    </w:p>
+    <w:p>
+      <w:pPr>
         <w:pStyle w:val="Heading1"/>
         <w:rPr>
-          <w:rFonts w:eastAsiaTheme="minorEastAsia"/>
-        </w:rPr>
-      </w:pPr>
-      <w:bookmarkStart w:id="9" w:name="_Toc194227764"/>
-      <w:r>
-        <w:rPr>
-          <w:rFonts w:eastAsiaTheme="minorEastAsia"/>
+          <w:rFonts w:ascii="Arial" w:eastAsiaTheme="minorEastAsia" w:hAnsi="Arial" w:cs="Arial"/>
+        </w:rPr>
+      </w:pPr>
+      <w:bookmarkStart w:id="10" w:name="_Toc224165130"/>
+      <w:r>
+        <w:rPr>
+          <w:rFonts w:ascii="Arial" w:eastAsiaTheme="minorEastAsia" w:hAnsi="Arial" w:cs="Arial"/>
         </w:rPr>
         <w:t>Foreseeable Challenges</w:t>
       </w:r>
       <w:r>
         <w:rPr>
-          <w:rFonts w:eastAsiaTheme="minorEastAsia"/>
+          <w:rFonts w:ascii="Arial" w:eastAsiaTheme="minorEastAsia" w:hAnsi="Arial" w:cs="Arial"/>
         </w:rPr>
         <w:t xml:space="preserve"> &amp; </w:t>
       </w:r>
       <w:r>
         <w:rPr>
-          <w:rFonts w:eastAsiaTheme="minorEastAsia"/>
+          <w:rFonts w:ascii="Arial" w:eastAsiaTheme="minorEastAsia" w:hAnsi="Arial" w:cs="Arial"/>
         </w:rPr>
         <w:t>Limitations</w:t>
-      </w:r>
-      <w:bookmarkEnd w:id="9"/>
-    </w:p>
-    <w:p/>
-    <w:p>
-      <w:pPr>
-        <w:pStyle w:val="Heading1"/>
-        <w:rPr>
-          <w:rFonts w:eastAsiaTheme="minorEastAsia"/>
-        </w:rPr>
-      </w:pPr>
-      <w:bookmarkStart w:id="10" w:name="_Toc194227765"/>
-      <w:r>
-        <w:rPr>
-          <w:rFonts w:eastAsiaTheme="minorEastAsia"/>
-        </w:rPr>
-        <w:t>Conclusion</w:t>
       </w:r>
       <w:bookmarkEnd w:id="10"/>
     </w:p>
@@ -3406,815 +3408,31 @@
       <w:pPr>
         <w:pStyle w:val="Heading1"/>
         <w:rPr>
-          <w:rFonts w:eastAsiaTheme="minorEastAsia"/>
-        </w:rPr>
-      </w:pPr>
-      <w:bookmarkStart w:id="11" w:name="_Toc194227766"/>
-      <w:r>
-        <w:rPr>
-          <w:rFonts w:eastAsiaTheme="minorEastAsia"/>
-        </w:rPr>
-        <w:t>References</w:t>
-      </w:r>
-      <w:bookmarkEnd w:id="11"/>
+          <w:rFonts w:ascii="Arial" w:eastAsiaTheme="minorEastAsia" w:hAnsi="Arial" w:cs="Arial"/>
+        </w:rPr>
+      </w:pPr>
+      <w:bookmarkStart w:id="11" w:name="_Toc224165131"/>
+      <w:r>
+        <w:rPr>
+          <w:rFonts w:ascii="Arial" w:eastAsiaTheme="minorEastAsia" w:hAnsi="Arial" w:cs="Arial"/>
+        </w:rPr>
+        <w:t>Future Work</w:t>
+      </w:r>
     </w:p>
     <w:p>
       <w:pPr>
-        <w:pStyle w:val="Heading2"/>
-      </w:pPr>
-      <w:r>
-        <w:tab/>
-      </w:r>
-      <w:bookmarkStart w:id="12" w:name="_Toc194227767"/>
-      <w:r>
-        <w:t>Article References</w:t>
-      </w:r>
-      <w:bookmarkEnd w:id="12"/>
-    </w:p>
-    <w:p>
-      <w:pPr>
-        <w:pStyle w:val="Heading2"/>
-      </w:pPr>
-      <w:bookmarkStart w:id="13" w:name="_Toc194227768"/>
-      <w:r>
-        <w:t>Datasets Sources</w:t>
-      </w:r>
-      <w:bookmarkEnd w:id="13"/>
-    </w:p>
-    <w:p>
-      <w:pPr>
-        <w:pStyle w:val="ListParagraph"/>
-        <w:rPr>
-          <w:rFonts w:eastAsia="Times New Roman"/>
-          <w:color w:val="05103E"/>
-        </w:rPr>
-      </w:pPr>
-    </w:p>
-    <w:p>
-      <w:pPr>
-        <w:pStyle w:val="ListParagraph"/>
-        <w:rPr>
-          <w:rFonts w:eastAsia="Times New Roman"/>
-          <w:color w:val="05103E"/>
-        </w:rPr>
-      </w:pPr>
-    </w:p>
-    <w:p>
-      <w:pPr>
-        <w:pStyle w:val="ListParagraph"/>
-        <w:rPr>
-          <w:rFonts w:eastAsia="Times New Roman"/>
-          <w:color w:val="05103E"/>
-        </w:rPr>
-      </w:pPr>
-    </w:p>
-    <w:p>
-      <w:pPr>
-        <w:pStyle w:val="ListParagraph"/>
-        <w:rPr>
-          <w:rFonts w:eastAsia="Times New Roman"/>
-          <w:color w:val="05103E"/>
-        </w:rPr>
-      </w:pPr>
-    </w:p>
-    <w:p>
-      <w:pPr>
-        <w:pStyle w:val="ListParagraph"/>
-        <w:rPr>
-          <w:rFonts w:eastAsia="Times New Roman"/>
-          <w:color w:val="05103E"/>
-        </w:rPr>
-      </w:pPr>
-    </w:p>
-    <w:p>
-      <w:pPr>
-        <w:pStyle w:val="ListParagraph"/>
-        <w:rPr>
-          <w:rFonts w:eastAsia="Times New Roman"/>
-          <w:color w:val="05103E"/>
-        </w:rPr>
-      </w:pPr>
-    </w:p>
-    <w:p>
-      <w:pPr>
-        <w:pStyle w:val="ListParagraph"/>
-        <w:rPr>
-          <w:rFonts w:eastAsia="Times New Roman"/>
-          <w:color w:val="05103E"/>
-        </w:rPr>
-      </w:pPr>
-    </w:p>
-    <w:p>
-      <w:pPr>
         <w:pStyle w:val="Heading1"/>
-      </w:pPr>
-      <w:bookmarkStart w:id="14" w:name="_Toc194227769"/>
-      <w:r>
-        <w:lastRenderedPageBreak/>
-        <w:t>Appendices</w:t>
-      </w:r>
-      <w:bookmarkEnd w:id="14"/>
-    </w:p>
-    <w:p>
-      <w:pPr>
-        <w:pStyle w:val="Heading3"/>
-      </w:pPr>
-      <w:bookmarkStart w:id="15" w:name="_Toc194227770"/>
-      <w:r>
-        <w:t>Brainstorming &amp; Meeting Minutes</w:t>
-      </w:r>
-      <w:bookmarkEnd w:id="15"/>
-    </w:p>
-    <w:p>
-      <w:pPr>
-        <w:rPr>
-          <w:b/>
-          <w:bCs/>
-        </w:rPr>
-      </w:pPr>
-      <w:r>
-        <w:rPr>
-          <w:b/>
-          <w:bCs/>
-        </w:rPr>
-        <w:t xml:space="preserve">AI </w:t>
-      </w:r>
-      <w:r>
-        <w:rPr>
-          <w:b/>
-          <w:bCs/>
-        </w:rPr>
-        <w:t>Summary of Project Meeting Discussions</w:t>
-      </w:r>
-    </w:p>
-    <w:p>
-      <w:r>
-        <w:rPr>
-          <w:b/>
-          <w:bCs/>
-        </w:rPr>
-        <w:t>Key Project Components</w:t>
-      </w:r>
-    </w:p>
-    <w:p>
-      <w:pPr>
-        <w:rPr>
-          <w:b/>
-          <w:bCs/>
-        </w:rPr>
-      </w:pPr>
-      <w:r>
-        <w:rPr>
-          <w:b/>
-          <w:bCs/>
-        </w:rPr>
-        <w:t>1. Decision Automation</w:t>
-      </w:r>
-    </w:p>
-    <w:p>
-      <w:pPr>
-        <w:rPr>
-          <w:b/>
-          <w:bCs/>
-        </w:rPr>
-      </w:pPr>
-      <w:r>
-        <w:rPr>
-          <w:b/>
-          <w:bCs/>
-        </w:rPr>
-        <w:t>2. Natural Language Processing (NLP)</w:t>
-      </w:r>
-    </w:p>
-    <w:p>
-      <w:pPr>
-        <w:rPr>
-          <w:b/>
-          <w:bCs/>
-        </w:rPr>
-      </w:pPr>
-      <w:r>
-        <w:rPr>
-          <w:b/>
-          <w:bCs/>
-        </w:rPr>
-        <w:t>3. Data Mining</w:t>
-      </w:r>
-    </w:p>
-    <w:p>
-      <w:pPr>
-        <w:rPr>
-          <w:b/>
-          <w:bCs/>
-        </w:rPr>
-      </w:pPr>
-    </w:p>
-    <w:p>
-      <w:r>
-        <w:rPr>
-          <w:b/>
-          <w:bCs/>
-        </w:rPr>
-        <w:t>Implementation and Project Planning</w:t>
-      </w:r>
-    </w:p>
-    <w:p>
-      <w:pPr>
-        <w:rPr>
-          <w:b/>
-          <w:bCs/>
-        </w:rPr>
-      </w:pPr>
-      <w:r>
-        <w:rPr>
-          <w:b/>
-          <w:bCs/>
-        </w:rPr>
-        <w:t>Phased Approach</w:t>
-      </w:r>
-    </w:p>
-    <w:p>
-      <w:pPr>
-        <w:rPr>
-          <w:b/>
-          <w:bCs/>
-        </w:rPr>
-      </w:pPr>
-      <w:r>
-        <w:rPr>
-          <w:b/>
-          <w:bCs/>
-        </w:rPr>
-        <w:t>Project Proposal and Presentation</w:t>
-      </w:r>
-    </w:p>
-    <w:p>
-      <w:pPr>
-        <w:rPr>
-          <w:b/>
-          <w:bCs/>
-        </w:rPr>
-      </w:pPr>
-      <w:r>
-        <w:rPr>
-          <w:b/>
-          <w:bCs/>
-        </w:rPr>
-        <w:t>Team Coordination</w:t>
-      </w:r>
-    </w:p>
-    <w:p>
-      <w:r>
-        <w:rPr>
-          <w:b/>
-          <w:bCs/>
-        </w:rPr>
-        <w:t>Challenges and Mitigations</w:t>
-      </w:r>
-    </w:p>
-    <w:p>
-      <w:pPr>
-        <w:pStyle w:val="Heading3"/>
-      </w:pPr>
-      <w:bookmarkStart w:id="16" w:name="_Toc194227771"/>
-      <w:r>
-        <w:t>Insights</w:t>
-      </w:r>
-      <w:bookmarkEnd w:id="16"/>
-    </w:p>
-    <w:p>
-      <w:pPr>
-        <w:rPr>
-          <w:b/>
-          <w:bCs/>
-        </w:rPr>
-      </w:pPr>
-      <w:r>
-        <w:rPr>
-          <w:b/>
-          <w:bCs/>
-        </w:rPr>
-        <w:t>Technical Implementation Gaps</w:t>
-      </w:r>
-    </w:p>
-    <w:p>
-      <w:pPr>
-        <w:rPr>
-          <w:b/>
-          <w:bCs/>
-        </w:rPr>
-      </w:pPr>
-      <w:r>
-        <w:rPr>
-          <w:b/>
-          <w:bCs/>
-        </w:rPr>
-        <w:t>1. Security and Compliance</w:t>
-      </w:r>
-    </w:p>
-    <w:p>
-      <w:r>
-        <w:rPr>
-          <w:b/>
-          <w:bCs/>
-        </w:rPr>
-        <w:t>What’s Missing</w:t>
-      </w:r>
-      <w:r>
-        <w:t>:</w:t>
-      </w:r>
-    </w:p>
-    <w:p>
-      <w:r>
-        <w:rPr>
-          <w:b/>
-          <w:bCs/>
-        </w:rPr>
-        <w:t>Recommendations</w:t>
-      </w:r>
-      <w:r>
-        <w:t>:</w:t>
-      </w:r>
-    </w:p>
-    <w:p>
-      <w:pPr>
-        <w:rPr>
-          <w:b/>
-          <w:bCs/>
-        </w:rPr>
-      </w:pPr>
-      <w:r>
-        <w:rPr>
-          <w:b/>
-          <w:bCs/>
-        </w:rPr>
-        <w:t>2. Scalability and Performance</w:t>
-      </w:r>
-    </w:p>
-    <w:p>
-      <w:r>
-        <w:rPr>
-          <w:b/>
-          <w:bCs/>
-        </w:rPr>
-        <w:t>What’s Missing</w:t>
-      </w:r>
-      <w:r>
-        <w:t>:</w:t>
-      </w:r>
-    </w:p>
-    <w:p>
-      <w:r>
-        <w:rPr>
-          <w:b/>
-          <w:bCs/>
-        </w:rPr>
-        <w:t>Recommendations</w:t>
-      </w:r>
-      <w:r>
-        <w:t>:</w:t>
-      </w:r>
-    </w:p>
-    <w:p>
-      <w:pPr>
-        <w:rPr>
-          <w:b/>
-          <w:bCs/>
-        </w:rPr>
-      </w:pPr>
-      <w:r>
-        <w:rPr>
-          <w:b/>
-          <w:bCs/>
-        </w:rPr>
-        <w:t>3. Model Robustness and Adaptability</w:t>
-      </w:r>
-    </w:p>
-    <w:p>
-      <w:r>
-        <w:rPr>
-          <w:b/>
-          <w:bCs/>
-        </w:rPr>
-        <w:t>What’s Missing</w:t>
-      </w:r>
-      <w:r>
-        <w:t>:</w:t>
-      </w:r>
-    </w:p>
-    <w:p>
-      <w:r>
-        <w:rPr>
-          <w:b/>
-          <w:bCs/>
-        </w:rPr>
-        <w:t>Recommendations</w:t>
-      </w:r>
-      <w:r>
-        <w:t>:</w:t>
-      </w:r>
-    </w:p>
-    <w:p>
-      <w:pPr>
-        <w:rPr>
-          <w:b/>
-          <w:bCs/>
-        </w:rPr>
-      </w:pPr>
-    </w:p>
-    <w:p>
-      <w:pPr>
-        <w:rPr>
-          <w:b/>
-          <w:bCs/>
-        </w:rPr>
-      </w:pPr>
-      <w:r>
-        <w:rPr>
-          <w:b/>
-          <w:bCs/>
-        </w:rPr>
-        <w:lastRenderedPageBreak/>
-        <w:t>Ethical and Operational Risks</w:t>
-      </w:r>
-    </w:p>
-    <w:p>
-      <w:pPr>
-        <w:rPr>
-          <w:b/>
-          <w:bCs/>
-        </w:rPr>
-      </w:pPr>
-      <w:r>
-        <w:rPr>
-          <w:b/>
-          <w:bCs/>
-        </w:rPr>
-        <w:t>1. Bias in AI Models</w:t>
-      </w:r>
-    </w:p>
-    <w:p>
-      <w:r>
-        <w:rPr>
-          <w:b/>
-          <w:bCs/>
-        </w:rPr>
-        <w:t>What’s Missing</w:t>
-      </w:r>
-      <w:r>
-        <w:t>:</w:t>
-      </w:r>
-    </w:p>
-    <w:p>
-      <w:r>
-        <w:rPr>
-          <w:b/>
-          <w:bCs/>
-        </w:rPr>
-        <w:t>Recommendations</w:t>
-      </w:r>
-      <w:r>
-        <w:t>:</w:t>
-      </w:r>
-    </w:p>
-    <w:p>
-      <w:pPr>
-        <w:rPr>
-          <w:b/>
-          <w:bCs/>
-        </w:rPr>
-      </w:pPr>
-      <w:r>
-        <w:rPr>
-          <w:b/>
-          <w:bCs/>
-        </w:rPr>
-        <w:t>2. Human-AI Collaboration</w:t>
-      </w:r>
-    </w:p>
-    <w:p>
-      <w:r>
-        <w:rPr>
-          <w:b/>
-          <w:bCs/>
-        </w:rPr>
-        <w:t>What’s Missing</w:t>
-      </w:r>
-      <w:r>
-        <w:t>:</w:t>
-      </w:r>
-    </w:p>
-    <w:p>
-      <w:r>
-        <w:rPr>
-          <w:b/>
-          <w:bCs/>
-        </w:rPr>
-        <w:t>Recommendations</w:t>
-      </w:r>
-      <w:r>
-        <w:t>:</w:t>
-      </w:r>
-    </w:p>
-    <w:p>
-      <w:pPr>
-        <w:rPr>
-          <w:b/>
-          <w:bCs/>
-        </w:rPr>
-      </w:pPr>
-      <w:r>
-        <w:rPr>
-          <w:b/>
-          <w:bCs/>
-        </w:rPr>
-        <w:t>User Experience (UX) Considerations</w:t>
-      </w:r>
-    </w:p>
-    <w:p>
-      <w:pPr>
-        <w:rPr>
-          <w:b/>
-          <w:bCs/>
-        </w:rPr>
-      </w:pPr>
-      <w:r>
-        <w:rPr>
-          <w:b/>
-          <w:bCs/>
-        </w:rPr>
-        <w:t>1. Accessibility</w:t>
-      </w:r>
-    </w:p>
-    <w:p>
-      <w:r>
-        <w:rPr>
-          <w:b/>
-          <w:bCs/>
-        </w:rPr>
-        <w:t>What’s Missing</w:t>
-      </w:r>
-      <w:r>
-        <w:t>:</w:t>
-      </w:r>
-    </w:p>
-    <w:p>
-      <w:r>
-        <w:rPr>
-          <w:b/>
-          <w:bCs/>
-        </w:rPr>
-        <w:t>Recommendations</w:t>
-      </w:r>
-      <w:r>
-        <w:t>:</w:t>
-      </w:r>
-    </w:p>
-    <w:p>
-      <w:pPr>
-        <w:rPr>
-          <w:b/>
-          <w:bCs/>
-        </w:rPr>
-      </w:pPr>
-      <w:r>
-        <w:rPr>
-          <w:b/>
-          <w:bCs/>
-        </w:rPr>
-        <w:t>2. Multi-Channel Support</w:t>
-      </w:r>
-    </w:p>
-    <w:p>
-      <w:r>
-        <w:rPr>
-          <w:b/>
-          <w:bCs/>
-        </w:rPr>
-        <w:t>What’s Missing</w:t>
-      </w:r>
-      <w:r>
-        <w:t>:</w:t>
-      </w:r>
-    </w:p>
-    <w:p>
-      <w:r>
-        <w:rPr>
-          <w:b/>
-          <w:bCs/>
-        </w:rPr>
-        <w:t>Recommendations</w:t>
-      </w:r>
-      <w:r>
-        <w:t>:</w:t>
-      </w:r>
-    </w:p>
-    <w:p>
-      <w:pPr>
-        <w:rPr>
-          <w:b/>
-          <w:bCs/>
-        </w:rPr>
-      </w:pPr>
-      <w:r>
-        <w:rPr>
-          <w:b/>
-          <w:bCs/>
-        </w:rPr>
-        <w:t>Implementation Challenges</w:t>
-      </w:r>
-    </w:p>
-    <w:p>
-      <w:pPr>
-        <w:rPr>
-          <w:b/>
-          <w:bCs/>
-        </w:rPr>
-      </w:pPr>
-      <w:r>
-        <w:rPr>
-          <w:b/>
-          <w:bCs/>
-        </w:rPr>
-        <w:t>1. Integration with Legacy Systems</w:t>
-      </w:r>
-    </w:p>
-    <w:p>
-      <w:r>
-        <w:rPr>
-          <w:b/>
-          <w:bCs/>
-        </w:rPr>
-        <w:t>What’s Missing</w:t>
-      </w:r>
-      <w:r>
-        <w:t>:</w:t>
-      </w:r>
-    </w:p>
-    <w:p>
-      <w:r>
-        <w:rPr>
-          <w:b/>
-          <w:bCs/>
-        </w:rPr>
-        <w:t>Recommendations</w:t>
-      </w:r>
-      <w:r>
-        <w:t>:</w:t>
-      </w:r>
-    </w:p>
-    <w:p>
-      <w:pPr>
-        <w:rPr>
-          <w:b/>
-          <w:bCs/>
-        </w:rPr>
-      </w:pPr>
-      <w:r>
-        <w:rPr>
-          <w:b/>
-          <w:bCs/>
-        </w:rPr>
-        <w:t>2. Real-Time Processing</w:t>
-      </w:r>
-    </w:p>
-    <w:p>
-      <w:r>
-        <w:rPr>
-          <w:b/>
-          <w:bCs/>
-        </w:rPr>
-        <w:t>What’s Missing</w:t>
-      </w:r>
-      <w:r>
-        <w:t>:</w:t>
-      </w:r>
-    </w:p>
-    <w:p>
-      <w:r>
-        <w:rPr>
-          <w:b/>
-          <w:bCs/>
-        </w:rPr>
-        <w:t>Recommendations</w:t>
-      </w:r>
-      <w:r>
-        <w:t>:</w:t>
-      </w:r>
-    </w:p>
-    <w:p>
-      <w:pPr>
-        <w:rPr>
-          <w:b/>
-          <w:bCs/>
-        </w:rPr>
-      </w:pPr>
-      <w:r>
-        <w:rPr>
-          <w:b/>
-          <w:bCs/>
-        </w:rPr>
-        <w:t>Strategic Recommendations</w:t>
-      </w:r>
-    </w:p>
-    <w:p>
-      <w:pPr>
-        <w:numPr>
-          <w:ilvl w:val="0"/>
-          <w:numId w:val="43"/>
-        </w:numPr>
-      </w:pPr>
-      <w:r>
-        <w:rPr>
-          <w:b/>
-          <w:bCs/>
-        </w:rPr>
-        <w:t>Adopt a Zero-Trust Security Model</w:t>
-      </w:r>
-      <w:r>
-        <w:t>:</w:t>
-      </w:r>
-    </w:p>
-    <w:p>
-      <w:pPr>
-        <w:numPr>
-          <w:ilvl w:val="0"/>
-          <w:numId w:val="43"/>
-        </w:numPr>
-      </w:pPr>
-      <w:r>
-        <w:rPr>
-          <w:b/>
-          <w:bCs/>
-        </w:rPr>
-        <w:t>Expand Pilot Testing</w:t>
-      </w:r>
-      <w:r>
-        <w:t>:</w:t>
-      </w:r>
-    </w:p>
-    <w:p>
-      <w:pPr>
-        <w:pStyle w:val="Heading3"/>
-      </w:pPr>
-      <w:bookmarkStart w:id="17" w:name="_Toc194227772"/>
-    </w:p>
-    <w:p>
-      <w:pPr>
-        <w:pStyle w:val="Heading3"/>
-      </w:pPr>
-      <w:r>
-        <w:t>Challenges in Detail:</w:t>
-      </w:r>
-      <w:bookmarkEnd w:id="17"/>
-    </w:p>
-    <w:p>
-      <w:pPr>
-        <w:pStyle w:val="ListParagraph"/>
-        <w:numPr>
-          <w:ilvl w:val="0"/>
-          <w:numId w:val="16"/>
-        </w:numPr>
-      </w:pPr>
-      <w:r>
-        <w:t>Data Collection and Preparation:</w:t>
-      </w:r>
-    </w:p>
-    <w:p>
-      <w:pPr>
-        <w:pStyle w:val="ListParagraph"/>
-        <w:numPr>
-          <w:ilvl w:val="0"/>
-          <w:numId w:val="16"/>
-        </w:numPr>
-      </w:pPr>
-      <w:r>
-        <w:t>Component Integration:</w:t>
-      </w:r>
-    </w:p>
-    <w:p>
-      <w:pPr>
-        <w:pStyle w:val="ListParagraph"/>
-        <w:numPr>
-          <w:ilvl w:val="0"/>
-          <w:numId w:val="16"/>
-        </w:numPr>
-      </w:pPr>
-      <w:r>
-        <w:t>Authentication and Approval Mechanism:</w:t>
-      </w:r>
-    </w:p>
-    <w:p>
-      <w:pPr>
-        <w:pStyle w:val="ListParagraph"/>
-        <w:numPr>
-          <w:ilvl w:val="0"/>
-          <w:numId w:val="16"/>
-        </w:numPr>
-      </w:pPr>
-      <w:r>
-        <w:t xml:space="preserve">Data Security: </w:t>
-      </w:r>
+        <w:rPr>
+          <w:rFonts w:ascii="Arial" w:eastAsiaTheme="minorEastAsia" w:hAnsi="Arial" w:cs="Arial"/>
+        </w:rPr>
+      </w:pPr>
+      <w:r>
+        <w:rPr>
+          <w:rFonts w:ascii="Arial" w:eastAsiaTheme="minorEastAsia" w:hAnsi="Arial" w:cs="Arial"/>
+        </w:rPr>
+        <w:t>Conclusion</w:t>
+      </w:r>
+      <w:bookmarkEnd w:id="11"/>
     </w:p>
     <w:sectPr>
       <w:footerReference w:type="default" r:id="rId12"/>
@@ -5858,6 +5076,155 @@
     </w:lvl>
   </w:abstractNum>
   <w:abstractNum w:abstractNumId="11" w15:restartNumberingAfterBreak="0">
+    <w:nsid w:val="2F756698"/>
+    <w:multiLevelType w:val="multilevel"/>
+    <w:tmpl w:val="4FEA126E"/>
+    <w:lvl w:ilvl="0">
+      <w:start w:val="1"/>
+      <w:numFmt w:val="bullet"/>
+      <w:lvlText w:val=""/>
+      <w:lvlJc w:val="left"/>
+      <w:pPr>
+        <w:tabs>
+          <w:tab w:val="num" w:pos="720"/>
+        </w:tabs>
+        <w:ind w:left="720" w:hanging="360"/>
+      </w:pPr>
+      <w:rPr>
+        <w:rFonts w:ascii="Symbol" w:hAnsi="Symbol" w:hint="default"/>
+        <w:sz w:val="20"/>
+      </w:rPr>
+    </w:lvl>
+    <w:lvl w:ilvl="1" w:tentative="1">
+      <w:start w:val="1"/>
+      <w:numFmt w:val="bullet"/>
+      <w:lvlText w:val="o"/>
+      <w:lvlJc w:val="left"/>
+      <w:pPr>
+        <w:tabs>
+          <w:tab w:val="num" w:pos="1440"/>
+        </w:tabs>
+        <w:ind w:left="1440" w:hanging="360"/>
+      </w:pPr>
+      <w:rPr>
+        <w:rFonts w:ascii="Courier New" w:hAnsi="Courier New" w:hint="default"/>
+        <w:sz w:val="20"/>
+      </w:rPr>
+    </w:lvl>
+    <w:lvl w:ilvl="2" w:tentative="1">
+      <w:start w:val="1"/>
+      <w:numFmt w:val="bullet"/>
+      <w:lvlText w:val=""/>
+      <w:lvlJc w:val="left"/>
+      <w:pPr>
+        <w:tabs>
+          <w:tab w:val="num" w:pos="2160"/>
+        </w:tabs>
+        <w:ind w:left="2160" w:hanging="360"/>
+      </w:pPr>
+      <w:rPr>
+        <w:rFonts w:ascii="Wingdings" w:hAnsi="Wingdings" w:hint="default"/>
+        <w:sz w:val="20"/>
+      </w:rPr>
+    </w:lvl>
+    <w:lvl w:ilvl="3" w:tentative="1">
+      <w:start w:val="1"/>
+      <w:numFmt w:val="bullet"/>
+      <w:lvlText w:val=""/>
+      <w:lvlJc w:val="left"/>
+      <w:pPr>
+        <w:tabs>
+          <w:tab w:val="num" w:pos="2880"/>
+        </w:tabs>
+        <w:ind w:left="2880" w:hanging="360"/>
+      </w:pPr>
+      <w:rPr>
+        <w:rFonts w:ascii="Wingdings" w:hAnsi="Wingdings" w:hint="default"/>
+        <w:sz w:val="20"/>
+      </w:rPr>
+    </w:lvl>
+    <w:lvl w:ilvl="4" w:tentative="1">
+      <w:start w:val="1"/>
+      <w:numFmt w:val="bullet"/>
+      <w:lvlText w:val=""/>
+      <w:lvlJc w:val="left"/>
+      <w:pPr>
+        <w:tabs>
+          <w:tab w:val="num" w:pos="3600"/>
+        </w:tabs>
+        <w:ind w:left="3600" w:hanging="360"/>
+      </w:pPr>
+      <w:rPr>
+        <w:rFonts w:ascii="Wingdings" w:hAnsi="Wingdings" w:hint="default"/>
+        <w:sz w:val="20"/>
+      </w:rPr>
+    </w:lvl>
+    <w:lvl w:ilvl="5" w:tentative="1">
+      <w:start w:val="1"/>
+      <w:numFmt w:val="bullet"/>
+      <w:lvlText w:val=""/>
+      <w:lvlJc w:val="left"/>
+      <w:pPr>
+        <w:tabs>
+          <w:tab w:val="num" w:pos="4320"/>
+        </w:tabs>
+        <w:ind w:left="4320" w:hanging="360"/>
+      </w:pPr>
+      <w:rPr>
+        <w:rFonts w:ascii="Wingdings" w:hAnsi="Wingdings" w:hint="default"/>
+        <w:sz w:val="20"/>
+      </w:rPr>
+    </w:lvl>
+    <w:lvl w:ilvl="6" w:tentative="1">
+      <w:start w:val="1"/>
+      <w:numFmt w:val="bullet"/>
+      <w:lvlText w:val=""/>
+      <w:lvlJc w:val="left"/>
+      <w:pPr>
+        <w:tabs>
+          <w:tab w:val="num" w:pos="5040"/>
+        </w:tabs>
+        <w:ind w:left="5040" w:hanging="360"/>
+      </w:pPr>
+      <w:rPr>
+        <w:rFonts w:ascii="Wingdings" w:hAnsi="Wingdings" w:hint="default"/>
+        <w:sz w:val="20"/>
+      </w:rPr>
+    </w:lvl>
+    <w:lvl w:ilvl="7" w:tentative="1">
+      <w:start w:val="1"/>
+      <w:numFmt w:val="bullet"/>
+      <w:lvlText w:val=""/>
+      <w:lvlJc w:val="left"/>
+      <w:pPr>
+        <w:tabs>
+          <w:tab w:val="num" w:pos="5760"/>
+        </w:tabs>
+        <w:ind w:left="5760" w:hanging="360"/>
+      </w:pPr>
+      <w:rPr>
+        <w:rFonts w:ascii="Wingdings" w:hAnsi="Wingdings" w:hint="default"/>
+        <w:sz w:val="20"/>
+      </w:rPr>
+    </w:lvl>
+    <w:lvl w:ilvl="8" w:tentative="1">
+      <w:start w:val="1"/>
+      <w:numFmt w:val="bullet"/>
+      <w:lvlText w:val=""/>
+      <w:lvlJc w:val="left"/>
+      <w:pPr>
+        <w:tabs>
+          <w:tab w:val="num" w:pos="6480"/>
+        </w:tabs>
+        <w:ind w:left="6480" w:hanging="360"/>
+      </w:pPr>
+      <w:rPr>
+        <w:rFonts w:ascii="Wingdings" w:hAnsi="Wingdings" w:hint="default"/>
+        <w:sz w:val="20"/>
+      </w:rPr>
+    </w:lvl>
+  </w:abstractNum>
+  <w:abstractNum w:abstractNumId="12" w15:restartNumberingAfterBreak="0">
     <w:nsid w:val="30532992"/>
     <w:multiLevelType w:val="multilevel"/>
     <w:tmpl w:val="FC42F22A"/>
@@ -6006,7 +5373,7 @@
       </w:rPr>
     </w:lvl>
   </w:abstractNum>
-  <w:abstractNum w:abstractNumId="12" w15:restartNumberingAfterBreak="0">
+  <w:abstractNum w:abstractNumId="13" w15:restartNumberingAfterBreak="0">
     <w:nsid w:val="34B65A45"/>
     <w:multiLevelType w:val="hybridMultilevel"/>
     <w:tmpl w:val="89642330"/>
@@ -6119,7 +5486,7 @@
       </w:rPr>
     </w:lvl>
   </w:abstractNum>
-  <w:abstractNum w:abstractNumId="13" w15:restartNumberingAfterBreak="0">
+  <w:abstractNum w:abstractNumId="14" w15:restartNumberingAfterBreak="0">
     <w:nsid w:val="351D4A36"/>
     <w:multiLevelType w:val="multilevel"/>
     <w:tmpl w:val="FA60F3E4"/>
@@ -6239,7 +5606,7 @@
       </w:pPr>
     </w:lvl>
   </w:abstractNum>
-  <w:abstractNum w:abstractNumId="14" w15:restartNumberingAfterBreak="0">
+  <w:abstractNum w:abstractNumId="15" w15:restartNumberingAfterBreak="0">
     <w:nsid w:val="35984DA4"/>
     <w:multiLevelType w:val="multilevel"/>
     <w:tmpl w:val="C91E06BE"/>
@@ -6388,7 +5755,7 @@
       </w:rPr>
     </w:lvl>
   </w:abstractNum>
-  <w:abstractNum w:abstractNumId="15" w15:restartNumberingAfterBreak="0">
+  <w:abstractNum w:abstractNumId="16" w15:restartNumberingAfterBreak="0">
     <w:nsid w:val="35CC0065"/>
     <w:multiLevelType w:val="multilevel"/>
     <w:tmpl w:val="B9CC67D6"/>
@@ -6537,7 +5904,7 @@
       </w:rPr>
     </w:lvl>
   </w:abstractNum>
-  <w:abstractNum w:abstractNumId="16" w15:restartNumberingAfterBreak="0">
+  <w:abstractNum w:abstractNumId="17" w15:restartNumberingAfterBreak="0">
     <w:nsid w:val="35DD15E8"/>
     <w:multiLevelType w:val="multilevel"/>
     <w:tmpl w:val="42448BEE"/>
@@ -6650,7 +6017,7 @@
       </w:pPr>
     </w:lvl>
   </w:abstractNum>
-  <w:abstractNum w:abstractNumId="17" w15:restartNumberingAfterBreak="0">
+  <w:abstractNum w:abstractNumId="18" w15:restartNumberingAfterBreak="0">
     <w:nsid w:val="3B1F5BF9"/>
     <w:multiLevelType w:val="multilevel"/>
     <w:tmpl w:val="5DECC25C"/>
@@ -6771,7 +6138,7 @@
       </w:pPr>
     </w:lvl>
   </w:abstractNum>
-  <w:abstractNum w:abstractNumId="18" w15:restartNumberingAfterBreak="0">
+  <w:abstractNum w:abstractNumId="19" w15:restartNumberingAfterBreak="0">
     <w:nsid w:val="3EA86A05"/>
     <w:multiLevelType w:val="multilevel"/>
     <w:tmpl w:val="2AD2338C"/>
@@ -6920,7 +6287,7 @@
       </w:rPr>
     </w:lvl>
   </w:abstractNum>
-  <w:abstractNum w:abstractNumId="19" w15:restartNumberingAfterBreak="0">
+  <w:abstractNum w:abstractNumId="20" w15:restartNumberingAfterBreak="0">
     <w:nsid w:val="405F48E5"/>
     <w:multiLevelType w:val="multilevel"/>
     <w:tmpl w:val="2F96F1CC"/>
@@ -7065,7 +6432,7 @@
       </w:rPr>
     </w:lvl>
   </w:abstractNum>
-  <w:abstractNum w:abstractNumId="20" w15:restartNumberingAfterBreak="0">
+  <w:abstractNum w:abstractNumId="21" w15:restartNumberingAfterBreak="0">
     <w:nsid w:val="412205CC"/>
     <w:multiLevelType w:val="multilevel"/>
     <w:tmpl w:val="45787956"/>
@@ -7214,7 +6581,7 @@
       </w:rPr>
     </w:lvl>
   </w:abstractNum>
-  <w:abstractNum w:abstractNumId="21" w15:restartNumberingAfterBreak="0">
+  <w:abstractNum w:abstractNumId="22" w15:restartNumberingAfterBreak="0">
     <w:nsid w:val="47BB2158"/>
     <w:multiLevelType w:val="multilevel"/>
     <w:tmpl w:val="CD6C5BD6"/>
@@ -7363,7 +6730,156 @@
       </w:rPr>
     </w:lvl>
   </w:abstractNum>
-  <w:abstractNum w:abstractNumId="22" w15:restartNumberingAfterBreak="0">
+  <w:abstractNum w:abstractNumId="23" w15:restartNumberingAfterBreak="0">
+    <w:nsid w:val="4B054009"/>
+    <w:multiLevelType w:val="multilevel"/>
+    <w:tmpl w:val="9C806698"/>
+    <w:lvl w:ilvl="0">
+      <w:start w:val="1"/>
+      <w:numFmt w:val="bullet"/>
+      <w:lvlText w:val=""/>
+      <w:lvlJc w:val="left"/>
+      <w:pPr>
+        <w:tabs>
+          <w:tab w:val="num" w:pos="720"/>
+        </w:tabs>
+        <w:ind w:left="720" w:hanging="360"/>
+      </w:pPr>
+      <w:rPr>
+        <w:rFonts w:ascii="Symbol" w:hAnsi="Symbol" w:hint="default"/>
+        <w:sz w:val="20"/>
+      </w:rPr>
+    </w:lvl>
+    <w:lvl w:ilvl="1" w:tentative="1">
+      <w:start w:val="1"/>
+      <w:numFmt w:val="bullet"/>
+      <w:lvlText w:val="o"/>
+      <w:lvlJc w:val="left"/>
+      <w:pPr>
+        <w:tabs>
+          <w:tab w:val="num" w:pos="1440"/>
+        </w:tabs>
+        <w:ind w:left="1440" w:hanging="360"/>
+      </w:pPr>
+      <w:rPr>
+        <w:rFonts w:ascii="Courier New" w:hAnsi="Courier New" w:hint="default"/>
+        <w:sz w:val="20"/>
+      </w:rPr>
+    </w:lvl>
+    <w:lvl w:ilvl="2" w:tentative="1">
+      <w:start w:val="1"/>
+      <w:numFmt w:val="bullet"/>
+      <w:lvlText w:val=""/>
+      <w:lvlJc w:val="left"/>
+      <w:pPr>
+        <w:tabs>
+          <w:tab w:val="num" w:pos="2160"/>
+        </w:tabs>
+        <w:ind w:left="2160" w:hanging="360"/>
+      </w:pPr>
+      <w:rPr>
+        <w:rFonts w:ascii="Wingdings" w:hAnsi="Wingdings" w:hint="default"/>
+        <w:sz w:val="20"/>
+      </w:rPr>
+    </w:lvl>
+    <w:lvl w:ilvl="3" w:tentative="1">
+      <w:start w:val="1"/>
+      <w:numFmt w:val="bullet"/>
+      <w:lvlText w:val=""/>
+      <w:lvlJc w:val="left"/>
+      <w:pPr>
+        <w:tabs>
+          <w:tab w:val="num" w:pos="2880"/>
+        </w:tabs>
+        <w:ind w:left="2880" w:hanging="360"/>
+      </w:pPr>
+      <w:rPr>
+        <w:rFonts w:ascii="Wingdings" w:hAnsi="Wingdings" w:hint="default"/>
+        <w:sz w:val="20"/>
+      </w:rPr>
+    </w:lvl>
+    <w:lvl w:ilvl="4" w:tentative="1">
+      <w:start w:val="1"/>
+      <w:numFmt w:val="bullet"/>
+      <w:lvlText w:val=""/>
+      <w:lvlJc w:val="left"/>
+      <w:pPr>
+        <w:tabs>
+          <w:tab w:val="num" w:pos="3600"/>
+        </w:tabs>
+        <w:ind w:left="3600" w:hanging="360"/>
+      </w:pPr>
+      <w:rPr>
+        <w:rFonts w:ascii="Wingdings" w:hAnsi="Wingdings" w:hint="default"/>
+        <w:sz w:val="20"/>
+      </w:rPr>
+    </w:lvl>
+    <w:lvl w:ilvl="5" w:tentative="1">
+      <w:start w:val="1"/>
+      <w:numFmt w:val="bullet"/>
+      <w:lvlText w:val=""/>
+      <w:lvlJc w:val="left"/>
+      <w:pPr>
+        <w:tabs>
+          <w:tab w:val="num" w:pos="4320"/>
+        </w:tabs>
+        <w:ind w:left="4320" w:hanging="360"/>
+      </w:pPr>
+      <w:rPr>
+        <w:rFonts w:ascii="Wingdings" w:hAnsi="Wingdings" w:hint="default"/>
+        <w:sz w:val="20"/>
+      </w:rPr>
+    </w:lvl>
+    <w:lvl w:ilvl="6" w:tentative="1">
+      <w:start w:val="1"/>
+      <w:numFmt w:val="bullet"/>
+      <w:lvlText w:val=""/>
+      <w:lvlJc w:val="left"/>
+      <w:pPr>
+        <w:tabs>
+          <w:tab w:val="num" w:pos="5040"/>
+        </w:tabs>
+        <w:ind w:left="5040" w:hanging="360"/>
+      </w:pPr>
+      <w:rPr>
+        <w:rFonts w:ascii="Wingdings" w:hAnsi="Wingdings" w:hint="default"/>
+        <w:sz w:val="20"/>
+      </w:rPr>
+    </w:lvl>
+    <w:lvl w:ilvl="7" w:tentative="1">
+      <w:start w:val="1"/>
+      <w:numFmt w:val="bullet"/>
+      <w:lvlText w:val=""/>
+      <w:lvlJc w:val="left"/>
+      <w:pPr>
+        <w:tabs>
+          <w:tab w:val="num" w:pos="5760"/>
+        </w:tabs>
+        <w:ind w:left="5760" w:hanging="360"/>
+      </w:pPr>
+      <w:rPr>
+        <w:rFonts w:ascii="Wingdings" w:hAnsi="Wingdings" w:hint="default"/>
+        <w:sz w:val="20"/>
+      </w:rPr>
+    </w:lvl>
+    <w:lvl w:ilvl="8" w:tentative="1">
+      <w:start w:val="1"/>
+      <w:numFmt w:val="bullet"/>
+      <w:lvlText w:val=""/>
+      <w:lvlJc w:val="left"/>
+      <w:pPr>
+        <w:tabs>
+          <w:tab w:val="num" w:pos="6480"/>
+        </w:tabs>
+        <w:ind w:left="6480" w:hanging="360"/>
+      </w:pPr>
+      <w:rPr>
+        <w:rFonts w:ascii="Wingdings" w:hAnsi="Wingdings" w:hint="default"/>
+        <w:sz w:val="20"/>
+      </w:rPr>
+    </w:lvl>
+  </w:abstractNum>
+  <w:abstractNum w:abstractNumId="24" w15:restartNumberingAfterBreak="0">
     <w:nsid w:val="4D29538C"/>
     <w:multiLevelType w:val="multilevel"/>
     <w:tmpl w:val="EA2061F2"/>
@@ -7512,7 +7028,305 @@
       </w:rPr>
     </w:lvl>
   </w:abstractNum>
-  <w:abstractNum w:abstractNumId="23" w15:restartNumberingAfterBreak="0">
+  <w:abstractNum w:abstractNumId="25" w15:restartNumberingAfterBreak="0">
+    <w:nsid w:val="4DD64DB4"/>
+    <w:multiLevelType w:val="multilevel"/>
+    <w:tmpl w:val="5CBE4C00"/>
+    <w:lvl w:ilvl="0">
+      <w:start w:val="1"/>
+      <w:numFmt w:val="bullet"/>
+      <w:lvlText w:val=""/>
+      <w:lvlJc w:val="left"/>
+      <w:pPr>
+        <w:tabs>
+          <w:tab w:val="num" w:pos="720"/>
+        </w:tabs>
+        <w:ind w:left="720" w:hanging="360"/>
+      </w:pPr>
+      <w:rPr>
+        <w:rFonts w:ascii="Symbol" w:hAnsi="Symbol" w:hint="default"/>
+        <w:sz w:val="20"/>
+      </w:rPr>
+    </w:lvl>
+    <w:lvl w:ilvl="1" w:tentative="1">
+      <w:start w:val="1"/>
+      <w:numFmt w:val="bullet"/>
+      <w:lvlText w:val="o"/>
+      <w:lvlJc w:val="left"/>
+      <w:pPr>
+        <w:tabs>
+          <w:tab w:val="num" w:pos="1440"/>
+        </w:tabs>
+        <w:ind w:left="1440" w:hanging="360"/>
+      </w:pPr>
+      <w:rPr>
+        <w:rFonts w:ascii="Courier New" w:hAnsi="Courier New" w:hint="default"/>
+        <w:sz w:val="20"/>
+      </w:rPr>
+    </w:lvl>
+    <w:lvl w:ilvl="2" w:tentative="1">
+      <w:start w:val="1"/>
+      <w:numFmt w:val="bullet"/>
+      <w:lvlText w:val=""/>
+      <w:lvlJc w:val="left"/>
+      <w:pPr>
+        <w:tabs>
+          <w:tab w:val="num" w:pos="2160"/>
+        </w:tabs>
+        <w:ind w:left="2160" w:hanging="360"/>
+      </w:pPr>
+      <w:rPr>
+        <w:rFonts w:ascii="Wingdings" w:hAnsi="Wingdings" w:hint="default"/>
+        <w:sz w:val="20"/>
+      </w:rPr>
+    </w:lvl>
+    <w:lvl w:ilvl="3" w:tentative="1">
+      <w:start w:val="1"/>
+      <w:numFmt w:val="bullet"/>
+      <w:lvlText w:val=""/>
+      <w:lvlJc w:val="left"/>
+      <w:pPr>
+        <w:tabs>
+          <w:tab w:val="num" w:pos="2880"/>
+        </w:tabs>
+        <w:ind w:left="2880" w:hanging="360"/>
+      </w:pPr>
+      <w:rPr>
+        <w:rFonts w:ascii="Wingdings" w:hAnsi="Wingdings" w:hint="default"/>
+        <w:sz w:val="20"/>
+      </w:rPr>
+    </w:lvl>
+    <w:lvl w:ilvl="4" w:tentative="1">
+      <w:start w:val="1"/>
+      <w:numFmt w:val="bullet"/>
+      <w:lvlText w:val=""/>
+      <w:lvlJc w:val="left"/>
+      <w:pPr>
+        <w:tabs>
+          <w:tab w:val="num" w:pos="3600"/>
+        </w:tabs>
+        <w:ind w:left="3600" w:hanging="360"/>
+      </w:pPr>
+      <w:rPr>
+        <w:rFonts w:ascii="Wingdings" w:hAnsi="Wingdings" w:hint="default"/>
+        <w:sz w:val="20"/>
+      </w:rPr>
+    </w:lvl>
+    <w:lvl w:ilvl="5" w:tentative="1">
+      <w:start w:val="1"/>
+      <w:numFmt w:val="bullet"/>
+      <w:lvlText w:val=""/>
+      <w:lvlJc w:val="left"/>
+      <w:pPr>
+        <w:tabs>
+          <w:tab w:val="num" w:pos="4320"/>
+        </w:tabs>
+        <w:ind w:left="4320" w:hanging="360"/>
+      </w:pPr>
+      <w:rPr>
+        <w:rFonts w:ascii="Wingdings" w:hAnsi="Wingdings" w:hint="default"/>
+        <w:sz w:val="20"/>
+      </w:rPr>
+    </w:lvl>
+    <w:lvl w:ilvl="6" w:tentative="1">
+      <w:start w:val="1"/>
+      <w:numFmt w:val="bullet"/>
+      <w:lvlText w:val=""/>
+      <w:lvlJc w:val="left"/>
+      <w:pPr>
+        <w:tabs>
+          <w:tab w:val="num" w:pos="5040"/>
+        </w:tabs>
+        <w:ind w:left="5040" w:hanging="360"/>
+      </w:pPr>
+      <w:rPr>
+        <w:rFonts w:ascii="Wingdings" w:hAnsi="Wingdings" w:hint="default"/>
+        <w:sz w:val="20"/>
+      </w:rPr>
+    </w:lvl>
+    <w:lvl w:ilvl="7" w:tentative="1">
+      <w:start w:val="1"/>
+      <w:numFmt w:val="bullet"/>
+      <w:lvlText w:val=""/>
+      <w:lvlJc w:val="left"/>
+      <w:pPr>
+        <w:tabs>
+          <w:tab w:val="num" w:pos="5760"/>
+        </w:tabs>
+        <w:ind w:left="5760" w:hanging="360"/>
+      </w:pPr>
+      <w:rPr>
+        <w:rFonts w:ascii="Wingdings" w:hAnsi="Wingdings" w:hint="default"/>
+        <w:sz w:val="20"/>
+      </w:rPr>
+    </w:lvl>
+    <w:lvl w:ilvl="8" w:tentative="1">
+      <w:start w:val="1"/>
+      <w:numFmt w:val="bullet"/>
+      <w:lvlText w:val=""/>
+      <w:lvlJc w:val="left"/>
+      <w:pPr>
+        <w:tabs>
+          <w:tab w:val="num" w:pos="6480"/>
+        </w:tabs>
+        <w:ind w:left="6480" w:hanging="360"/>
+      </w:pPr>
+      <w:rPr>
+        <w:rFonts w:ascii="Wingdings" w:hAnsi="Wingdings" w:hint="default"/>
+        <w:sz w:val="20"/>
+      </w:rPr>
+    </w:lvl>
+  </w:abstractNum>
+  <w:abstractNum w:abstractNumId="26" w15:restartNumberingAfterBreak="0">
+    <w:nsid w:val="509F3B0F"/>
+    <w:multiLevelType w:val="multilevel"/>
+    <w:tmpl w:val="BFE4405C"/>
+    <w:lvl w:ilvl="0">
+      <w:start w:val="1"/>
+      <w:numFmt w:val="bullet"/>
+      <w:lvlText w:val=""/>
+      <w:lvlJc w:val="left"/>
+      <w:pPr>
+        <w:tabs>
+          <w:tab w:val="num" w:pos="720"/>
+        </w:tabs>
+        <w:ind w:left="720" w:hanging="360"/>
+      </w:pPr>
+      <w:rPr>
+        <w:rFonts w:ascii="Symbol" w:hAnsi="Symbol" w:hint="default"/>
+        <w:sz w:val="20"/>
+      </w:rPr>
+    </w:lvl>
+    <w:lvl w:ilvl="1" w:tentative="1">
+      <w:start w:val="1"/>
+      <w:numFmt w:val="bullet"/>
+      <w:lvlText w:val="o"/>
+      <w:lvlJc w:val="left"/>
+      <w:pPr>
+        <w:tabs>
+          <w:tab w:val="num" w:pos="1440"/>
+        </w:tabs>
+        <w:ind w:left="1440" w:hanging="360"/>
+      </w:pPr>
+      <w:rPr>
+        <w:rFonts w:ascii="Courier New" w:hAnsi="Courier New" w:hint="default"/>
+        <w:sz w:val="20"/>
+      </w:rPr>
+    </w:lvl>
+    <w:lvl w:ilvl="2" w:tentative="1">
+      <w:start w:val="1"/>
+      <w:numFmt w:val="bullet"/>
+      <w:lvlText w:val=""/>
+      <w:lvlJc w:val="left"/>
+      <w:pPr>
+        <w:tabs>
+          <w:tab w:val="num" w:pos="2160"/>
+        </w:tabs>
+        <w:ind w:left="2160" w:hanging="360"/>
+      </w:pPr>
+      <w:rPr>
+        <w:rFonts w:ascii="Wingdings" w:hAnsi="Wingdings" w:hint="default"/>
+        <w:sz w:val="20"/>
+      </w:rPr>
+    </w:lvl>
+    <w:lvl w:ilvl="3" w:tentative="1">
+      <w:start w:val="1"/>
+      <w:numFmt w:val="bullet"/>
+      <w:lvlText w:val=""/>
+      <w:lvlJc w:val="left"/>
+      <w:pPr>
+        <w:tabs>
+          <w:tab w:val="num" w:pos="2880"/>
+        </w:tabs>
+        <w:ind w:left="2880" w:hanging="360"/>
+      </w:pPr>
+      <w:rPr>
+        <w:rFonts w:ascii="Wingdings" w:hAnsi="Wingdings" w:hint="default"/>
+        <w:sz w:val="20"/>
+      </w:rPr>
+    </w:lvl>
+    <w:lvl w:ilvl="4" w:tentative="1">
+      <w:start w:val="1"/>
+      <w:numFmt w:val="bullet"/>
+      <w:lvlText w:val=""/>
+      <w:lvlJc w:val="left"/>
+      <w:pPr>
+        <w:tabs>
+          <w:tab w:val="num" w:pos="3600"/>
+        </w:tabs>
+        <w:ind w:left="3600" w:hanging="360"/>
+      </w:pPr>
+      <w:rPr>
+        <w:rFonts w:ascii="Wingdings" w:hAnsi="Wingdings" w:hint="default"/>
+        <w:sz w:val="20"/>
+      </w:rPr>
+    </w:lvl>
+    <w:lvl w:ilvl="5" w:tentative="1">
+      <w:start w:val="1"/>
+      <w:numFmt w:val="bullet"/>
+      <w:lvlText w:val=""/>
+      <w:lvlJc w:val="left"/>
+      <w:pPr>
+        <w:tabs>
+          <w:tab w:val="num" w:pos="4320"/>
+        </w:tabs>
+        <w:ind w:left="4320" w:hanging="360"/>
+      </w:pPr>
+      <w:rPr>
+        <w:rFonts w:ascii="Wingdings" w:hAnsi="Wingdings" w:hint="default"/>
+        <w:sz w:val="20"/>
+      </w:rPr>
+    </w:lvl>
+    <w:lvl w:ilvl="6" w:tentative="1">
+      <w:start w:val="1"/>
+      <w:numFmt w:val="bullet"/>
+      <w:lvlText w:val=""/>
+      <w:lvlJc w:val="left"/>
+      <w:pPr>
+        <w:tabs>
+          <w:tab w:val="num" w:pos="5040"/>
+        </w:tabs>
+        <w:ind w:left="5040" w:hanging="360"/>
+      </w:pPr>
+      <w:rPr>
+        <w:rFonts w:ascii="Wingdings" w:hAnsi="Wingdings" w:hint="default"/>
+        <w:sz w:val="20"/>
+      </w:rPr>
+    </w:lvl>
+    <w:lvl w:ilvl="7" w:tentative="1">
+      <w:start w:val="1"/>
+      <w:numFmt w:val="bullet"/>
+      <w:lvlText w:val=""/>
+      <w:lvlJc w:val="left"/>
+      <w:pPr>
+        <w:tabs>
+          <w:tab w:val="num" w:pos="5760"/>
+        </w:tabs>
+        <w:ind w:left="5760" w:hanging="360"/>
+      </w:pPr>
+      <w:rPr>
+        <w:rFonts w:ascii="Wingdings" w:hAnsi="Wingdings" w:hint="default"/>
+        <w:sz w:val="20"/>
+      </w:rPr>
+    </w:lvl>
+    <w:lvl w:ilvl="8" w:tentative="1">
+      <w:start w:val="1"/>
+      <w:numFmt w:val="bullet"/>
+      <w:lvlText w:val=""/>
+      <w:lvlJc w:val="left"/>
+      <w:pPr>
+        <w:tabs>
+          <w:tab w:val="num" w:pos="6480"/>
+        </w:tabs>
+        <w:ind w:left="6480" w:hanging="360"/>
+      </w:pPr>
+      <w:rPr>
+        <w:rFonts w:ascii="Wingdings" w:hAnsi="Wingdings" w:hint="default"/>
+        <w:sz w:val="20"/>
+      </w:rPr>
+    </w:lvl>
+  </w:abstractNum>
+  <w:abstractNum w:abstractNumId="27" w15:restartNumberingAfterBreak="0">
     <w:nsid w:val="50B87446"/>
     <w:multiLevelType w:val="multilevel"/>
     <w:tmpl w:val="00B2EAB6"/>
@@ -7661,7 +7475,7 @@
       </w:rPr>
     </w:lvl>
   </w:abstractNum>
-  <w:abstractNum w:abstractNumId="24" w15:restartNumberingAfterBreak="0">
+  <w:abstractNum w:abstractNumId="28" w15:restartNumberingAfterBreak="0">
     <w:nsid w:val="50FF1BEA"/>
     <w:multiLevelType w:val="multilevel"/>
     <w:tmpl w:val="33D84E70"/>
@@ -7810,7 +7624,156 @@
       </w:rPr>
     </w:lvl>
   </w:abstractNum>
-  <w:abstractNum w:abstractNumId="25" w15:restartNumberingAfterBreak="0">
+  <w:abstractNum w:abstractNumId="29" w15:restartNumberingAfterBreak="0">
+    <w:nsid w:val="5123787A"/>
+    <w:multiLevelType w:val="multilevel"/>
+    <w:tmpl w:val="60EEE3AC"/>
+    <w:lvl w:ilvl="0">
+      <w:start w:val="1"/>
+      <w:numFmt w:val="bullet"/>
+      <w:lvlText w:val=""/>
+      <w:lvlJc w:val="left"/>
+      <w:pPr>
+        <w:tabs>
+          <w:tab w:val="num" w:pos="720"/>
+        </w:tabs>
+        <w:ind w:left="720" w:hanging="360"/>
+      </w:pPr>
+      <w:rPr>
+        <w:rFonts w:ascii="Symbol" w:hAnsi="Symbol" w:hint="default"/>
+        <w:sz w:val="20"/>
+      </w:rPr>
+    </w:lvl>
+    <w:lvl w:ilvl="1" w:tentative="1">
+      <w:start w:val="1"/>
+      <w:numFmt w:val="bullet"/>
+      <w:lvlText w:val="o"/>
+      <w:lvlJc w:val="left"/>
+      <w:pPr>
+        <w:tabs>
+          <w:tab w:val="num" w:pos="1440"/>
+        </w:tabs>
+        <w:ind w:left="1440" w:hanging="360"/>
+      </w:pPr>
+      <w:rPr>
+        <w:rFonts w:ascii="Courier New" w:hAnsi="Courier New" w:hint="default"/>
+        <w:sz w:val="20"/>
+      </w:rPr>
+    </w:lvl>
+    <w:lvl w:ilvl="2" w:tentative="1">
+      <w:start w:val="1"/>
+      <w:numFmt w:val="bullet"/>
+      <w:lvlText w:val=""/>
+      <w:lvlJc w:val="left"/>
+      <w:pPr>
+        <w:tabs>
+          <w:tab w:val="num" w:pos="2160"/>
+        </w:tabs>
+        <w:ind w:left="2160" w:hanging="360"/>
+      </w:pPr>
+      <w:rPr>
+        <w:rFonts w:ascii="Wingdings" w:hAnsi="Wingdings" w:hint="default"/>
+        <w:sz w:val="20"/>
+      </w:rPr>
+    </w:lvl>
+    <w:lvl w:ilvl="3" w:tentative="1">
+      <w:start w:val="1"/>
+      <w:numFmt w:val="bullet"/>
+      <w:lvlText w:val=""/>
+      <w:lvlJc w:val="left"/>
+      <w:pPr>
+        <w:tabs>
+          <w:tab w:val="num" w:pos="2880"/>
+        </w:tabs>
+        <w:ind w:left="2880" w:hanging="360"/>
+      </w:pPr>
+      <w:rPr>
+        <w:rFonts w:ascii="Wingdings" w:hAnsi="Wingdings" w:hint="default"/>
+        <w:sz w:val="20"/>
+      </w:rPr>
+    </w:lvl>
+    <w:lvl w:ilvl="4" w:tentative="1">
+      <w:start w:val="1"/>
+      <w:numFmt w:val="bullet"/>
+      <w:lvlText w:val=""/>
+      <w:lvlJc w:val="left"/>
+      <w:pPr>
+        <w:tabs>
+          <w:tab w:val="num" w:pos="3600"/>
+        </w:tabs>
+        <w:ind w:left="3600" w:hanging="360"/>
+      </w:pPr>
+      <w:rPr>
+        <w:rFonts w:ascii="Wingdings" w:hAnsi="Wingdings" w:hint="default"/>
+        <w:sz w:val="20"/>
+      </w:rPr>
+    </w:lvl>
+    <w:lvl w:ilvl="5" w:tentative="1">
+      <w:start w:val="1"/>
+      <w:numFmt w:val="bullet"/>
+      <w:lvlText w:val=""/>
+      <w:lvlJc w:val="left"/>
+      <w:pPr>
+        <w:tabs>
+          <w:tab w:val="num" w:pos="4320"/>
+        </w:tabs>
+        <w:ind w:left="4320" w:hanging="360"/>
+      </w:pPr>
+      <w:rPr>
+        <w:rFonts w:ascii="Wingdings" w:hAnsi="Wingdings" w:hint="default"/>
+        <w:sz w:val="20"/>
+      </w:rPr>
+    </w:lvl>
+    <w:lvl w:ilvl="6" w:tentative="1">
+      <w:start w:val="1"/>
+      <w:numFmt w:val="bullet"/>
+      <w:lvlText w:val=""/>
+      <w:lvlJc w:val="left"/>
+      <w:pPr>
+        <w:tabs>
+          <w:tab w:val="num" w:pos="5040"/>
+        </w:tabs>
+        <w:ind w:left="5040" w:hanging="360"/>
+      </w:pPr>
+      <w:rPr>
+        <w:rFonts w:ascii="Wingdings" w:hAnsi="Wingdings" w:hint="default"/>
+        <w:sz w:val="20"/>
+      </w:rPr>
+    </w:lvl>
+    <w:lvl w:ilvl="7" w:tentative="1">
+      <w:start w:val="1"/>
+      <w:numFmt w:val="bullet"/>
+      <w:lvlText w:val=""/>
+      <w:lvlJc w:val="left"/>
+      <w:pPr>
+        <w:tabs>
+          <w:tab w:val="num" w:pos="5760"/>
+        </w:tabs>
+        <w:ind w:left="5760" w:hanging="360"/>
+      </w:pPr>
+      <w:rPr>
+        <w:rFonts w:ascii="Wingdings" w:hAnsi="Wingdings" w:hint="default"/>
+        <w:sz w:val="20"/>
+      </w:rPr>
+    </w:lvl>
+    <w:lvl w:ilvl="8" w:tentative="1">
+      <w:start w:val="1"/>
+      <w:numFmt w:val="bullet"/>
+      <w:lvlText w:val=""/>
+      <w:lvlJc w:val="left"/>
+      <w:pPr>
+        <w:tabs>
+          <w:tab w:val="num" w:pos="6480"/>
+        </w:tabs>
+        <w:ind w:left="6480" w:hanging="360"/>
+      </w:pPr>
+      <w:rPr>
+        <w:rFonts w:ascii="Wingdings" w:hAnsi="Wingdings" w:hint="default"/>
+        <w:sz w:val="20"/>
+      </w:rPr>
+    </w:lvl>
+  </w:abstractNum>
+  <w:abstractNum w:abstractNumId="30" w15:restartNumberingAfterBreak="0">
     <w:nsid w:val="536E6644"/>
     <w:multiLevelType w:val="multilevel"/>
     <w:tmpl w:val="15B05F1E"/>
@@ -7959,7 +7922,7 @@
       </w:rPr>
     </w:lvl>
   </w:abstractNum>
-  <w:abstractNum w:abstractNumId="26" w15:restartNumberingAfterBreak="0">
+  <w:abstractNum w:abstractNumId="31" w15:restartNumberingAfterBreak="0">
     <w:nsid w:val="566E0848"/>
     <w:multiLevelType w:val="hybridMultilevel"/>
     <w:tmpl w:val="D6C6E840"/>
@@ -8072,7 +8035,7 @@
       </w:rPr>
     </w:lvl>
   </w:abstractNum>
-  <w:abstractNum w:abstractNumId="27" w15:restartNumberingAfterBreak="0">
+  <w:abstractNum w:abstractNumId="32" w15:restartNumberingAfterBreak="0">
     <w:nsid w:val="5A7E617F"/>
     <w:multiLevelType w:val="multilevel"/>
     <w:tmpl w:val="43D0CF48"/>
@@ -8221,7 +8184,7 @@
       </w:rPr>
     </w:lvl>
   </w:abstractNum>
-  <w:abstractNum w:abstractNumId="28" w15:restartNumberingAfterBreak="0">
+  <w:abstractNum w:abstractNumId="33" w15:restartNumberingAfterBreak="0">
     <w:nsid w:val="5E424578"/>
     <w:multiLevelType w:val="multilevel"/>
     <w:tmpl w:val="C59A2C62"/>
@@ -8334,7 +8297,7 @@
       </w:pPr>
     </w:lvl>
   </w:abstractNum>
-  <w:abstractNum w:abstractNumId="29" w15:restartNumberingAfterBreak="0">
+  <w:abstractNum w:abstractNumId="34" w15:restartNumberingAfterBreak="0">
     <w:nsid w:val="5E5B078F"/>
     <w:multiLevelType w:val="hybridMultilevel"/>
     <w:tmpl w:val="474A480A"/>
@@ -8447,7 +8410,7 @@
       </w:rPr>
     </w:lvl>
   </w:abstractNum>
-  <w:abstractNum w:abstractNumId="30" w15:restartNumberingAfterBreak="0">
+  <w:abstractNum w:abstractNumId="35" w15:restartNumberingAfterBreak="0">
     <w:nsid w:val="5EB92FAA"/>
     <w:multiLevelType w:val="multilevel"/>
     <w:tmpl w:val="A17A7546"/>
@@ -8596,7 +8559,7 @@
       </w:rPr>
     </w:lvl>
   </w:abstractNum>
-  <w:abstractNum w:abstractNumId="31" w15:restartNumberingAfterBreak="0">
+  <w:abstractNum w:abstractNumId="36" w15:restartNumberingAfterBreak="0">
     <w:nsid w:val="615E1948"/>
     <w:multiLevelType w:val="multilevel"/>
     <w:tmpl w:val="26B40F14"/>
@@ -8745,7 +8708,7 @@
       </w:rPr>
     </w:lvl>
   </w:abstractNum>
-  <w:abstractNum w:abstractNumId="32" w15:restartNumberingAfterBreak="0">
+  <w:abstractNum w:abstractNumId="37" w15:restartNumberingAfterBreak="0">
     <w:nsid w:val="63AF71B4"/>
     <w:multiLevelType w:val="multilevel"/>
     <w:tmpl w:val="C81EE258"/>
@@ -8894,7 +8857,7 @@
       </w:rPr>
     </w:lvl>
   </w:abstractNum>
-  <w:abstractNum w:abstractNumId="33" w15:restartNumberingAfterBreak="0">
+  <w:abstractNum w:abstractNumId="38" w15:restartNumberingAfterBreak="0">
     <w:nsid w:val="64642D78"/>
     <w:multiLevelType w:val="multilevel"/>
     <w:tmpl w:val="076654A0"/>
@@ -9043,7 +9006,305 @@
       </w:rPr>
     </w:lvl>
   </w:abstractNum>
-  <w:abstractNum w:abstractNumId="34" w15:restartNumberingAfterBreak="0">
+  <w:abstractNum w:abstractNumId="39" w15:restartNumberingAfterBreak="0">
+    <w:nsid w:val="686C47EF"/>
+    <w:multiLevelType w:val="multilevel"/>
+    <w:tmpl w:val="A196674A"/>
+    <w:lvl w:ilvl="0">
+      <w:start w:val="1"/>
+      <w:numFmt w:val="bullet"/>
+      <w:lvlText w:val=""/>
+      <w:lvlJc w:val="left"/>
+      <w:pPr>
+        <w:tabs>
+          <w:tab w:val="num" w:pos="720"/>
+        </w:tabs>
+        <w:ind w:left="720" w:hanging="360"/>
+      </w:pPr>
+      <w:rPr>
+        <w:rFonts w:ascii="Symbol" w:hAnsi="Symbol" w:hint="default"/>
+        <w:sz w:val="20"/>
+      </w:rPr>
+    </w:lvl>
+    <w:lvl w:ilvl="1" w:tentative="1">
+      <w:start w:val="1"/>
+      <w:numFmt w:val="bullet"/>
+      <w:lvlText w:val="o"/>
+      <w:lvlJc w:val="left"/>
+      <w:pPr>
+        <w:tabs>
+          <w:tab w:val="num" w:pos="1440"/>
+        </w:tabs>
+        <w:ind w:left="1440" w:hanging="360"/>
+      </w:pPr>
+      <w:rPr>
+        <w:rFonts w:ascii="Courier New" w:hAnsi="Courier New" w:hint="default"/>
+        <w:sz w:val="20"/>
+      </w:rPr>
+    </w:lvl>
+    <w:lvl w:ilvl="2" w:tentative="1">
+      <w:start w:val="1"/>
+      <w:numFmt w:val="bullet"/>
+      <w:lvlText w:val=""/>
+      <w:lvlJc w:val="left"/>
+      <w:pPr>
+        <w:tabs>
+          <w:tab w:val="num" w:pos="2160"/>
+        </w:tabs>
+        <w:ind w:left="2160" w:hanging="360"/>
+      </w:pPr>
+      <w:rPr>
+        <w:rFonts w:ascii="Wingdings" w:hAnsi="Wingdings" w:hint="default"/>
+        <w:sz w:val="20"/>
+      </w:rPr>
+    </w:lvl>
+    <w:lvl w:ilvl="3" w:tentative="1">
+      <w:start w:val="1"/>
+      <w:numFmt w:val="bullet"/>
+      <w:lvlText w:val=""/>
+      <w:lvlJc w:val="left"/>
+      <w:pPr>
+        <w:tabs>
+          <w:tab w:val="num" w:pos="2880"/>
+        </w:tabs>
+        <w:ind w:left="2880" w:hanging="360"/>
+      </w:pPr>
+      <w:rPr>
+        <w:rFonts w:ascii="Wingdings" w:hAnsi="Wingdings" w:hint="default"/>
+        <w:sz w:val="20"/>
+      </w:rPr>
+    </w:lvl>
+    <w:lvl w:ilvl="4" w:tentative="1">
+      <w:start w:val="1"/>
+      <w:numFmt w:val="bullet"/>
+      <w:lvlText w:val=""/>
+      <w:lvlJc w:val="left"/>
+      <w:pPr>
+        <w:tabs>
+          <w:tab w:val="num" w:pos="3600"/>
+        </w:tabs>
+        <w:ind w:left="3600" w:hanging="360"/>
+      </w:pPr>
+      <w:rPr>
+        <w:rFonts w:ascii="Wingdings" w:hAnsi="Wingdings" w:hint="default"/>
+        <w:sz w:val="20"/>
+      </w:rPr>
+    </w:lvl>
+    <w:lvl w:ilvl="5" w:tentative="1">
+      <w:start w:val="1"/>
+      <w:numFmt w:val="bullet"/>
+      <w:lvlText w:val=""/>
+      <w:lvlJc w:val="left"/>
+      <w:pPr>
+        <w:tabs>
+          <w:tab w:val="num" w:pos="4320"/>
+        </w:tabs>
+        <w:ind w:left="4320" w:hanging="360"/>
+      </w:pPr>
+      <w:rPr>
+        <w:rFonts w:ascii="Wingdings" w:hAnsi="Wingdings" w:hint="default"/>
+        <w:sz w:val="20"/>
+      </w:rPr>
+    </w:lvl>
+    <w:lvl w:ilvl="6" w:tentative="1">
+      <w:start w:val="1"/>
+      <w:numFmt w:val="bullet"/>
+      <w:lvlText w:val=""/>
+      <w:lvlJc w:val="left"/>
+      <w:pPr>
+        <w:tabs>
+          <w:tab w:val="num" w:pos="5040"/>
+        </w:tabs>
+        <w:ind w:left="5040" w:hanging="360"/>
+      </w:pPr>
+      <w:rPr>
+        <w:rFonts w:ascii="Wingdings" w:hAnsi="Wingdings" w:hint="default"/>
+        <w:sz w:val="20"/>
+      </w:rPr>
+    </w:lvl>
+    <w:lvl w:ilvl="7" w:tentative="1">
+      <w:start w:val="1"/>
+      <w:numFmt w:val="bullet"/>
+      <w:lvlText w:val=""/>
+      <w:lvlJc w:val="left"/>
+      <w:pPr>
+        <w:tabs>
+          <w:tab w:val="num" w:pos="5760"/>
+        </w:tabs>
+        <w:ind w:left="5760" w:hanging="360"/>
+      </w:pPr>
+      <w:rPr>
+        <w:rFonts w:ascii="Wingdings" w:hAnsi="Wingdings" w:hint="default"/>
+        <w:sz w:val="20"/>
+      </w:rPr>
+    </w:lvl>
+    <w:lvl w:ilvl="8" w:tentative="1">
+      <w:start w:val="1"/>
+      <w:numFmt w:val="bullet"/>
+      <w:lvlText w:val=""/>
+      <w:lvlJc w:val="left"/>
+      <w:pPr>
+        <w:tabs>
+          <w:tab w:val="num" w:pos="6480"/>
+        </w:tabs>
+        <w:ind w:left="6480" w:hanging="360"/>
+      </w:pPr>
+      <w:rPr>
+        <w:rFonts w:ascii="Wingdings" w:hAnsi="Wingdings" w:hint="default"/>
+        <w:sz w:val="20"/>
+      </w:rPr>
+    </w:lvl>
+  </w:abstractNum>
+  <w:abstractNum w:abstractNumId="40" w15:restartNumberingAfterBreak="0">
+    <w:nsid w:val="69AE03EF"/>
+    <w:multiLevelType w:val="multilevel"/>
+    <w:tmpl w:val="0EDEDDEC"/>
+    <w:lvl w:ilvl="0">
+      <w:start w:val="1"/>
+      <w:numFmt w:val="bullet"/>
+      <w:lvlText w:val=""/>
+      <w:lvlJc w:val="left"/>
+      <w:pPr>
+        <w:tabs>
+          <w:tab w:val="num" w:pos="720"/>
+        </w:tabs>
+        <w:ind w:left="720" w:hanging="360"/>
+      </w:pPr>
+      <w:rPr>
+        <w:rFonts w:ascii="Symbol" w:hAnsi="Symbol" w:hint="default"/>
+        <w:sz w:val="20"/>
+      </w:rPr>
+    </w:lvl>
+    <w:lvl w:ilvl="1" w:tentative="1">
+      <w:start w:val="1"/>
+      <w:numFmt w:val="bullet"/>
+      <w:lvlText w:val="o"/>
+      <w:lvlJc w:val="left"/>
+      <w:pPr>
+        <w:tabs>
+          <w:tab w:val="num" w:pos="1440"/>
+        </w:tabs>
+        <w:ind w:left="1440" w:hanging="360"/>
+      </w:pPr>
+      <w:rPr>
+        <w:rFonts w:ascii="Courier New" w:hAnsi="Courier New" w:hint="default"/>
+        <w:sz w:val="20"/>
+      </w:rPr>
+    </w:lvl>
+    <w:lvl w:ilvl="2" w:tentative="1">
+      <w:start w:val="1"/>
+      <w:numFmt w:val="bullet"/>
+      <w:lvlText w:val=""/>
+      <w:lvlJc w:val="left"/>
+      <w:pPr>
+        <w:tabs>
+          <w:tab w:val="num" w:pos="2160"/>
+        </w:tabs>
+        <w:ind w:left="2160" w:hanging="360"/>
+      </w:pPr>
+      <w:rPr>
+        <w:rFonts w:ascii="Wingdings" w:hAnsi="Wingdings" w:hint="default"/>
+        <w:sz w:val="20"/>
+      </w:rPr>
+    </w:lvl>
+    <w:lvl w:ilvl="3" w:tentative="1">
+      <w:start w:val="1"/>
+      <w:numFmt w:val="bullet"/>
+      <w:lvlText w:val=""/>
+      <w:lvlJc w:val="left"/>
+      <w:pPr>
+        <w:tabs>
+          <w:tab w:val="num" w:pos="2880"/>
+        </w:tabs>
+        <w:ind w:left="2880" w:hanging="360"/>
+      </w:pPr>
+      <w:rPr>
+        <w:rFonts w:ascii="Wingdings" w:hAnsi="Wingdings" w:hint="default"/>
+        <w:sz w:val="20"/>
+      </w:rPr>
+    </w:lvl>
+    <w:lvl w:ilvl="4" w:tentative="1">
+      <w:start w:val="1"/>
+      <w:numFmt w:val="bullet"/>
+      <w:lvlText w:val=""/>
+      <w:lvlJc w:val="left"/>
+      <w:pPr>
+        <w:tabs>
+          <w:tab w:val="num" w:pos="3600"/>
+        </w:tabs>
+        <w:ind w:left="3600" w:hanging="360"/>
+      </w:pPr>
+      <w:rPr>
+        <w:rFonts w:ascii="Wingdings" w:hAnsi="Wingdings" w:hint="default"/>
+        <w:sz w:val="20"/>
+      </w:rPr>
+    </w:lvl>
+    <w:lvl w:ilvl="5" w:tentative="1">
+      <w:start w:val="1"/>
+      <w:numFmt w:val="bullet"/>
+      <w:lvlText w:val=""/>
+      <w:lvlJc w:val="left"/>
+      <w:pPr>
+        <w:tabs>
+          <w:tab w:val="num" w:pos="4320"/>
+        </w:tabs>
+        <w:ind w:left="4320" w:hanging="360"/>
+      </w:pPr>
+      <w:rPr>
+        <w:rFonts w:ascii="Wingdings" w:hAnsi="Wingdings" w:hint="default"/>
+        <w:sz w:val="20"/>
+      </w:rPr>
+    </w:lvl>
+    <w:lvl w:ilvl="6" w:tentative="1">
+      <w:start w:val="1"/>
+      <w:numFmt w:val="bullet"/>
+      <w:lvlText w:val=""/>
+      <w:lvlJc w:val="left"/>
+      <w:pPr>
+        <w:tabs>
+          <w:tab w:val="num" w:pos="5040"/>
+        </w:tabs>
+        <w:ind w:left="5040" w:hanging="360"/>
+      </w:pPr>
+      <w:rPr>
+        <w:rFonts w:ascii="Wingdings" w:hAnsi="Wingdings" w:hint="default"/>
+        <w:sz w:val="20"/>
+      </w:rPr>
+    </w:lvl>
+    <w:lvl w:ilvl="7" w:tentative="1">
+      <w:start w:val="1"/>
+      <w:numFmt w:val="bullet"/>
+      <w:lvlText w:val=""/>
+      <w:lvlJc w:val="left"/>
+      <w:pPr>
+        <w:tabs>
+          <w:tab w:val="num" w:pos="5760"/>
+        </w:tabs>
+        <w:ind w:left="5760" w:hanging="360"/>
+      </w:pPr>
+      <w:rPr>
+        <w:rFonts w:ascii="Wingdings" w:hAnsi="Wingdings" w:hint="default"/>
+        <w:sz w:val="20"/>
+      </w:rPr>
+    </w:lvl>
+    <w:lvl w:ilvl="8" w:tentative="1">
+      <w:start w:val="1"/>
+      <w:numFmt w:val="bullet"/>
+      <w:lvlText w:val=""/>
+      <w:lvlJc w:val="left"/>
+      <w:pPr>
+        <w:tabs>
+          <w:tab w:val="num" w:pos="6480"/>
+        </w:tabs>
+        <w:ind w:left="6480" w:hanging="360"/>
+      </w:pPr>
+      <w:rPr>
+        <w:rFonts w:ascii="Wingdings" w:hAnsi="Wingdings" w:hint="default"/>
+        <w:sz w:val="20"/>
+      </w:rPr>
+    </w:lvl>
+  </w:abstractNum>
+  <w:abstractNum w:abstractNumId="41" w15:restartNumberingAfterBreak="0">
     <w:nsid w:val="69C0415C"/>
     <w:multiLevelType w:val="multilevel"/>
     <w:tmpl w:val="7026F08E"/>
@@ -9192,7 +9453,7 @@
       </w:rPr>
     </w:lvl>
   </w:abstractNum>
-  <w:abstractNum w:abstractNumId="35" w15:restartNumberingAfterBreak="0">
+  <w:abstractNum w:abstractNumId="42" w15:restartNumberingAfterBreak="0">
     <w:nsid w:val="6B2F4961"/>
     <w:multiLevelType w:val="multilevel"/>
     <w:tmpl w:val="A16AD0F2"/>
@@ -9341,7 +9602,7 @@
       </w:rPr>
     </w:lvl>
   </w:abstractNum>
-  <w:abstractNum w:abstractNumId="36" w15:restartNumberingAfterBreak="0">
+  <w:abstractNum w:abstractNumId="43" w15:restartNumberingAfterBreak="0">
     <w:nsid w:val="6D546CD6"/>
     <w:multiLevelType w:val="multilevel"/>
     <w:tmpl w:val="5F5840AE"/>
@@ -9490,7 +9751,7 @@
       </w:rPr>
     </w:lvl>
   </w:abstractNum>
-  <w:abstractNum w:abstractNumId="37" w15:restartNumberingAfterBreak="0">
+  <w:abstractNum w:abstractNumId="44" w15:restartNumberingAfterBreak="0">
     <w:nsid w:val="70105308"/>
     <w:multiLevelType w:val="multilevel"/>
     <w:tmpl w:val="3E64EDFE"/>
@@ -9603,7 +9864,7 @@
       </w:pPr>
     </w:lvl>
   </w:abstractNum>
-  <w:abstractNum w:abstractNumId="38" w15:restartNumberingAfterBreak="0">
+  <w:abstractNum w:abstractNumId="45" w15:restartNumberingAfterBreak="0">
     <w:nsid w:val="709D04F1"/>
     <w:multiLevelType w:val="multilevel"/>
     <w:tmpl w:val="686080B2"/>
@@ -9752,7 +10013,156 @@
       </w:rPr>
     </w:lvl>
   </w:abstractNum>
-  <w:abstractNum w:abstractNumId="39" w15:restartNumberingAfterBreak="0">
+  <w:abstractNum w:abstractNumId="46" w15:restartNumberingAfterBreak="0">
+    <w:nsid w:val="718A07CA"/>
+    <w:multiLevelType w:val="multilevel"/>
+    <w:tmpl w:val="F394FB9E"/>
+    <w:lvl w:ilvl="0">
+      <w:start w:val="1"/>
+      <w:numFmt w:val="bullet"/>
+      <w:lvlText w:val=""/>
+      <w:lvlJc w:val="left"/>
+      <w:pPr>
+        <w:tabs>
+          <w:tab w:val="num" w:pos="720"/>
+        </w:tabs>
+        <w:ind w:left="720" w:hanging="360"/>
+      </w:pPr>
+      <w:rPr>
+        <w:rFonts w:ascii="Symbol" w:hAnsi="Symbol" w:hint="default"/>
+        <w:sz w:val="20"/>
+      </w:rPr>
+    </w:lvl>
+    <w:lvl w:ilvl="1" w:tentative="1">
+      <w:start w:val="1"/>
+      <w:numFmt w:val="bullet"/>
+      <w:lvlText w:val="o"/>
+      <w:lvlJc w:val="left"/>
+      <w:pPr>
+        <w:tabs>
+          <w:tab w:val="num" w:pos="1440"/>
+        </w:tabs>
+        <w:ind w:left="1440" w:hanging="360"/>
+      </w:pPr>
+      <w:rPr>
+        <w:rFonts w:ascii="Courier New" w:hAnsi="Courier New" w:hint="default"/>
+        <w:sz w:val="20"/>
+      </w:rPr>
+    </w:lvl>
+    <w:lvl w:ilvl="2" w:tentative="1">
+      <w:start w:val="1"/>
+      <w:numFmt w:val="bullet"/>
+      <w:lvlText w:val=""/>
+      <w:lvlJc w:val="left"/>
+      <w:pPr>
+        <w:tabs>
+          <w:tab w:val="num" w:pos="2160"/>
+        </w:tabs>
+        <w:ind w:left="2160" w:hanging="360"/>
+      </w:pPr>
+      <w:rPr>
+        <w:rFonts w:ascii="Wingdings" w:hAnsi="Wingdings" w:hint="default"/>
+        <w:sz w:val="20"/>
+      </w:rPr>
+    </w:lvl>
+    <w:lvl w:ilvl="3" w:tentative="1">
+      <w:start w:val="1"/>
+      <w:numFmt w:val="bullet"/>
+      <w:lvlText w:val=""/>
+      <w:lvlJc w:val="left"/>
+      <w:pPr>
+        <w:tabs>
+          <w:tab w:val="num" w:pos="2880"/>
+        </w:tabs>
+        <w:ind w:left="2880" w:hanging="360"/>
+      </w:pPr>
+      <w:rPr>
+        <w:rFonts w:ascii="Wingdings" w:hAnsi="Wingdings" w:hint="default"/>
+        <w:sz w:val="20"/>
+      </w:rPr>
+    </w:lvl>
+    <w:lvl w:ilvl="4" w:tentative="1">
+      <w:start w:val="1"/>
+      <w:numFmt w:val="bullet"/>
+      <w:lvlText w:val=""/>
+      <w:lvlJc w:val="left"/>
+      <w:pPr>
+        <w:tabs>
+          <w:tab w:val="num" w:pos="3600"/>
+        </w:tabs>
+        <w:ind w:left="3600" w:hanging="360"/>
+      </w:pPr>
+      <w:rPr>
+        <w:rFonts w:ascii="Wingdings" w:hAnsi="Wingdings" w:hint="default"/>
+        <w:sz w:val="20"/>
+      </w:rPr>
+    </w:lvl>
+    <w:lvl w:ilvl="5" w:tentative="1">
+      <w:start w:val="1"/>
+      <w:numFmt w:val="bullet"/>
+      <w:lvlText w:val=""/>
+      <w:lvlJc w:val="left"/>
+      <w:pPr>
+        <w:tabs>
+          <w:tab w:val="num" w:pos="4320"/>
+        </w:tabs>
+        <w:ind w:left="4320" w:hanging="360"/>
+      </w:pPr>
+      <w:rPr>
+        <w:rFonts w:ascii="Wingdings" w:hAnsi="Wingdings" w:hint="default"/>
+        <w:sz w:val="20"/>
+      </w:rPr>
+    </w:lvl>
+    <w:lvl w:ilvl="6" w:tentative="1">
+      <w:start w:val="1"/>
+      <w:numFmt w:val="bullet"/>
+      <w:lvlText w:val=""/>
+      <w:lvlJc w:val="left"/>
+      <w:pPr>
+        <w:tabs>
+          <w:tab w:val="num" w:pos="5040"/>
+        </w:tabs>
+        <w:ind w:left="5040" w:hanging="360"/>
+      </w:pPr>
+      <w:rPr>
+        <w:rFonts w:ascii="Wingdings" w:hAnsi="Wingdings" w:hint="default"/>
+        <w:sz w:val="20"/>
+      </w:rPr>
+    </w:lvl>
+    <w:lvl w:ilvl="7" w:tentative="1">
+      <w:start w:val="1"/>
+      <w:numFmt w:val="bullet"/>
+      <w:lvlText w:val=""/>
+      <w:lvlJc w:val="left"/>
+      <w:pPr>
+        <w:tabs>
+          <w:tab w:val="num" w:pos="5760"/>
+        </w:tabs>
+        <w:ind w:left="5760" w:hanging="360"/>
+      </w:pPr>
+      <w:rPr>
+        <w:rFonts w:ascii="Wingdings" w:hAnsi="Wingdings" w:hint="default"/>
+        <w:sz w:val="20"/>
+      </w:rPr>
+    </w:lvl>
+    <w:lvl w:ilvl="8" w:tentative="1">
+      <w:start w:val="1"/>
+      <w:numFmt w:val="bullet"/>
+      <w:lvlText w:val=""/>
+      <w:lvlJc w:val="left"/>
+      <w:pPr>
+        <w:tabs>
+          <w:tab w:val="num" w:pos="6480"/>
+        </w:tabs>
+        <w:ind w:left="6480" w:hanging="360"/>
+      </w:pPr>
+      <w:rPr>
+        <w:rFonts w:ascii="Wingdings" w:hAnsi="Wingdings" w:hint="default"/>
+        <w:sz w:val="20"/>
+      </w:rPr>
+    </w:lvl>
+  </w:abstractNum>
+  <w:abstractNum w:abstractNumId="47" w15:restartNumberingAfterBreak="0">
     <w:nsid w:val="741B0DEC"/>
     <w:multiLevelType w:val="multilevel"/>
     <w:tmpl w:val="96444B3A"/>
@@ -9901,7 +10311,7 @@
       </w:rPr>
     </w:lvl>
   </w:abstractNum>
-  <w:abstractNum w:abstractNumId="40" w15:restartNumberingAfterBreak="0">
+  <w:abstractNum w:abstractNumId="48" w15:restartNumberingAfterBreak="0">
     <w:nsid w:val="7494183A"/>
     <w:multiLevelType w:val="multilevel"/>
     <w:tmpl w:val="0D3057CE"/>
@@ -10050,7 +10460,7 @@
       </w:rPr>
     </w:lvl>
   </w:abstractNum>
-  <w:abstractNum w:abstractNumId="41" w15:restartNumberingAfterBreak="0">
+  <w:abstractNum w:abstractNumId="49" w15:restartNumberingAfterBreak="0">
     <w:nsid w:val="76C65B29"/>
     <w:multiLevelType w:val="multilevel"/>
     <w:tmpl w:val="FD62579C"/>
@@ -10199,7 +10609,7 @@
       </w:rPr>
     </w:lvl>
   </w:abstractNum>
-  <w:abstractNum w:abstractNumId="42" w15:restartNumberingAfterBreak="0">
+  <w:abstractNum w:abstractNumId="50" w15:restartNumberingAfterBreak="0">
     <w:nsid w:val="78693698"/>
     <w:multiLevelType w:val="multilevel"/>
     <w:tmpl w:val="379CCBDA"/>
@@ -10348,7 +10758,7 @@
       </w:rPr>
     </w:lvl>
   </w:abstractNum>
-  <w:abstractNum w:abstractNumId="43" w15:restartNumberingAfterBreak="0">
+  <w:abstractNum w:abstractNumId="51" w15:restartNumberingAfterBreak="0">
     <w:nsid w:val="7EF56024"/>
     <w:multiLevelType w:val="hybridMultilevel"/>
     <w:tmpl w:val="3C08733C"/>
@@ -10465,112 +10875,112 @@
     <w:abstractNumId w:val="4"/>
   </w:num>
   <w:num w:numId="2" w16cid:durableId="434177398">
-    <w:abstractNumId w:val="40"/>
+    <w:abstractNumId w:val="48"/>
   </w:num>
   <w:num w:numId="3" w16cid:durableId="1995258361">
     <w:abstractNumId w:val="0"/>
   </w:num>
   <w:num w:numId="4" w16cid:durableId="976421846">
-    <w:abstractNumId w:val="19"/>
+    <w:abstractNumId w:val="20"/>
   </w:num>
   <w:num w:numId="5" w16cid:durableId="1073310102">
-    <w:abstractNumId w:val="12"/>
+    <w:abstractNumId w:val="13"/>
   </w:num>
   <w:num w:numId="6" w16cid:durableId="1266695023">
-    <w:abstractNumId w:val="29"/>
+    <w:abstractNumId w:val="34"/>
   </w:num>
   <w:num w:numId="7" w16cid:durableId="1778596092">
     <w:abstractNumId w:val="2"/>
   </w:num>
   <w:num w:numId="8" w16cid:durableId="2135825098">
-    <w:abstractNumId w:val="14"/>
+    <w:abstractNumId w:val="15"/>
   </w:num>
   <w:num w:numId="9" w16cid:durableId="543830226">
-    <w:abstractNumId w:val="37"/>
+    <w:abstractNumId w:val="44"/>
   </w:num>
   <w:num w:numId="10" w16cid:durableId="1304575948">
     <w:abstractNumId w:val="3"/>
   </w:num>
   <w:num w:numId="11" w16cid:durableId="25838567">
-    <w:abstractNumId w:val="28"/>
+    <w:abstractNumId w:val="33"/>
   </w:num>
   <w:num w:numId="12" w16cid:durableId="733511477">
-    <w:abstractNumId w:val="35"/>
+    <w:abstractNumId w:val="42"/>
   </w:num>
   <w:num w:numId="13" w16cid:durableId="1787655674">
     <w:abstractNumId w:val="10"/>
   </w:num>
   <w:num w:numId="14" w16cid:durableId="1178083719">
-    <w:abstractNumId w:val="16"/>
+    <w:abstractNumId w:val="17"/>
   </w:num>
   <w:num w:numId="15" w16cid:durableId="1190265178">
-    <w:abstractNumId w:val="13"/>
+    <w:abstractNumId w:val="14"/>
   </w:num>
   <w:num w:numId="16" w16cid:durableId="2070885535">
     <w:abstractNumId w:val="8"/>
   </w:num>
   <w:num w:numId="17" w16cid:durableId="1357727837">
-    <w:abstractNumId w:val="26"/>
+    <w:abstractNumId w:val="31"/>
   </w:num>
   <w:num w:numId="18" w16cid:durableId="333194697">
-    <w:abstractNumId w:val="42"/>
+    <w:abstractNumId w:val="50"/>
   </w:num>
   <w:num w:numId="19" w16cid:durableId="1116371621">
-    <w:abstractNumId w:val="24"/>
+    <w:abstractNumId w:val="28"/>
   </w:num>
   <w:num w:numId="20" w16cid:durableId="294802266">
-    <w:abstractNumId w:val="34"/>
+    <w:abstractNumId w:val="41"/>
   </w:num>
   <w:num w:numId="21" w16cid:durableId="966551320">
-    <w:abstractNumId w:val="27"/>
+    <w:abstractNumId w:val="32"/>
   </w:num>
   <w:num w:numId="22" w16cid:durableId="1223639000">
+    <w:abstractNumId w:val="22"/>
+  </w:num>
+  <w:num w:numId="23" w16cid:durableId="690375827">
+    <w:abstractNumId w:val="47"/>
+  </w:num>
+  <w:num w:numId="24" w16cid:durableId="122235506">
+    <w:abstractNumId w:val="38"/>
+  </w:num>
+  <w:num w:numId="25" w16cid:durableId="1014529688">
     <w:abstractNumId w:val="21"/>
   </w:num>
-  <w:num w:numId="23" w16cid:durableId="690375827">
-    <w:abstractNumId w:val="39"/>
-  </w:num>
-  <w:num w:numId="24" w16cid:durableId="122235506">
-    <w:abstractNumId w:val="33"/>
-  </w:num>
-  <w:num w:numId="25" w16cid:durableId="1014529688">
-    <w:abstractNumId w:val="20"/>
-  </w:num>
   <w:num w:numId="26" w16cid:durableId="1276137582">
-    <w:abstractNumId w:val="25"/>
+    <w:abstractNumId w:val="30"/>
   </w:num>
   <w:num w:numId="27" w16cid:durableId="1644235863">
-    <w:abstractNumId w:val="31"/>
+    <w:abstractNumId w:val="36"/>
   </w:num>
   <w:num w:numId="28" w16cid:durableId="1772240120">
     <w:abstractNumId w:val="9"/>
   </w:num>
   <w:num w:numId="29" w16cid:durableId="2011979890">
-    <w:abstractNumId w:val="11"/>
+    <w:abstractNumId w:val="12"/>
   </w:num>
   <w:num w:numId="30" w16cid:durableId="1857881490">
-    <w:abstractNumId w:val="23"/>
+    <w:abstractNumId w:val="27"/>
   </w:num>
   <w:num w:numId="31" w16cid:durableId="854341401">
-    <w:abstractNumId w:val="30"/>
+    <w:abstractNumId w:val="35"/>
   </w:num>
   <w:num w:numId="32" w16cid:durableId="1482575197">
-    <w:abstractNumId w:val="38"/>
+    <w:abstractNumId w:val="45"/>
   </w:num>
   <w:num w:numId="33" w16cid:durableId="2095857850">
-    <w:abstractNumId w:val="15"/>
+    <w:abstractNumId w:val="16"/>
   </w:num>
   <w:num w:numId="34" w16cid:durableId="46220279">
-    <w:abstractNumId w:val="32"/>
+    <w:abstractNumId w:val="37"/>
   </w:num>
   <w:num w:numId="35" w16cid:durableId="109512470">
     <w:abstractNumId w:val="6"/>
   </w:num>
   <w:num w:numId="36" w16cid:durableId="863054853">
-    <w:abstractNumId w:val="41"/>
+    <w:abstractNumId w:val="49"/>
   </w:num>
   <w:num w:numId="37" w16cid:durableId="1446149642">
-    <w:abstractNumId w:val="36"/>
+    <w:abstractNumId w:val="43"/>
   </w:num>
   <w:num w:numId="38" w16cid:durableId="1928805216">
     <w:abstractNumId w:val="5"/>
@@ -10579,19 +10989,43 @@
     <w:abstractNumId w:val="1"/>
   </w:num>
   <w:num w:numId="40" w16cid:durableId="1909850293">
-    <w:abstractNumId w:val="18"/>
+    <w:abstractNumId w:val="19"/>
   </w:num>
   <w:num w:numId="41" w16cid:durableId="1815564980">
-    <w:abstractNumId w:val="22"/>
+    <w:abstractNumId w:val="24"/>
   </w:num>
   <w:num w:numId="42" w16cid:durableId="1611863519">
     <w:abstractNumId w:val="7"/>
   </w:num>
   <w:num w:numId="43" w16cid:durableId="1768383985">
-    <w:abstractNumId w:val="17"/>
+    <w:abstractNumId w:val="18"/>
   </w:num>
   <w:num w:numId="44" w16cid:durableId="405759682">
-    <w:abstractNumId w:val="43"/>
+    <w:abstractNumId w:val="51"/>
+  </w:num>
+  <w:num w:numId="45" w16cid:durableId="1012099930">
+    <w:abstractNumId w:val="26"/>
+  </w:num>
+  <w:num w:numId="46" w16cid:durableId="762190846">
+    <w:abstractNumId w:val="11"/>
+  </w:num>
+  <w:num w:numId="47" w16cid:durableId="257105263">
+    <w:abstractNumId w:val="25"/>
+  </w:num>
+  <w:num w:numId="48" w16cid:durableId="1593587481">
+    <w:abstractNumId w:val="29"/>
+  </w:num>
+  <w:num w:numId="49" w16cid:durableId="1920476940">
+    <w:abstractNumId w:val="39"/>
+  </w:num>
+  <w:num w:numId="50" w16cid:durableId="752317283">
+    <w:abstractNumId w:val="23"/>
+  </w:num>
+  <w:num w:numId="51" w16cid:durableId="1290015753">
+    <w:abstractNumId w:val="46"/>
+  </w:num>
+  <w:num w:numId="52" w16cid:durableId="841041846">
+    <w:abstractNumId w:val="40"/>
   </w:num>
   <w:numIdMacAtCleanup w:val="43"/>
 </w:numbering>
